--- a/2251010086_ThaiDoThinh.docx
+++ b/2251010086_ThaiDoThinh.docx
@@ -865,6 +865,15 @@
           <w:sz w:val="28"/>
           <w:lang w:val="en-US"/>
         </w:rPr>
+        <w:t xml:space="preserve">TS. </w:t>
+      </w:r>
+      <w:r>
+        <w:rPr>
+          <w:rFonts w:cs="Times New Roman"/>
+          <w:b/>
+          <w:sz w:val="28"/>
+          <w:lang w:val="en-US"/>
+        </w:rPr>
         <w:t>PHAN TRẦN MINH KHUÊ</w:t>
       </w:r>
     </w:p>
@@ -918,7 +927,7 @@
           <w:b/>
           <w:szCs w:val="26"/>
         </w:rPr>
-        <w:t>TP. HỒ CHÍ MINH, &lt;</w:t>
+        <w:t xml:space="preserve">TP. HỒ CHÍ MINH, </w:t>
       </w:r>
       <w:r>
         <w:rPr>
@@ -928,64 +937,6 @@
           <w:lang w:val="en-US"/>
         </w:rPr>
         <w:t>2025</w:t>
-      </w:r>
-      <w:r>
-        <w:rPr>
-          <w:rFonts w:cs="Times New Roman"/>
-          <w:b/>
-          <w:szCs w:val="26"/>
-        </w:rPr>
-        <w:t>&gt;</w:t>
-      </w:r>
-      <w:r>
-        <w:rPr>
-          <w:rFonts w:cs="Times New Roman"/>
-          <w:b/>
-          <w:szCs w:val="26"/>
-          <w:lang w:val="en-US"/>
-        </w:rPr>
-        <w:t xml:space="preserve"> </w:t>
-      </w:r>
-    </w:p>
-    <w:p>
-      <w:pPr>
-        <w:tabs>
-          <w:tab w:val="center" w:pos="2127"/>
-          <w:tab w:val="center" w:pos="6480"/>
-        </w:tabs>
-        <w:rPr>
-          <w:rFonts w:cs="Times New Roman"/>
-          <w:szCs w:val="24"/>
-        </w:rPr>
-      </w:pPr>
-      <w:r>
-        <w:rPr>
-          <w:rFonts w:cs="Times New Roman"/>
-          <w:b/>
-          <w:szCs w:val="26"/>
-        </w:rPr>
-        <w:lastRenderedPageBreak/>
-        <w:tab/>
-      </w:r>
-    </w:p>
-    <w:p>
-      <w:pPr>
-        <w:tabs>
-          <w:tab w:val="center" w:pos="5812"/>
-        </w:tabs>
-        <w:ind w:left="142"/>
-        <w:jc w:val="both"/>
-        <w:rPr>
-          <w:rFonts w:cs="Times New Roman"/>
-          <w:szCs w:val="24"/>
-        </w:rPr>
-      </w:pPr>
-      <w:r>
-        <w:rPr>
-          <w:rFonts w:cs="Times New Roman"/>
-          <w:szCs w:val="24"/>
-        </w:rPr>
-        <w:tab/>
       </w:r>
     </w:p>
     <w:p>
@@ -1041,42 +992,70 @@
           <w:rFonts w:cs="Times New Roman"/>
           <w:lang w:val="en-US"/>
         </w:rPr>
-        <w:t>Trước tiên, em xin</w:t>
-      </w:r>
-      <w:r>
-        <w:rPr>
-          <w:rFonts w:cs="Times New Roman"/>
-          <w:lang w:val="en-US"/>
-        </w:rPr>
-        <w:t xml:space="preserve"> gửi lời tri ân</w:t>
-      </w:r>
-      <w:r>
-        <w:rPr>
-          <w:rFonts w:cs="Times New Roman"/>
-          <w:lang w:val="en-US"/>
-        </w:rPr>
-        <w:t xml:space="preserve"> đến Ban </w:t>
-      </w:r>
-      <w:r>
-        <w:rPr>
-          <w:rFonts w:cs="Times New Roman"/>
-          <w:lang w:val="en-US"/>
-        </w:rPr>
-        <w:t>Giám hiệu và quý thầy cô Trường Đại học Mở TP.HCM đã tạo điều kiện để em và các bạn sinh viên nói chung, được thử sức bản thân để phân tích nghiên cứu và hoàn thành đồ án ngành này. Em cũng xin gửi lời cảm ơn chân thành đến thầy Phan Trần Minh Khuê đã tận tình gợi ý</w:t>
-      </w:r>
-      <w:r>
-        <w:rPr>
-          <w:rFonts w:cs="Times New Roman"/>
-          <w:lang w:val="en-US"/>
-        </w:rPr>
-        <w:t>, chỉ dẫn</w:t>
-      </w:r>
-      <w:r>
-        <w:rPr>
-          <w:rFonts w:cs="Times New Roman"/>
-          <w:lang w:val="en-US"/>
-        </w:rPr>
-        <w:t>, tạo điều kiện trao đổi đề tài một cách thuận lợi nhất giúp em hoàn thiện được hệ thống. Cuối cùng, em xin cảm ơn đến tất cả mọi người đã đóng góp ý kiến, bổ sung kiến thức để đồ án được được thực hiện và hoàn thành một cách trọn vẹn.</w:t>
+        <w:t>Trong suốt hành trình hoàn thành đồ án tốt nghiệp cũng là những khoảng thời gian cuối cùng trên chặng đường đại học tại Trường Đại học Mở Thành phố Hồ Chí Minh</w:t>
+      </w:r>
+      <w:r>
+        <w:rPr>
+          <w:rFonts w:cs="Times New Roman"/>
+          <w:lang w:val="en-US"/>
+        </w:rPr>
+        <w:t>.</w:t>
+      </w:r>
+      <w:r>
+        <w:rPr>
+          <w:rFonts w:cs="Times New Roman"/>
+          <w:lang w:val="en-US"/>
+        </w:rPr>
+        <w:t xml:space="preserve"> Để có được thành quả như ngày hôm nay là nhờ có sự quan tâm</w:t>
+      </w:r>
+      <w:r>
+        <w:rPr>
+          <w:rFonts w:cs="Times New Roman"/>
+          <w:lang w:val="en-US"/>
+        </w:rPr>
+        <w:t xml:space="preserve">, </w:t>
+      </w:r>
+      <w:r>
+        <w:rPr>
+          <w:rFonts w:cs="Times New Roman"/>
+          <w:lang w:val="en-US"/>
+        </w:rPr>
+        <w:t>động viên đến từ gia đình, sự tận tụy của thầy cô</w:t>
+      </w:r>
+      <w:r>
+        <w:rPr>
+          <w:rFonts w:cs="Times New Roman"/>
+          <w:lang w:val="en-US"/>
+        </w:rPr>
+        <w:t xml:space="preserve"> trong trường</w:t>
+      </w:r>
+      <w:r>
+        <w:rPr>
+          <w:rFonts w:cs="Times New Roman"/>
+          <w:lang w:val="en-US"/>
+        </w:rPr>
+        <w:t xml:space="preserve"> và sự sẻ chia </w:t>
+      </w:r>
+      <w:r>
+        <w:rPr>
+          <w:rFonts w:cs="Times New Roman"/>
+          <w:lang w:val="en-US"/>
+        </w:rPr>
+        <w:t>đến từ</w:t>
+      </w:r>
+      <w:r>
+        <w:rPr>
+          <w:rFonts w:cs="Times New Roman"/>
+          <w:lang w:val="en-US"/>
+        </w:rPr>
+        <w:t xml:space="preserve"> bạn b</w:t>
+      </w:r>
+      <w:r>
+        <w:rPr>
+          <w:rFonts w:cs="Times New Roman"/>
+          <w:lang w:val="en-US"/>
+        </w:rPr>
+        <w:t>è.</w:t>
       </w:r>
     </w:p>
     <w:p>
@@ -1090,6 +1069,13 @@
           <w:lang w:val="en-US"/>
         </w:rPr>
       </w:pPr>
+      <w:r>
+        <w:rPr>
+          <w:rFonts w:cs="Times New Roman"/>
+          <w:lang w:val="en-US"/>
+        </w:rPr>
+        <w:t>Lời đầu tiên, em xin gửi lời cảm ơn sâu sắc và chân thành đến thầy Phan Trần Minh Khuê. Từ những lời hỏi thăm, góp ý vô cùng chân thành về những kiến thức vô cùng quý giá của thầy đã có thể dẫn lối em quà từng giai đoạn của đồ án. Em rất biết ơn với những đóng góp kịp thời và sự kiên nhẫn của thầy trong quá trình em thực hiện đề tài này. Bên cạnh đó em cũng gửi lời cảm ơn đến các thầy cô trong khoa Công nghệ thông tin đã tâm huyết truyền dạy những kiến thức quý giá và bổ ích đến em và các bạn sinh viên nói chung. Đây là một nên tảng vững chắc để em gói lại và đi tiếp trên hành trình sự nghiệp của mình.</w:t>
+      </w:r>
     </w:p>
     <w:p>
       <w:pPr>
@@ -1102,6 +1088,13 @@
           <w:lang w:val="en-US"/>
         </w:rPr>
       </w:pPr>
+      <w:r>
+        <w:rPr>
+          <w:rFonts w:cs="Times New Roman"/>
+          <w:lang w:val="en-US"/>
+        </w:rPr>
+        <w:t>Qua đề tài này, em cũng nhận thấy bản thân còn hạn chế khi phát triển đồ án nên sẽ không tránh khỏi những thiếu sót. Em rất mong nhận được những đóng góp chân thành từ quý thầy cô để có thể hoàn thiện hơn trong tương lai.</w:t>
+      </w:r>
     </w:p>
     <w:p>
       <w:pPr>
@@ -1114,6 +1107,13 @@
           <w:lang w:val="en-US"/>
         </w:rPr>
       </w:pPr>
+      <w:r>
+        <w:rPr>
+          <w:rFonts w:cs="Times New Roman"/>
+          <w:lang w:val="en-US"/>
+        </w:rPr>
+        <w:t>Em xin chân thành cảm ơn.</w:t>
+      </w:r>
     </w:p>
     <w:p>
       <w:pPr>
@@ -1126,6 +1126,13 @@
           <w:lang w:val="en-US"/>
         </w:rPr>
       </w:pPr>
+      <w:r>
+        <w:rPr>
+          <w:rFonts w:cs="Times New Roman"/>
+          <w:lang w:val="en-US"/>
+        </w:rPr>
+        <w:t xml:space="preserve">  </w:t>
+      </w:r>
     </w:p>
     <w:p>
       <w:pPr>
@@ -1201,37 +1208,12 @@
     </w:p>
     <w:p>
       <w:pPr>
-        <w:spacing w:after="200" w:line="276" w:lineRule="auto"/>
-        <w:rPr>
-          <w:rFonts w:cs="Times New Roman"/>
-          <w:lang w:val="en-US"/>
-        </w:rPr>
-      </w:pPr>
-    </w:p>
-    <w:p>
-      <w:pPr>
-        <w:spacing w:after="200" w:line="276" w:lineRule="auto"/>
-        <w:rPr>
-          <w:rFonts w:cs="Times New Roman"/>
-          <w:lang w:val="en-US"/>
-        </w:rPr>
-      </w:pPr>
-    </w:p>
-    <w:p>
-      <w:pPr>
-        <w:spacing w:after="200" w:line="276" w:lineRule="auto"/>
-        <w:rPr>
-          <w:rFonts w:cs="Times New Roman"/>
-          <w:b/>
-        </w:rPr>
-      </w:pPr>
-    </w:p>
-    <w:p>
-      <w:pPr>
-        <w:spacing w:after="200" w:line="276" w:lineRule="auto"/>
-        <w:rPr>
-          <w:rFonts w:cs="Times New Roman"/>
-          <w:b/>
+        <w:tabs>
+          <w:tab w:val="left" w:pos="142"/>
+          <w:tab w:val="right" w:leader="dot" w:pos="8789"/>
+        </w:tabs>
+        <w:rPr>
+          <w:rFonts w:cs="Times New Roman"/>
           <w:lang w:val="en-US"/>
         </w:rPr>
       </w:pPr>
@@ -1239,6 +1221,7 @@
     <w:p>
       <w:pPr>
         <w:pStyle w:val="SECTION"/>
+        <w:jc w:val="left"/>
         <w:rPr>
           <w:rFonts w:cs="Times New Roman"/>
         </w:rPr>
@@ -1695,14 +1678,49 @@
           <w:rFonts w:cs="Times New Roman"/>
           <w:lang w:val="en-US"/>
         </w:rPr>
-        <w:t xml:space="preserve">Đề tài “Hệ thống tìm việc làm” hướng đến việc xây dụng một hệ thống giúp kết nối người tìm việc và nhà tuyển dụng trên nền tảng web. Hệ thống phát triển với kiến trúc đa dạng gồm: phần máy chủ (Spring Boot), giao diện người dùng (ReactJS) và cơ sở dữ liệu (MySQL). Với các chức năng chính của hệ thống bao gồm: đăng ký/ đăng nhập tài khoản, tạo hồ sơ cá nhân, </w:t>
-      </w:r>
-      <w:r>
-        <w:rPr>
-          <w:rFonts w:cs="Times New Roman"/>
-          <w:lang w:val="en-US"/>
-        </w:rPr>
-        <w:t>đăng và quản lý tin tuyển dụng, tìm kiếm công việc, ứng tuyển, lưu công việc yêu thích và theo dõi nhà tuyển dụng. Để bảo mật và phân quyền, hệ thống sử dụng JSON Web Token (JWT) để xác thực các API. Kết quả đạt được là hệ thống hoàn chỉnh các chức năng cơ bản như trên, hoạt động ổn định trong môi trường test. Tất cả các mục tiêu ban đầu của đề tài đều được đảm bảo, hệ thống cung cấp trải nghiệm trực quan cho người dùng.</w:t>
+        <w:t xml:space="preserve">Đề tài “Hệ thống tìm việc làm” </w:t>
+      </w:r>
+      <w:r>
+        <w:rPr>
+          <w:rFonts w:cs="Times New Roman"/>
+          <w:lang w:val="en-US"/>
+        </w:rPr>
+        <w:t>được phát triển nhằm xây dụng một hệ thống</w:t>
+      </w:r>
+      <w:r>
+        <w:rPr>
+          <w:rFonts w:cs="Times New Roman"/>
+          <w:lang w:val="en-US"/>
+        </w:rPr>
+        <w:t xml:space="preserve"> đơn giản nhưng vẫn hiện đại với mục tiêu cốt </w:t>
+      </w:r>
+      <w:r>
+        <w:rPr>
+          <w:rFonts w:cs="Times New Roman"/>
+          <w:lang w:val="en-US"/>
+        </w:rPr>
+        <w:t>lõi</w:t>
+      </w:r>
+      <w:r>
+        <w:rPr>
+          <w:rFonts w:cs="Times New Roman"/>
+          <w:lang w:val="en-US"/>
+        </w:rPr>
+        <w:t xml:space="preserve"> là xây dựng cầu nối hiệu quả giũa nhà tuyển dụng và các ứng viên tiềm n</w:t>
+      </w:r>
+      <w:r>
+        <w:rPr>
+          <w:rFonts w:cs="Times New Roman"/>
+          <w:lang w:val="en-US"/>
+        </w:rPr>
+        <w:t>ăng</w:t>
+      </w:r>
+      <w:r>
+        <w:rPr>
+          <w:rFonts w:cs="Times New Roman"/>
+          <w:lang w:val="en-US"/>
+        </w:rPr>
+        <w:t>.</w:t>
       </w:r>
     </w:p>
     <w:p>
@@ -1717,136 +1735,316 @@
       <w:r>
         <w:rPr>
           <w:rFonts w:cs="Times New Roman"/>
+          <w:lang w:val="en-US"/>
+        </w:rPr>
+        <w:t>Về mặt kỹ thuật, h</w:t>
+      </w:r>
+      <w:r>
+        <w:rPr>
+          <w:rFonts w:cs="Times New Roman"/>
+          <w:lang w:val="en-US"/>
+        </w:rPr>
+        <w:t xml:space="preserve">ệ thống phát triển với kiến trúc đa dạng gồm: phần máy chủ </w:t>
+      </w:r>
+      <w:r>
+        <w:rPr>
+          <w:rFonts w:cs="Times New Roman"/>
           <w:b/>
           <w:bCs/>
           <w:lang w:val="en-US"/>
         </w:rPr>
-        <w:t>Từ khoá:</w:t>
-      </w:r>
-      <w:r>
-        <w:rPr>
-          <w:rFonts w:cs="Times New Roman"/>
-          <w:lang w:val="en-US"/>
-        </w:rPr>
-        <w:t xml:space="preserve"> Spring Boot, ReactJS, MySQL, JWT, hệ thống tìm việc.</w:t>
-      </w:r>
-    </w:p>
-    <w:p>
-      <w:pPr>
-        <w:spacing w:after="200" w:line="276" w:lineRule="auto"/>
-        <w:rPr>
-          <w:rFonts w:cs="Times New Roman"/>
-          <w:lang w:val="en-US"/>
-        </w:rPr>
-      </w:pPr>
-    </w:p>
-    <w:p>
-      <w:pPr>
-        <w:spacing w:after="200" w:line="276" w:lineRule="auto"/>
-        <w:rPr>
-          <w:rFonts w:cs="Times New Roman"/>
-          <w:lang w:val="en-US"/>
-        </w:rPr>
-      </w:pPr>
-    </w:p>
-    <w:p>
-      <w:pPr>
-        <w:spacing w:after="200" w:line="276" w:lineRule="auto"/>
-        <w:rPr>
-          <w:rFonts w:cs="Times New Roman"/>
-          <w:lang w:val="en-US"/>
-        </w:rPr>
-      </w:pPr>
-    </w:p>
-    <w:p>
-      <w:pPr>
-        <w:spacing w:after="200" w:line="276" w:lineRule="auto"/>
-        <w:rPr>
-          <w:rFonts w:cs="Times New Roman"/>
-          <w:lang w:val="en-US"/>
-        </w:rPr>
-      </w:pPr>
-    </w:p>
-    <w:p>
-      <w:pPr>
-        <w:spacing w:after="200" w:line="276" w:lineRule="auto"/>
-        <w:rPr>
-          <w:rFonts w:cs="Times New Roman"/>
-          <w:lang w:val="en-US"/>
-        </w:rPr>
-      </w:pPr>
-    </w:p>
-    <w:p>
-      <w:pPr>
-        <w:spacing w:after="200" w:line="276" w:lineRule="auto"/>
-        <w:rPr>
-          <w:rFonts w:cs="Times New Roman"/>
-          <w:lang w:val="en-US"/>
-        </w:rPr>
-      </w:pPr>
-    </w:p>
-    <w:p>
-      <w:pPr>
-        <w:spacing w:after="200" w:line="276" w:lineRule="auto"/>
-        <w:rPr>
-          <w:rFonts w:cs="Times New Roman"/>
-          <w:lang w:val="en-US"/>
-        </w:rPr>
-      </w:pPr>
-    </w:p>
-    <w:p>
-      <w:pPr>
-        <w:spacing w:after="200" w:line="276" w:lineRule="auto"/>
-        <w:rPr>
-          <w:rFonts w:cs="Times New Roman"/>
-          <w:lang w:val="en-US"/>
-        </w:rPr>
-      </w:pPr>
-    </w:p>
-    <w:p>
-      <w:pPr>
-        <w:spacing w:after="200" w:line="276" w:lineRule="auto"/>
-        <w:rPr>
-          <w:rFonts w:cs="Times New Roman"/>
-          <w:lang w:val="en-US"/>
-        </w:rPr>
-      </w:pPr>
-    </w:p>
-    <w:p>
-      <w:pPr>
-        <w:spacing w:after="200" w:line="276" w:lineRule="auto"/>
-        <w:rPr>
-          <w:rFonts w:cs="Times New Roman"/>
-          <w:lang w:val="en-US"/>
-        </w:rPr>
-      </w:pPr>
-    </w:p>
-    <w:p>
-      <w:pPr>
-        <w:spacing w:after="200" w:line="276" w:lineRule="auto"/>
-        <w:rPr>
-          <w:rFonts w:cs="Times New Roman"/>
-          <w:lang w:val="en-US"/>
-        </w:rPr>
-      </w:pPr>
-    </w:p>
-    <w:p>
-      <w:pPr>
-        <w:spacing w:after="200" w:line="276" w:lineRule="auto"/>
-        <w:rPr>
-          <w:rFonts w:cs="Times New Roman"/>
-          <w:lang w:val="en-US"/>
-        </w:rPr>
-      </w:pPr>
-    </w:p>
-    <w:p>
-      <w:pPr>
-        <w:spacing w:after="200" w:line="276" w:lineRule="auto"/>
-        <w:rPr>
-          <w:rFonts w:cs="Times New Roman"/>
-          <w:lang w:val="en-US"/>
-        </w:rPr>
-      </w:pPr>
+        <w:t>(Spring Boot)</w:t>
+      </w:r>
+      <w:r>
+        <w:rPr>
+          <w:rFonts w:cs="Times New Roman"/>
+          <w:lang w:val="en-US"/>
+        </w:rPr>
+        <w:t xml:space="preserve">, giao diện người dùng </w:t>
+      </w:r>
+      <w:r>
+        <w:rPr>
+          <w:rFonts w:cs="Times New Roman"/>
+          <w:b/>
+          <w:bCs/>
+          <w:lang w:val="en-US"/>
+        </w:rPr>
+        <w:t>(ReactJS)</w:t>
+      </w:r>
+      <w:r>
+        <w:rPr>
+          <w:rFonts w:cs="Times New Roman"/>
+          <w:lang w:val="en-US"/>
+        </w:rPr>
+        <w:t>. Đ</w:t>
+      </w:r>
+      <w:r>
+        <w:rPr>
+          <w:rFonts w:cs="Times New Roman"/>
+          <w:lang w:val="en-US"/>
+        </w:rPr>
+        <w:t xml:space="preserve">ây là một sự kết hợp mạnh </w:t>
+      </w:r>
+      <w:r>
+        <w:rPr>
+          <w:rFonts w:cs="Times New Roman"/>
+          <w:lang w:val="en-US"/>
+        </w:rPr>
+        <w:t>mẽ</w:t>
+      </w:r>
+      <w:r>
+        <w:rPr>
+          <w:rFonts w:cs="Times New Roman"/>
+          <w:lang w:val="en-US"/>
+        </w:rPr>
+        <w:t xml:space="preserve"> để đảm bảo hiệu suất cao và giao diện thân thiện với người dùng</w:t>
+      </w:r>
+      <w:r>
+        <w:rPr>
+          <w:rFonts w:cs="Times New Roman"/>
+          <w:lang w:val="en-US"/>
+        </w:rPr>
+        <w:t>.</w:t>
+      </w:r>
+      <w:r>
+        <w:rPr>
+          <w:rFonts w:cs="Times New Roman"/>
+          <w:lang w:val="en-US"/>
+        </w:rPr>
+        <w:t xml:space="preserve"> </w:t>
+      </w:r>
+      <w:r>
+        <w:rPr>
+          <w:rFonts w:cs="Times New Roman"/>
+          <w:lang w:val="en-US"/>
+        </w:rPr>
+        <w:t>C</w:t>
+      </w:r>
+      <w:r>
+        <w:rPr>
+          <w:rFonts w:cs="Times New Roman"/>
+          <w:lang w:val="en-US"/>
+        </w:rPr>
+        <w:t xml:space="preserve">ơ sở dữ liệu </w:t>
+      </w:r>
+      <w:r>
+        <w:rPr>
+          <w:rFonts w:cs="Times New Roman"/>
+          <w:b/>
+          <w:bCs/>
+          <w:lang w:val="en-US"/>
+        </w:rPr>
+        <w:t>(MySQL)</w:t>
+      </w:r>
+      <w:r>
+        <w:rPr>
+          <w:rFonts w:cs="Times New Roman"/>
+          <w:lang w:val="en-US"/>
+        </w:rPr>
+        <w:t xml:space="preserve"> </w:t>
+      </w:r>
+      <w:r>
+        <w:rPr>
+          <w:rFonts w:cs="Times New Roman"/>
+          <w:lang w:val="en-US"/>
+        </w:rPr>
+        <w:t>đảm bảo tính toàn vẹn, ổn định và truy vấn dữ liệu một cách hiệu quả</w:t>
+      </w:r>
+      <w:r>
+        <w:rPr>
+          <w:rFonts w:cs="Times New Roman"/>
+          <w:lang w:val="en-US"/>
+        </w:rPr>
+        <w:t>.</w:t>
+      </w:r>
+      <w:r>
+        <w:rPr>
+          <w:rFonts w:cs="Times New Roman"/>
+          <w:lang w:val="en-US"/>
+        </w:rPr>
+        <w:t xml:space="preserve"> Thay vì chạy theo số lượng tính năng, tôi tập trung vào chất lượng xây </w:t>
+      </w:r>
+      <w:r>
+        <w:rPr>
+          <w:rFonts w:cs="Times New Roman"/>
+          <w:lang w:val="en-US"/>
+        </w:rPr>
+        <w:t>dựng</w:t>
+      </w:r>
+      <w:r>
+        <w:rPr>
+          <w:rFonts w:cs="Times New Roman"/>
+          <w:lang w:val="en-US"/>
+        </w:rPr>
+        <w:t xml:space="preserve"> các chức năng cốt </w:t>
+      </w:r>
+      <w:r>
+        <w:rPr>
+          <w:rFonts w:cs="Times New Roman"/>
+          <w:lang w:val="en-US"/>
+        </w:rPr>
+        <w:t>lõi</w:t>
+      </w:r>
+      <w:r>
+        <w:rPr>
+          <w:rFonts w:cs="Times New Roman"/>
+          <w:lang w:val="en-US"/>
+        </w:rPr>
+        <w:t xml:space="preserve"> từ </w:t>
+      </w:r>
+      <w:r>
+        <w:rPr>
+          <w:rFonts w:cs="Times New Roman"/>
+          <w:lang w:val="en-US"/>
+        </w:rPr>
+        <w:t xml:space="preserve">đăng ký/ đăng nhập tài khoản, tạo hồ sơ cá nhân, tìm kiếm </w:t>
+      </w:r>
+      <w:r>
+        <w:rPr>
+          <w:rFonts w:cs="Times New Roman"/>
+          <w:lang w:val="en-US"/>
+        </w:rPr>
+        <w:t xml:space="preserve">đến ứng tuyển một cách trực quan và hiệu quả nhất. </w:t>
+      </w:r>
+      <w:r>
+        <w:rPr>
+          <w:rFonts w:cs="Times New Roman"/>
+          <w:lang w:val="en-US"/>
+        </w:rPr>
+        <w:t xml:space="preserve">Để bảo mật và phân quyền, hệ thống sử dụng </w:t>
+      </w:r>
+      <w:r>
+        <w:rPr>
+          <w:rFonts w:cs="Times New Roman"/>
+          <w:b/>
+          <w:bCs/>
+          <w:lang w:val="en-US"/>
+        </w:rPr>
+        <w:t>JSON Web Token (JWT)</w:t>
+      </w:r>
+      <w:r>
+        <w:rPr>
+          <w:rFonts w:cs="Times New Roman"/>
+          <w:lang w:val="en-US"/>
+        </w:rPr>
+        <w:t xml:space="preserve"> xác thực các </w:t>
+      </w:r>
+      <w:r>
+        <w:rPr>
+          <w:rFonts w:cs="Times New Roman"/>
+          <w:b/>
+          <w:bCs/>
+          <w:lang w:val="en-US"/>
+        </w:rPr>
+        <w:t>API</w:t>
+      </w:r>
+      <w:r>
+        <w:rPr>
+          <w:rFonts w:cs="Times New Roman"/>
+          <w:lang w:val="en-US"/>
+        </w:rPr>
+        <w:t xml:space="preserve">, </w:t>
+      </w:r>
+      <w:r>
+        <w:rPr>
+          <w:rFonts w:cs="Times New Roman"/>
+        </w:rPr>
+        <w:t>qua đó đảm bảo rằng mọi yêu cầu gửi đến máy chủ đều được xác thực an toàn và chỉ những người dùng có quyền mới có thể truy cập vào các tài nguyên tương ứng.</w:t>
+      </w:r>
+    </w:p>
+    <w:p>
+      <w:pPr>
+        <w:spacing w:after="200"/>
+        <w:jc w:val="both"/>
+        <w:rPr>
+          <w:rFonts w:cs="Times New Roman"/>
+          <w:lang w:val="en-US"/>
+        </w:rPr>
+      </w:pPr>
+      <w:r>
+        <w:rPr>
+          <w:rFonts w:cs="Times New Roman"/>
+          <w:lang w:val="en-US"/>
+        </w:rPr>
+        <w:t xml:space="preserve">Đặc biệt, tôi đã tích hợp </w:t>
+      </w:r>
+      <w:r>
+        <w:rPr>
+          <w:rFonts w:cs="Times New Roman"/>
+          <w:b/>
+          <w:bCs/>
+          <w:lang w:val="en-US"/>
+        </w:rPr>
+        <w:t>trí tuệ nhân tạo (AI)</w:t>
+      </w:r>
+      <w:r>
+        <w:rPr>
+          <w:rFonts w:cs="Times New Roman"/>
+          <w:lang w:val="en-US"/>
+        </w:rPr>
+        <w:t xml:space="preserve"> vào hệ thống, </w:t>
+      </w:r>
+      <w:r>
+        <w:rPr>
+          <w:rFonts w:cs="Times New Roman"/>
+          <w:b/>
+          <w:bCs/>
+          <w:lang w:val="en-US"/>
+        </w:rPr>
+        <w:t>AI</w:t>
+      </w:r>
+      <w:r>
+        <w:rPr>
+          <w:rFonts w:cs="Times New Roman"/>
+          <w:lang w:val="en-US"/>
+        </w:rPr>
+        <w:t xml:space="preserve"> sẽ phân tích và đưa ra những gợi ý chuyên sâu, giúp người dùng tối ưu hóa hồ sơ tạo điểm sáng trong mắt các nhà tuyển dụng</w:t>
+      </w:r>
+      <w:r>
+        <w:rPr>
+          <w:rFonts w:cs="Times New Roman"/>
+          <w:lang w:val="en-US"/>
+        </w:rPr>
+        <w:t>. Ngoài ra, chức năng luyện tập phỏng vấn giúp người dùng</w:t>
+      </w:r>
+      <w:r>
+        <w:rPr>
+          <w:rFonts w:cs="Times New Roman"/>
+          <w:lang w:val="en-US"/>
+        </w:rPr>
+        <w:t xml:space="preserve"> nâng cao sự tự tin và kỹ năng phản xạ trước các câu hỏi phỏng vấn thực tế. Sẽ là</w:t>
+      </w:r>
+      <w:r>
+        <w:rPr>
+          <w:rFonts w:cs="Times New Roman"/>
+          <w:lang w:val="en-US"/>
+        </w:rPr>
+        <w:t xml:space="preserve"> một nền tảng vững chắc để bước vào con đường tìm việc hiệu quả, thành công nhất.</w:t>
+      </w:r>
+    </w:p>
+    <w:p>
+      <w:pPr>
+        <w:spacing w:after="200"/>
+        <w:jc w:val="both"/>
+        <w:rPr>
+          <w:rFonts w:cs="Times New Roman"/>
+          <w:lang w:val="en-US"/>
+        </w:rPr>
+      </w:pPr>
+      <w:r>
+        <w:rPr>
+          <w:rFonts w:cs="Times New Roman"/>
+          <w:lang w:val="en-US"/>
+        </w:rPr>
+        <w:t>Kết quả đạt được là</w:t>
+      </w:r>
+      <w:r>
+        <w:rPr>
+          <w:rFonts w:cs="Times New Roman"/>
+          <w:lang w:val="en-US"/>
+        </w:rPr>
+        <w:t xml:space="preserve"> một nền tảng tìm việc làm tối giản và hiện đại, giúp cải thiện sự rối rắm thường thấy ở các trang web tuyển dụng hiện nay. Đây là một hệ thống mở có thể ứng dụng cho tất cả mọi người, trọng điểm là các bạn sinh viên mới ra trường đang có nhu cầu muốn tìm kiếm một bước tiến mới trong sự nghiệp.</w:t>
+      </w:r>
     </w:p>
     <w:p>
       <w:pPr>
@@ -1907,6 +2105,7 @@
         <w:rPr>
           <w:rFonts w:cs="Times New Roman"/>
         </w:rPr>
+        <w:lastRenderedPageBreak/>
         <w:t>ABSTRACT</w:t>
       </w:r>
       <w:bookmarkEnd w:id="10"/>
@@ -1920,18 +2119,20 @@
     <w:p>
       <w:pPr>
         <w:pStyle w:val="SECTION"/>
-        <w:rPr>
-          <w:rFonts w:cs="Times New Roman"/>
-        </w:rPr>
-      </w:pPr>
-    </w:p>
-    <w:p>
-      <w:pPr>
-        <w:spacing w:after="200"/>
         <w:jc w:val="both"/>
         <w:rPr>
           <w:rFonts w:cs="Times New Roman"/>
+        </w:rPr>
+      </w:pPr>
+    </w:p>
+    <w:p>
+      <w:pPr>
+        <w:spacing w:after="200" w:line="276" w:lineRule="auto"/>
+        <w:jc w:val="both"/>
+        <w:rPr>
+          <w:rFonts w:cs="Times New Roman"/>
           <w:bCs/>
+          <w:kern w:val="26"/>
           <w:lang w:val="en-US"/>
         </w:rPr>
       </w:pPr>
@@ -1939,18 +2140,20 @@
         <w:rPr>
           <w:rFonts w:cs="Times New Roman"/>
           <w:bCs/>
-          <w:lang w:val="en-US"/>
-        </w:rPr>
-        <w:t>The Job Search System project was done with the purpose of building a website where job seekers and employers can connect. The system is built with three main parts: backend using Spring Boot, frontend with ReactJS, and MySQL as the database.</w:t>
-      </w:r>
-    </w:p>
-    <w:p>
-      <w:pPr>
-        <w:spacing w:after="200"/>
+          <w:kern w:val="26"/>
+          <w:lang w:val="en-US"/>
+        </w:rPr>
+        <w:t>The topic “Job Search System” is developed to build a simple but modern system with the core goal of building an effective bridge between employers and potential candidates.</w:t>
+      </w:r>
+    </w:p>
+    <w:p>
+      <w:pPr>
+        <w:spacing w:after="200" w:line="276" w:lineRule="auto"/>
         <w:jc w:val="both"/>
         <w:rPr>
           <w:rFonts w:cs="Times New Roman"/>
           <w:bCs/>
+          <w:kern w:val="26"/>
           <w:lang w:val="en-US"/>
         </w:rPr>
       </w:pPr>
@@ -1958,18 +2161,110 @@
         <w:rPr>
           <w:rFonts w:cs="Times New Roman"/>
           <w:bCs/>
-          <w:lang w:val="en-US"/>
-        </w:rPr>
-        <w:t>The features that were implemented include: account registration and login, creating and editing user profiles, posting and managing jobs for employers, searching and applying for jobs for candidates. The system also allows saving favorite jobs and following employers. To make sure users are authenticated and roles are managed, the project uses JWT.</w:t>
-      </w:r>
-    </w:p>
-    <w:p>
-      <w:pPr>
-        <w:spacing w:after="200"/>
+          <w:kern w:val="26"/>
+          <w:lang w:val="en-US"/>
+        </w:rPr>
+        <w:t xml:space="preserve">Technically, the system is developed with a diverse architecture including: server </w:t>
+      </w:r>
+      <w:r>
+        <w:rPr>
+          <w:rFonts w:cs="Times New Roman"/>
+          <w:b/>
+          <w:kern w:val="26"/>
+          <w:lang w:val="en-US"/>
+        </w:rPr>
+        <w:t>(Spring Boot)</w:t>
+      </w:r>
+      <w:r>
+        <w:rPr>
+          <w:rFonts w:cs="Times New Roman"/>
+          <w:bCs/>
+          <w:kern w:val="26"/>
+          <w:lang w:val="en-US"/>
+        </w:rPr>
+        <w:t xml:space="preserve">, user interface </w:t>
+      </w:r>
+      <w:r>
+        <w:rPr>
+          <w:rFonts w:cs="Times New Roman"/>
+          <w:b/>
+          <w:kern w:val="26"/>
+          <w:lang w:val="en-US"/>
+        </w:rPr>
+        <w:t>(ReactJS)</w:t>
+      </w:r>
+      <w:r>
+        <w:rPr>
+          <w:rFonts w:cs="Times New Roman"/>
+          <w:bCs/>
+          <w:kern w:val="26"/>
+          <w:lang w:val="en-US"/>
+        </w:rPr>
+        <w:t xml:space="preserve">. This is a powerful combination to ensure high performance and user-friendly interface. The database </w:t>
+      </w:r>
+      <w:r>
+        <w:rPr>
+          <w:rFonts w:cs="Times New Roman"/>
+          <w:b/>
+          <w:kern w:val="26"/>
+          <w:lang w:val="en-US"/>
+        </w:rPr>
+        <w:t>(MySQL)</w:t>
+      </w:r>
+      <w:r>
+        <w:rPr>
+          <w:rFonts w:cs="Times New Roman"/>
+          <w:bCs/>
+          <w:kern w:val="26"/>
+          <w:lang w:val="en-US"/>
+        </w:rPr>
+        <w:t xml:space="preserve"> ensures integrity, stability and efficient data querying. Instead of chasing the number of features, I focus on the quality of building core functions from account registration/login, creating personal profile, searching to applying in the most intuitive and effective way. For security and authorization, the system uses </w:t>
+      </w:r>
+      <w:r>
+        <w:rPr>
+          <w:rFonts w:cs="Times New Roman"/>
+          <w:b/>
+          <w:kern w:val="26"/>
+          <w:lang w:val="en-US"/>
+        </w:rPr>
+        <w:t>JSON Web Token (JWT)</w:t>
+      </w:r>
+      <w:r>
+        <w:rPr>
+          <w:rFonts w:cs="Times New Roman"/>
+          <w:bCs/>
+          <w:kern w:val="26"/>
+          <w:lang w:val="en-US"/>
+        </w:rPr>
+        <w:t xml:space="preserve"> to authenticate </w:t>
+      </w:r>
+      <w:r>
+        <w:rPr>
+          <w:rFonts w:cs="Times New Roman"/>
+          <w:b/>
+          <w:kern w:val="26"/>
+          <w:lang w:val="en-US"/>
+        </w:rPr>
+        <w:t>APIs</w:t>
+      </w:r>
+      <w:r>
+        <w:rPr>
+          <w:rFonts w:cs="Times New Roman"/>
+          <w:bCs/>
+          <w:kern w:val="26"/>
+          <w:lang w:val="en-US"/>
+        </w:rPr>
+        <w:t>, thereby ensuring that all requests sent to the server are securely authenticated and only authorized users can access the corresponding resources.</w:t>
+      </w:r>
+    </w:p>
+    <w:p>
+      <w:pPr>
+        <w:spacing w:after="200" w:line="276" w:lineRule="auto"/>
         <w:jc w:val="both"/>
         <w:rPr>
           <w:rFonts w:cs="Times New Roman"/>
           <w:bCs/>
+          <w:kern w:val="26"/>
           <w:lang w:val="en-US"/>
         </w:rPr>
       </w:pPr>
@@ -1977,68 +2272,67 @@
         <w:rPr>
           <w:rFonts w:cs="Times New Roman"/>
           <w:bCs/>
-          <w:lang w:val="en-US"/>
-        </w:rPr>
-        <w:t>In the testing phase, the system ran in a stable way and met the main goals set at the beginning. Users were able to create accounts, post jobs, and send applications without problems. Overall, the project finished the planned functions and can be improved further when moving to real deployment</w:t>
-      </w:r>
-    </w:p>
-    <w:p>
-      <w:pPr>
-        <w:spacing w:after="200"/>
+          <w:kern w:val="26"/>
+          <w:lang w:val="en-US"/>
+        </w:rPr>
+        <w:t xml:space="preserve">In particular, I have integrated </w:t>
+      </w:r>
+      <w:r>
+        <w:rPr>
+          <w:rFonts w:cs="Times New Roman"/>
+          <w:b/>
+          <w:kern w:val="26"/>
+          <w:lang w:val="en-US"/>
+        </w:rPr>
+        <w:t>artificial intelligence (AI</w:t>
+      </w:r>
+      <w:r>
+        <w:rPr>
+          <w:rFonts w:cs="Times New Roman"/>
+          <w:bCs/>
+          <w:kern w:val="26"/>
+          <w:lang w:val="en-US"/>
+        </w:rPr>
+        <w:t xml:space="preserve">) into the system, </w:t>
+      </w:r>
+      <w:r>
+        <w:rPr>
+          <w:rFonts w:cs="Times New Roman"/>
+          <w:b/>
+          <w:kern w:val="26"/>
+          <w:lang w:val="en-US"/>
+        </w:rPr>
+        <w:t>AI</w:t>
+      </w:r>
+      <w:r>
+        <w:rPr>
+          <w:rFonts w:cs="Times New Roman"/>
+          <w:bCs/>
+          <w:kern w:val="26"/>
+          <w:lang w:val="en-US"/>
+        </w:rPr>
+        <w:t xml:space="preserve"> will analyze and give in-depth suggestions, helping users optimize their profiles to create highlights in the eyes of recruiters. In addition, the interview practice function helps users improve their confidence and reflex skills in response to real interview questions. It will be a solid foundation for entering the most effective and successful job search path.</w:t>
+      </w:r>
+    </w:p>
+    <w:p>
+      <w:pPr>
+        <w:spacing w:after="200" w:line="276" w:lineRule="auto"/>
         <w:jc w:val="both"/>
         <w:rPr>
           <w:rFonts w:cs="Times New Roman"/>
+          <w:b/>
+          <w:lang w:val="en-US"/>
+        </w:rPr>
+      </w:pPr>
+      <w:r>
+        <w:rPr>
+          <w:rFonts w:cs="Times New Roman"/>
           <w:bCs/>
-          <w:lang w:val="en-US"/>
-        </w:rPr>
-      </w:pPr>
-      <w:r>
-        <w:rPr>
-          <w:rFonts w:cs="Times New Roman"/>
-          <w:b/>
-          <w:lang w:val="en-US"/>
-        </w:rPr>
-        <w:t>Keywords</w:t>
-      </w:r>
-      <w:r>
-        <w:rPr>
-          <w:rFonts w:cs="Times New Roman"/>
-          <w:b/>
-          <w:lang w:val="en-US"/>
-        </w:rPr>
-        <w:t xml:space="preserve">: </w:t>
-      </w:r>
-      <w:r>
-        <w:rPr>
-          <w:rFonts w:cs="Times New Roman"/>
-          <w:lang w:val="en-US"/>
-        </w:rPr>
-        <w:t xml:space="preserve">Spring Boot, ReactJS, MySQL, JWT, </w:t>
-      </w:r>
-      <w:r>
-        <w:rPr>
-          <w:rFonts w:cs="Times New Roman"/>
-          <w:lang w:val="en-US"/>
-        </w:rPr>
-        <w:t>job search system</w:t>
-      </w:r>
-      <w:r>
-        <w:rPr>
-          <w:rFonts w:cs="Times New Roman"/>
-          <w:lang w:val="en-US"/>
-        </w:rPr>
-        <w:t>.</w:t>
-      </w:r>
-    </w:p>
-    <w:p>
-      <w:pPr>
-        <w:spacing w:after="200" w:line="276" w:lineRule="auto"/>
-        <w:rPr>
-          <w:rFonts w:cs="Times New Roman"/>
-          <w:b/>
-          <w:lang w:val="en-US"/>
-        </w:rPr>
-      </w:pPr>
+          <w:kern w:val="26"/>
+          <w:lang w:val="en-US"/>
+        </w:rPr>
+        <w:t>The result is a minimalist and modern job search platform, helping to improve the confusion often found on current recruitment websites. This is an open system that can be applied to everyone, focusing on new graduates who are looking for a new step in their career.</w:t>
+      </w:r>
       <w:r>
         <w:rPr>
           <w:rFonts w:cs="Times New Roman"/>
@@ -2116,7 +2410,23 @@
             <w:rFonts w:cs="Times New Roman"/>
             <w:noProof/>
           </w:rPr>
-          <w:t>LỜI CẢM ƠN</w:t>
+          <w:t xml:space="preserve">LỜI CẢM </w:t>
+        </w:r>
+        <w:r>
+          <w:rPr>
+            <w:rStyle w:val="Hyperlink"/>
+            <w:rFonts w:cs="Times New Roman"/>
+            <w:noProof/>
+          </w:rPr>
+          <w:t>Ơ</w:t>
+        </w:r>
+        <w:r>
+          <w:rPr>
+            <w:rStyle w:val="Hyperlink"/>
+            <w:rFonts w:cs="Times New Roman"/>
+            <w:noProof/>
+          </w:rPr>
+          <w:t>N</w:t>
         </w:r>
         <w:r>
           <w:rPr>
@@ -2432,31 +2742,7 @@
             <w:rFonts w:cs="Times New Roman"/>
             <w:noProof/>
           </w:rPr>
-          <w:t xml:space="preserve">DANH MỤC </w:t>
-        </w:r>
-        <w:r>
-          <w:rPr>
-            <w:rStyle w:val="Hyperlink"/>
-            <w:rFonts w:cs="Times New Roman"/>
-            <w:noProof/>
-          </w:rPr>
-          <w:t>T</w:t>
-        </w:r>
-        <w:r>
-          <w:rPr>
-            <w:rStyle w:val="Hyperlink"/>
-            <w:rFonts w:cs="Times New Roman"/>
-            <w:noProof/>
-          </w:rPr>
-          <w:t>Ừ</w:t>
-        </w:r>
-        <w:r>
-          <w:rPr>
-            <w:rStyle w:val="Hyperlink"/>
-            <w:rFonts w:cs="Times New Roman"/>
-            <w:noProof/>
-          </w:rPr>
-          <w:t xml:space="preserve"> VIẾT TẮT</w:t>
+          <w:t>DANH MỤC TỪ VIẾT TẮT</w:t>
         </w:r>
         <w:r>
           <w:rPr>
@@ -2794,7 +3080,23 @@
             <w:rFonts w:cs="Times New Roman"/>
             <w:noProof/>
           </w:rPr>
-          <w:t>TỔNG QUAN ĐỀ TÀI</w:t>
+          <w:t xml:space="preserve">TỔNG </w:t>
+        </w:r>
+        <w:r>
+          <w:rPr>
+            <w:rStyle w:val="Hyperlink"/>
+            <w:rFonts w:cs="Times New Roman"/>
+            <w:noProof/>
+          </w:rPr>
+          <w:t>Q</w:t>
+        </w:r>
+        <w:r>
+          <w:rPr>
+            <w:rStyle w:val="Hyperlink"/>
+            <w:rFonts w:cs="Times New Roman"/>
+            <w:noProof/>
+          </w:rPr>
+          <w:t>UAN ĐỀ TÀI</w:t>
         </w:r>
         <w:r>
           <w:rPr>
@@ -5891,178 +6193,385 @@
         </w:rPr>
       </w:pPr>
     </w:p>
+    <w:tbl>
+      <w:tblPr>
+        <w:tblStyle w:val="TableGrid"/>
+        <w:tblW w:w="0" w:type="auto"/>
+        <w:tblLook w:val="04A0" w:firstRow="1" w:lastRow="0" w:firstColumn="1" w:lastColumn="0" w:noHBand="0" w:noVBand="1"/>
+      </w:tblPr>
+      <w:tblGrid>
+        <w:gridCol w:w="1278"/>
+        <w:gridCol w:w="8009"/>
+      </w:tblGrid>
+      <w:tr>
+        <w:tc>
+          <w:tcPr>
+            <w:tcW w:w="1278" w:type="dxa"/>
+          </w:tcPr>
+          <w:p>
+            <w:pPr>
+              <w:pStyle w:val="SECTION"/>
+              <w:jc w:val="both"/>
+              <w:rPr>
+                <w:b w:val="0"/>
+                <w:bCs/>
+              </w:rPr>
+            </w:pPr>
+            <w:r>
+              <w:t>JW</w:t>
+            </w:r>
+            <w:r>
+              <w:t>T</w:t>
+            </w:r>
+          </w:p>
+        </w:tc>
+        <w:tc>
+          <w:tcPr>
+            <w:tcW w:w="8009" w:type="dxa"/>
+          </w:tcPr>
+          <w:p>
+            <w:pPr>
+              <w:pStyle w:val="SECTION"/>
+              <w:jc w:val="both"/>
+              <w:rPr>
+                <w:b w:val="0"/>
+                <w:bCs/>
+              </w:rPr>
+            </w:pPr>
+            <w:r>
+              <w:rPr>
+                <w:b w:val="0"/>
+                <w:bCs/>
+              </w:rPr>
+              <w:t>JSON Web Token (Chuỗi xác thực JSON).</w:t>
+            </w:r>
+          </w:p>
+        </w:tc>
+      </w:tr>
+      <w:tr>
+        <w:tc>
+          <w:tcPr>
+            <w:tcW w:w="1278" w:type="dxa"/>
+          </w:tcPr>
+          <w:p>
+            <w:pPr>
+              <w:pStyle w:val="SECTION"/>
+              <w:jc w:val="both"/>
+              <w:rPr>
+                <w:b w:val="0"/>
+                <w:bCs/>
+              </w:rPr>
+            </w:pPr>
+            <w:r>
+              <w:t>UI</w:t>
+            </w:r>
+          </w:p>
+        </w:tc>
+        <w:tc>
+          <w:tcPr>
+            <w:tcW w:w="8009" w:type="dxa"/>
+          </w:tcPr>
+          <w:p>
+            <w:pPr>
+              <w:pStyle w:val="SECTION"/>
+              <w:jc w:val="both"/>
+            </w:pPr>
+            <w:r>
+              <w:rPr>
+                <w:b w:val="0"/>
+                <w:bCs/>
+              </w:rPr>
+              <w:t>User Interface (Giao diện người dùng)</w:t>
+            </w:r>
+          </w:p>
+        </w:tc>
+      </w:tr>
+      <w:tr>
+        <w:tc>
+          <w:tcPr>
+            <w:tcW w:w="1278" w:type="dxa"/>
+          </w:tcPr>
+          <w:p>
+            <w:pPr>
+              <w:pStyle w:val="SECTION"/>
+              <w:jc w:val="both"/>
+              <w:rPr>
+                <w:b w:val="0"/>
+                <w:bCs/>
+              </w:rPr>
+            </w:pPr>
+            <w:r>
+              <w:t>API</w:t>
+            </w:r>
+          </w:p>
+          <w:p>
+            <w:pPr>
+              <w:pStyle w:val="SECTION"/>
+              <w:jc w:val="both"/>
+            </w:pPr>
+          </w:p>
+        </w:tc>
+        <w:tc>
+          <w:tcPr>
+            <w:tcW w:w="8009" w:type="dxa"/>
+          </w:tcPr>
+          <w:p>
+            <w:pPr>
+              <w:pStyle w:val="SECTION"/>
+              <w:jc w:val="both"/>
+            </w:pPr>
+            <w:r>
+              <w:rPr>
+                <w:b w:val="0"/>
+                <w:bCs/>
+              </w:rPr>
+              <w:t>Application Programming Interface (Giao diện lập trình ứng dụng).</w:t>
+            </w:r>
+          </w:p>
+        </w:tc>
+      </w:tr>
+      <w:tr>
+        <w:tc>
+          <w:tcPr>
+            <w:tcW w:w="1278" w:type="dxa"/>
+          </w:tcPr>
+          <w:p>
+            <w:pPr>
+              <w:pStyle w:val="SECTION"/>
+              <w:jc w:val="both"/>
+              <w:rPr>
+                <w:b w:val="0"/>
+                <w:bCs/>
+              </w:rPr>
+            </w:pPr>
+            <w:r>
+              <w:t>DB</w:t>
+            </w:r>
+          </w:p>
+          <w:p>
+            <w:pPr>
+              <w:pStyle w:val="SECTION"/>
+              <w:jc w:val="both"/>
+            </w:pPr>
+          </w:p>
+        </w:tc>
+        <w:tc>
+          <w:tcPr>
+            <w:tcW w:w="8009" w:type="dxa"/>
+          </w:tcPr>
+          <w:p>
+            <w:pPr>
+              <w:pStyle w:val="SECTION"/>
+              <w:jc w:val="both"/>
+            </w:pPr>
+            <w:r>
+              <w:rPr>
+                <w:b w:val="0"/>
+                <w:bCs/>
+              </w:rPr>
+              <w:t>Database (Cơ sở dữ liệu).</w:t>
+            </w:r>
+          </w:p>
+        </w:tc>
+      </w:tr>
+      <w:tr>
+        <w:tc>
+          <w:tcPr>
+            <w:tcW w:w="1278" w:type="dxa"/>
+          </w:tcPr>
+          <w:p>
+            <w:pPr>
+              <w:pStyle w:val="SECTION"/>
+              <w:jc w:val="both"/>
+              <w:rPr>
+                <w:b w:val="0"/>
+                <w:bCs/>
+              </w:rPr>
+            </w:pPr>
+            <w:r>
+              <w:t>CI/CD</w:t>
+            </w:r>
+          </w:p>
+          <w:p>
+            <w:pPr>
+              <w:pStyle w:val="SECTION"/>
+              <w:jc w:val="both"/>
+            </w:pPr>
+          </w:p>
+        </w:tc>
+        <w:tc>
+          <w:tcPr>
+            <w:tcW w:w="8009" w:type="dxa"/>
+          </w:tcPr>
+          <w:p>
+            <w:pPr>
+              <w:pStyle w:val="SECTION"/>
+              <w:jc w:val="left"/>
+            </w:pPr>
+            <w:r>
+              <w:rPr>
+                <w:b w:val="0"/>
+                <w:bCs/>
+              </w:rPr>
+              <w:t>Continuous</w:t>
+            </w:r>
+            <w:r>
+              <w:rPr>
+                <w:b w:val="0"/>
+                <w:bCs/>
+              </w:rPr>
+              <w:t xml:space="preserve"> </w:t>
+            </w:r>
+            <w:r>
+              <w:rPr>
+                <w:b w:val="0"/>
+                <w:bCs/>
+              </w:rPr>
+              <w:t>Integration/Continuous Delivery</w:t>
+            </w:r>
+            <w:r>
+              <w:rPr>
+                <w:b w:val="0"/>
+                <w:bCs/>
+              </w:rPr>
+              <w:t xml:space="preserve"> </w:t>
+            </w:r>
+            <w:r>
+              <w:rPr>
+                <w:b w:val="0"/>
+                <w:bCs/>
+              </w:rPr>
+              <w:t>(Tích hợp liên tục/Triển khai liên tục).</w:t>
+            </w:r>
+          </w:p>
+        </w:tc>
+      </w:tr>
+      <w:tr>
+        <w:tc>
+          <w:tcPr>
+            <w:tcW w:w="1278" w:type="dxa"/>
+          </w:tcPr>
+          <w:p>
+            <w:pPr>
+              <w:pStyle w:val="SECTION"/>
+              <w:jc w:val="both"/>
+              <w:rPr>
+                <w:b w:val="0"/>
+                <w:bCs/>
+              </w:rPr>
+            </w:pPr>
+            <w:r>
+              <w:t>REST</w:t>
+            </w:r>
+          </w:p>
+          <w:p>
+            <w:pPr>
+              <w:pStyle w:val="SECTION"/>
+              <w:jc w:val="both"/>
+            </w:pPr>
+          </w:p>
+        </w:tc>
+        <w:tc>
+          <w:tcPr>
+            <w:tcW w:w="8009" w:type="dxa"/>
+          </w:tcPr>
+          <w:p>
+            <w:pPr>
+              <w:pStyle w:val="SECTION"/>
+              <w:jc w:val="both"/>
+            </w:pPr>
+            <w:r>
+              <w:rPr>
+                <w:b w:val="0"/>
+                <w:bCs/>
+              </w:rPr>
+              <w:t>REpresentational State Transfer (Kiến trúc chuyển đổi trạng thái biểu diễn).</w:t>
+            </w:r>
+          </w:p>
+        </w:tc>
+      </w:tr>
+      <w:tr>
+        <w:tc>
+          <w:tcPr>
+            <w:tcW w:w="1278" w:type="dxa"/>
+          </w:tcPr>
+          <w:p>
+            <w:pPr>
+              <w:pStyle w:val="SECTION"/>
+              <w:jc w:val="both"/>
+            </w:pPr>
+            <w:r>
+              <w:t>MVC</w:t>
+            </w:r>
+          </w:p>
+        </w:tc>
+        <w:tc>
+          <w:tcPr>
+            <w:tcW w:w="8009" w:type="dxa"/>
+          </w:tcPr>
+          <w:p>
+            <w:pPr>
+              <w:pStyle w:val="SECTION"/>
+              <w:jc w:val="both"/>
+            </w:pPr>
+            <w:r>
+              <w:rPr>
+                <w:b w:val="0"/>
+                <w:bCs/>
+              </w:rPr>
+              <w:t>Model-View-Controller (Mô hình MVC).</w:t>
+            </w:r>
+          </w:p>
+        </w:tc>
+      </w:tr>
+      <w:tr>
+        <w:tc>
+          <w:tcPr>
+            <w:tcW w:w="1278" w:type="dxa"/>
+          </w:tcPr>
+          <w:p>
+            <w:pPr>
+              <w:pStyle w:val="SECTION"/>
+              <w:jc w:val="both"/>
+            </w:pPr>
+            <w:r>
+              <w:t>CRUD</w:t>
+            </w:r>
+          </w:p>
+        </w:tc>
+        <w:tc>
+          <w:tcPr>
+            <w:tcW w:w="8009" w:type="dxa"/>
+          </w:tcPr>
+          <w:p>
+            <w:pPr>
+              <w:pStyle w:val="SECTION"/>
+              <w:jc w:val="both"/>
+              <w:rPr>
+                <w:b w:val="0"/>
+                <w:bCs/>
+              </w:rPr>
+            </w:pPr>
+            <w:r>
+              <w:rPr>
+                <w:b w:val="0"/>
+                <w:bCs/>
+                <w:lang w:val="vi-VN"/>
+              </w:rPr>
+              <w:t>Các thao tác cơ bản trên dữ liệu: Create, Read, Update, Delete.</w:t>
+            </w:r>
+          </w:p>
+        </w:tc>
+      </w:tr>
+    </w:tbl>
     <w:p>
       <w:pPr>
         <w:pStyle w:val="SECTION"/>
         <w:jc w:val="both"/>
         <w:rPr>
           <w:rFonts w:cs="Times New Roman"/>
-          <w:b w:val="0"/>
-          <w:bCs/>
-        </w:rPr>
-      </w:pPr>
-      <w:r>
-        <w:rPr>
-          <w:rFonts w:cs="Times New Roman"/>
-        </w:rPr>
-        <w:t>JWT:</w:t>
-      </w:r>
-      <w:r>
-        <w:rPr>
-          <w:rFonts w:cs="Times New Roman"/>
-          <w:b w:val="0"/>
-          <w:bCs/>
-        </w:rPr>
-        <w:t xml:space="preserve"> JSON Web Token (Chuỗi xác thực JSON).</w:t>
-      </w:r>
-    </w:p>
-    <w:p>
-      <w:pPr>
-        <w:pStyle w:val="SECTION"/>
-        <w:jc w:val="both"/>
-        <w:rPr>
-          <w:rFonts w:cs="Times New Roman"/>
-          <w:b w:val="0"/>
-          <w:bCs/>
-        </w:rPr>
-      </w:pPr>
-      <w:r>
-        <w:rPr>
-          <w:rFonts w:cs="Times New Roman"/>
-        </w:rPr>
-        <w:t>API:</w:t>
-      </w:r>
-      <w:r>
-        <w:rPr>
-          <w:rFonts w:cs="Times New Roman"/>
-          <w:b w:val="0"/>
-          <w:bCs/>
-        </w:rPr>
-        <w:t xml:space="preserve"> Application Programming Interface (Giao diện lập trình ứng dụng).</w:t>
-      </w:r>
-    </w:p>
-    <w:p>
-      <w:pPr>
-        <w:pStyle w:val="SECTION"/>
-        <w:jc w:val="both"/>
-        <w:rPr>
-          <w:rFonts w:cs="Times New Roman"/>
-          <w:b w:val="0"/>
-          <w:bCs/>
-        </w:rPr>
-      </w:pPr>
-      <w:r>
-        <w:rPr>
-          <w:rFonts w:cs="Times New Roman"/>
-        </w:rPr>
-        <w:t>UI:</w:t>
-      </w:r>
-      <w:r>
-        <w:rPr>
-          <w:rFonts w:cs="Times New Roman"/>
-          <w:b w:val="0"/>
-          <w:bCs/>
-        </w:rPr>
-        <w:t xml:space="preserve"> User Interface (Giao diện người dùng)</w:t>
-      </w:r>
-    </w:p>
-    <w:p>
-      <w:pPr>
-        <w:pStyle w:val="SECTION"/>
-        <w:jc w:val="both"/>
-        <w:rPr>
-          <w:rFonts w:cs="Times New Roman"/>
-          <w:b w:val="0"/>
-          <w:bCs/>
-        </w:rPr>
-      </w:pPr>
-      <w:r>
-        <w:rPr>
-          <w:rFonts w:cs="Times New Roman"/>
-        </w:rPr>
-        <w:t>DB:</w:t>
-      </w:r>
-      <w:r>
-        <w:rPr>
-          <w:rFonts w:cs="Times New Roman"/>
-          <w:b w:val="0"/>
-          <w:bCs/>
-        </w:rPr>
-        <w:t xml:space="preserve"> Database (Cơ sở dữ liệu).</w:t>
-      </w:r>
-    </w:p>
-    <w:p>
-      <w:pPr>
-        <w:pStyle w:val="SECTION"/>
-        <w:jc w:val="both"/>
-        <w:rPr>
-          <w:rFonts w:cs="Times New Roman"/>
-          <w:b w:val="0"/>
-          <w:bCs/>
-        </w:rPr>
-      </w:pPr>
-      <w:r>
-        <w:rPr>
-          <w:rFonts w:cs="Times New Roman"/>
-        </w:rPr>
-        <w:t>REST:</w:t>
-      </w:r>
-      <w:r>
-        <w:rPr>
-          <w:rFonts w:cs="Times New Roman"/>
-          <w:b w:val="0"/>
-          <w:bCs/>
-        </w:rPr>
-        <w:t xml:space="preserve"> REpresentational State Transfer (Kiến trúc chuyển đổi trạng thái biểu diễn).</w:t>
-      </w:r>
-    </w:p>
-    <w:p>
-      <w:pPr>
-        <w:pStyle w:val="SECTION"/>
-        <w:jc w:val="both"/>
-        <w:rPr>
-          <w:rFonts w:cs="Times New Roman"/>
-          <w:b w:val="0"/>
-          <w:bCs/>
-        </w:rPr>
-      </w:pPr>
-      <w:r>
-        <w:rPr>
-          <w:rFonts w:cs="Times New Roman"/>
-        </w:rPr>
-        <w:t>CI/CD:</w:t>
-      </w:r>
-      <w:r>
-        <w:rPr>
-          <w:rFonts w:cs="Times New Roman"/>
-          <w:b w:val="0"/>
-          <w:bCs/>
-        </w:rPr>
-        <w:t xml:space="preserve"> Continuous Integration/Continuous Delivery (Tích hợp liên tục/Triển khai liên tục).</w:t>
-      </w:r>
-    </w:p>
-    <w:p>
-      <w:pPr>
-        <w:pStyle w:val="SECTION"/>
-        <w:jc w:val="both"/>
-        <w:rPr>
-          <w:rFonts w:cs="Times New Roman"/>
-        </w:rPr>
-      </w:pPr>
-      <w:r>
-        <w:rPr>
-          <w:rFonts w:cs="Times New Roman"/>
-        </w:rPr>
-        <w:t>MVC:</w:t>
-      </w:r>
-      <w:r>
-        <w:rPr>
-          <w:rFonts w:cs="Times New Roman"/>
-          <w:b w:val="0"/>
-          <w:bCs/>
-        </w:rPr>
-        <w:t xml:space="preserve"> Model-View-Controller (Mô hình MVC).</w:t>
-      </w:r>
+        </w:rPr>
+      </w:pPr>
       <w:r>
         <w:rPr>
           <w:rFonts w:cs="Times New Roman"/>
@@ -6092,13 +6601,16 @@
       <w:pPr>
         <w:pStyle w:val="TableofFigures"/>
         <w:tabs>
-          <w:tab w:val="right" w:leader="dot" w:pos="8777"/>
-        </w:tabs>
-        <w:rPr>
-          <w:rFonts w:eastAsiaTheme="minorEastAsia" w:cs="Times New Roman"/>
+          <w:tab w:val="right" w:leader="dot" w:pos="9061"/>
+        </w:tabs>
+        <w:rPr>
+          <w:rFonts w:asciiTheme="minorHAnsi" w:eastAsiaTheme="minorEastAsia" w:hAnsiTheme="minorHAnsi"/>
           <w:noProof/>
-          <w:sz w:val="22"/>
-          <w:lang w:eastAsia="vi-VN"/>
+          <w:kern w:val="2"/>
+          <w:sz w:val="24"/>
+          <w:szCs w:val="24"/>
+          <w:lang w:val="en-US"/>
+          <w14:ligatures w14:val="standardContextual"/>
         </w:rPr>
       </w:pPr>
       <w:r>
@@ -6117,7 +6629,7 @@
           <w:sz w:val="28"/>
           <w:szCs w:val="26"/>
         </w:rPr>
-        <w:instrText xml:space="preserve"> TOC \h \z \c "Hình" </w:instrText>
+        <w:instrText xml:space="preserve"> TOC \h \z \t "Balloon Text,1" \c "Hình" </w:instrText>
       </w:r>
       <w:r>
         <w:rPr>
@@ -6128,27 +6640,28 @@
         </w:rPr>
         <w:fldChar w:fldCharType="separate"/>
       </w:r>
-      <w:hyperlink w:anchor="_Toc367742554" w:history="1">
+      <w:hyperlink w:anchor="_Toc208756133" w:history="1">
         <w:r>
           <w:rPr>
             <w:rStyle w:val="Hyperlink"/>
-            <w:rFonts w:cs="Times New Roman"/>
-            <w:noProof/>
-          </w:rPr>
-          <w:t>Hình 1.1</w:t>
+            <w:i/>
+            <w:iCs/>
+            <w:noProof/>
+          </w:rPr>
+          <w:t>Hình 2.1</w:t>
         </w:r>
         <w:r>
           <w:rPr>
             <w:rStyle w:val="Hyperlink"/>
-            <w:rFonts w:cs="Times New Roman"/>
+            <w:i/>
+            <w:iCs/>
             <w:noProof/>
             <w:lang w:val="en-US"/>
           </w:rPr>
-          <w:t>: Tên hình 1</w:t>
-        </w:r>
-        <w:r>
-          <w:rPr>
-            <w:rFonts w:cs="Times New Roman"/>
+          <w:t>: Spring Boot</w:t>
+        </w:r>
+        <w:r>
+          <w:rPr>
             <w:noProof/>
             <w:webHidden/>
           </w:rPr>
@@ -6156,7 +6669,6 @@
         </w:r>
         <w:r>
           <w:rPr>
-            <w:rFonts w:cs="Times New Roman"/>
             <w:noProof/>
             <w:webHidden/>
           </w:rPr>
@@ -6164,22 +6676,19 @@
         </w:r>
         <w:r>
           <w:rPr>
-            <w:rFonts w:cs="Times New Roman"/>
-            <w:noProof/>
-            <w:webHidden/>
-          </w:rPr>
-          <w:instrText xml:space="preserve"> PAGEREF _Toc367742554 \h </w:instrText>
-        </w:r>
-        <w:r>
-          <w:rPr>
-            <w:rFonts w:cs="Times New Roman"/>
-            <w:noProof/>
-            <w:webHidden/>
-          </w:rPr>
-        </w:r>
-        <w:r>
-          <w:rPr>
-            <w:rFonts w:cs="Times New Roman"/>
+            <w:noProof/>
+            <w:webHidden/>
+          </w:rPr>
+          <w:instrText xml:space="preserve"> PAGEREF _Toc208756133 \h </w:instrText>
+        </w:r>
+        <w:r>
+          <w:rPr>
+            <w:noProof/>
+            <w:webHidden/>
+          </w:rPr>
+        </w:r>
+        <w:r>
+          <w:rPr>
             <w:noProof/>
             <w:webHidden/>
           </w:rPr>
@@ -6187,15 +6696,185 @@
         </w:r>
         <w:r>
           <w:rPr>
-            <w:rFonts w:cs="Times New Roman"/>
-            <w:noProof/>
-            <w:webHidden/>
-          </w:rPr>
-          <w:t>10</w:t>
-        </w:r>
-        <w:r>
-          <w:rPr>
-            <w:rFonts w:cs="Times New Roman"/>
+            <w:noProof/>
+            <w:webHidden/>
+          </w:rPr>
+          <w:t>14</w:t>
+        </w:r>
+        <w:r>
+          <w:rPr>
+            <w:noProof/>
+            <w:webHidden/>
+          </w:rPr>
+          <w:fldChar w:fldCharType="end"/>
+        </w:r>
+      </w:hyperlink>
+    </w:p>
+    <w:p>
+      <w:pPr>
+        <w:pStyle w:val="TableofFigures"/>
+        <w:tabs>
+          <w:tab w:val="right" w:leader="dot" w:pos="9061"/>
+        </w:tabs>
+        <w:rPr>
+          <w:rFonts w:asciiTheme="minorHAnsi" w:eastAsiaTheme="minorEastAsia" w:hAnsiTheme="minorHAnsi"/>
+          <w:noProof/>
+          <w:kern w:val="2"/>
+          <w:sz w:val="24"/>
+          <w:szCs w:val="24"/>
+          <w:lang w:val="en-US"/>
+          <w14:ligatures w14:val="standardContextual"/>
+        </w:rPr>
+      </w:pPr>
+      <w:hyperlink w:anchor="_Toc208756134" w:history="1">
+        <w:r>
+          <w:rPr>
+            <w:rStyle w:val="Hyperlink"/>
+            <w:i/>
+            <w:iCs/>
+            <w:noProof/>
+          </w:rPr>
+          <w:t>Hình 2.2</w:t>
+        </w:r>
+        <w:r>
+          <w:rPr>
+            <w:rStyle w:val="Hyperlink"/>
+            <w:i/>
+            <w:iCs/>
+            <w:noProof/>
+            <w:lang w:val="en-US"/>
+          </w:rPr>
+          <w:t>: So sánh Spring Boot và Spring truyền thống</w:t>
+        </w:r>
+        <w:r>
+          <w:rPr>
+            <w:noProof/>
+            <w:webHidden/>
+          </w:rPr>
+          <w:tab/>
+        </w:r>
+        <w:r>
+          <w:rPr>
+            <w:noProof/>
+            <w:webHidden/>
+          </w:rPr>
+          <w:fldChar w:fldCharType="begin"/>
+        </w:r>
+        <w:r>
+          <w:rPr>
+            <w:noProof/>
+            <w:webHidden/>
+          </w:rPr>
+          <w:instrText xml:space="preserve"> PAGEREF _Toc208756134 \h </w:instrText>
+        </w:r>
+        <w:r>
+          <w:rPr>
+            <w:noProof/>
+            <w:webHidden/>
+          </w:rPr>
+        </w:r>
+        <w:r>
+          <w:rPr>
+            <w:noProof/>
+            <w:webHidden/>
+          </w:rPr>
+          <w:fldChar w:fldCharType="separate"/>
+        </w:r>
+        <w:r>
+          <w:rPr>
+            <w:noProof/>
+            <w:webHidden/>
+          </w:rPr>
+          <w:t>15</w:t>
+        </w:r>
+        <w:r>
+          <w:rPr>
+            <w:noProof/>
+            <w:webHidden/>
+          </w:rPr>
+          <w:fldChar w:fldCharType="end"/>
+        </w:r>
+      </w:hyperlink>
+    </w:p>
+    <w:p>
+      <w:pPr>
+        <w:pStyle w:val="TableofFigures"/>
+        <w:tabs>
+          <w:tab w:val="right" w:leader="dot" w:pos="9061"/>
+        </w:tabs>
+        <w:rPr>
+          <w:rFonts w:asciiTheme="minorHAnsi" w:eastAsiaTheme="minorEastAsia" w:hAnsiTheme="minorHAnsi"/>
+          <w:noProof/>
+          <w:kern w:val="2"/>
+          <w:sz w:val="24"/>
+          <w:szCs w:val="24"/>
+          <w:lang w:val="en-US"/>
+          <w14:ligatures w14:val="standardContextual"/>
+        </w:rPr>
+      </w:pPr>
+      <w:hyperlink w:anchor="_Toc208756135" w:history="1">
+        <w:r>
+          <w:rPr>
+            <w:rStyle w:val="Hyperlink"/>
+            <w:i/>
+            <w:iCs/>
+            <w:noProof/>
+          </w:rPr>
+          <w:t>Hình 2.3</w:t>
+        </w:r>
+        <w:r>
+          <w:rPr>
+            <w:rStyle w:val="Hyperlink"/>
+            <w:i/>
+            <w:iCs/>
+            <w:noProof/>
+            <w:lang w:val="en-US"/>
+          </w:rPr>
+          <w:t>: Kiến trúc Spring Boot</w:t>
+        </w:r>
+        <w:r>
+          <w:rPr>
+            <w:noProof/>
+            <w:webHidden/>
+          </w:rPr>
+          <w:tab/>
+        </w:r>
+        <w:r>
+          <w:rPr>
+            <w:noProof/>
+            <w:webHidden/>
+          </w:rPr>
+          <w:fldChar w:fldCharType="begin"/>
+        </w:r>
+        <w:r>
+          <w:rPr>
+            <w:noProof/>
+            <w:webHidden/>
+          </w:rPr>
+          <w:instrText xml:space="preserve"> PAGEREF _Toc208756135 \h </w:instrText>
+        </w:r>
+        <w:r>
+          <w:rPr>
+            <w:noProof/>
+            <w:webHidden/>
+          </w:rPr>
+        </w:r>
+        <w:r>
+          <w:rPr>
+            <w:noProof/>
+            <w:webHidden/>
+          </w:rPr>
+          <w:fldChar w:fldCharType="separate"/>
+        </w:r>
+        <w:r>
+          <w:rPr>
+            <w:noProof/>
+            <w:webHidden/>
+          </w:rPr>
+          <w:t>18</w:t>
+        </w:r>
+        <w:r>
+          <w:rPr>
             <w:noProof/>
             <w:webHidden/>
           </w:rPr>
@@ -6247,245 +6926,432 @@
       <w:bookmarkEnd w:id="14"/>
       <w:bookmarkEnd w:id="15"/>
     </w:p>
+    <w:bookmarkStart w:id="16" w:name="_Toc49105240"/>
     <w:p>
       <w:pPr>
         <w:pStyle w:val="TableofFigures"/>
         <w:tabs>
-          <w:tab w:val="right" w:leader="dot" w:pos="8777"/>
-        </w:tabs>
-        <w:rPr>
-          <w:rFonts w:eastAsiaTheme="minorEastAsia" w:cs="Times New Roman"/>
+          <w:tab w:val="right" w:leader="dot" w:pos="9061"/>
+        </w:tabs>
+        <w:rPr>
+          <w:rFonts w:asciiTheme="minorHAnsi" w:eastAsiaTheme="minorEastAsia" w:hAnsiTheme="minorHAnsi"/>
           <w:noProof/>
-          <w:sz w:val="22"/>
-          <w:lang w:eastAsia="vi-VN"/>
-        </w:rPr>
-      </w:pPr>
-      <w:r>
+          <w:kern w:val="2"/>
+          <w:sz w:val="24"/>
+          <w:szCs w:val="24"/>
+          <w:lang w:val="en-US"/>
+          <w14:ligatures w14:val="standardContextual"/>
+        </w:rPr>
+      </w:pPr>
+      <w:r>
+        <w:rPr>
+          <w:rFonts w:cs="Times New Roman"/>
+          <w:sz w:val="28"/>
+          <w:szCs w:val="26"/>
+        </w:rPr>
+        <w:fldChar w:fldCharType="begin"/>
+      </w:r>
+      <w:r>
+        <w:rPr>
+          <w:rFonts w:cs="Times New Roman"/>
+          <w:sz w:val="28"/>
+          <w:szCs w:val="26"/>
+        </w:rPr>
+        <w:instrText xml:space="preserve"> TOC \h \z \c "Bảng" </w:instrText>
+      </w:r>
+      <w:r>
+        <w:rPr>
+          <w:rFonts w:cs="Times New Roman"/>
+          <w:sz w:val="28"/>
+          <w:szCs w:val="26"/>
+        </w:rPr>
+        <w:fldChar w:fldCharType="separate"/>
+      </w:r>
+      <w:hyperlink w:anchor="_Toc208756434" w:history="1">
+        <w:r>
+          <w:rPr>
+            <w:rStyle w:val="Hyperlink"/>
+            <w:i/>
+            <w:iCs/>
+            <w:noProof/>
+          </w:rPr>
+          <w:t>Bảng 2.1</w:t>
+        </w:r>
+        <w:r>
+          <w:rPr>
+            <w:rStyle w:val="Hyperlink"/>
+            <w:i/>
+            <w:iCs/>
+            <w:noProof/>
+            <w:lang w:val="en-US"/>
+          </w:rPr>
+          <w:t>: Lớp chạy ứng dụng</w:t>
+        </w:r>
+        <w:r>
+          <w:rPr>
+            <w:noProof/>
+            <w:webHidden/>
+          </w:rPr>
+          <w:tab/>
+        </w:r>
+        <w:r>
+          <w:rPr>
+            <w:noProof/>
+            <w:webHidden/>
+          </w:rPr>
+          <w:fldChar w:fldCharType="begin"/>
+        </w:r>
+        <w:r>
+          <w:rPr>
+            <w:noProof/>
+            <w:webHidden/>
+          </w:rPr>
+          <w:instrText xml:space="preserve"> PAGEREF _Toc208756434 \h </w:instrText>
+        </w:r>
+        <w:r>
+          <w:rPr>
+            <w:noProof/>
+            <w:webHidden/>
+          </w:rPr>
+        </w:r>
+        <w:r>
+          <w:rPr>
+            <w:noProof/>
+            <w:webHidden/>
+          </w:rPr>
+          <w:fldChar w:fldCharType="separate"/>
+        </w:r>
+        <w:r>
+          <w:rPr>
+            <w:noProof/>
+            <w:webHidden/>
+          </w:rPr>
+          <w:t>16</w:t>
+        </w:r>
+        <w:r>
+          <w:rPr>
+            <w:noProof/>
+            <w:webHidden/>
+          </w:rPr>
+          <w:fldChar w:fldCharType="end"/>
+        </w:r>
+      </w:hyperlink>
+    </w:p>
+    <w:p>
+      <w:pPr>
+        <w:pStyle w:val="TableofFigures"/>
+        <w:tabs>
+          <w:tab w:val="right" w:leader="dot" w:pos="9061"/>
+        </w:tabs>
+        <w:rPr>
+          <w:rFonts w:asciiTheme="minorHAnsi" w:eastAsiaTheme="minorEastAsia" w:hAnsiTheme="minorHAnsi"/>
+          <w:noProof/>
+          <w:kern w:val="2"/>
+          <w:sz w:val="24"/>
+          <w:szCs w:val="24"/>
+          <w:lang w:val="en-US"/>
+          <w14:ligatures w14:val="standardContextual"/>
+        </w:rPr>
+      </w:pPr>
+      <w:hyperlink w:anchor="_Toc208756435" w:history="1">
+        <w:r>
+          <w:rPr>
+            <w:rStyle w:val="Hyperlink"/>
+            <w:i/>
+            <w:iCs/>
+            <w:noProof/>
+          </w:rPr>
+          <w:t>Bảng 2.2</w:t>
+        </w:r>
+        <w:r>
+          <w:rPr>
+            <w:rStyle w:val="Hyperlink"/>
+            <w:i/>
+            <w:iCs/>
+            <w:noProof/>
+            <w:lang w:val="en-US"/>
+          </w:rPr>
+          <w:t xml:space="preserve">: </w:t>
+        </w:r>
+        <w:r>
+          <w:rPr>
+            <w:rStyle w:val="Hyperlink"/>
+            <w:i/>
+            <w:iCs/>
+            <w:noProof/>
+          </w:rPr>
+          <w:t>REST Controller xử lý yêu cầu</w:t>
+        </w:r>
+        <w:r>
+          <w:rPr>
+            <w:noProof/>
+            <w:webHidden/>
+          </w:rPr>
+          <w:tab/>
+        </w:r>
+        <w:r>
+          <w:rPr>
+            <w:noProof/>
+            <w:webHidden/>
+          </w:rPr>
+          <w:fldChar w:fldCharType="begin"/>
+        </w:r>
+        <w:r>
+          <w:rPr>
+            <w:noProof/>
+            <w:webHidden/>
+          </w:rPr>
+          <w:instrText xml:space="preserve"> PAGEREF _Toc208756435 \h </w:instrText>
+        </w:r>
+        <w:r>
+          <w:rPr>
+            <w:noProof/>
+            <w:webHidden/>
+          </w:rPr>
+        </w:r>
+        <w:r>
+          <w:rPr>
+            <w:noProof/>
+            <w:webHidden/>
+          </w:rPr>
+          <w:fldChar w:fldCharType="separate"/>
+        </w:r>
+        <w:r>
+          <w:rPr>
+            <w:noProof/>
+            <w:webHidden/>
+          </w:rPr>
+          <w:t>19</w:t>
+        </w:r>
+        <w:r>
+          <w:rPr>
+            <w:noProof/>
+            <w:webHidden/>
+          </w:rPr>
+          <w:fldChar w:fldCharType="end"/>
+        </w:r>
+      </w:hyperlink>
+    </w:p>
+    <w:p>
+      <w:pPr>
+        <w:pStyle w:val="TableofFigures"/>
+        <w:tabs>
+          <w:tab w:val="right" w:leader="dot" w:pos="9061"/>
+        </w:tabs>
+        <w:rPr>
+          <w:rFonts w:asciiTheme="minorHAnsi" w:eastAsiaTheme="minorEastAsia" w:hAnsiTheme="minorHAnsi"/>
+          <w:noProof/>
+          <w:kern w:val="2"/>
+          <w:sz w:val="24"/>
+          <w:szCs w:val="24"/>
+          <w:lang w:val="en-US"/>
+          <w14:ligatures w14:val="standardContextual"/>
+        </w:rPr>
+      </w:pPr>
+      <w:hyperlink w:anchor="_Toc208756436" w:history="1">
+        <w:r>
+          <w:rPr>
+            <w:rStyle w:val="Hyperlink"/>
+            <w:i/>
+            <w:iCs/>
+            <w:noProof/>
+          </w:rPr>
+          <w:t>Bảng 2.3</w:t>
+        </w:r>
+        <w:r>
+          <w:rPr>
+            <w:rStyle w:val="Hyperlink"/>
+            <w:i/>
+            <w:iCs/>
+            <w:noProof/>
+            <w:lang w:val="en-US"/>
+          </w:rPr>
+          <w:t xml:space="preserve">: </w:t>
+        </w:r>
+        <w:r>
+          <w:rPr>
+            <w:rStyle w:val="Hyperlink"/>
+            <w:i/>
+            <w:iCs/>
+            <w:noProof/>
+          </w:rPr>
+          <w:t>Service xử lý logic nghiệp vụ</w:t>
+        </w:r>
+        <w:r>
+          <w:rPr>
+            <w:noProof/>
+            <w:webHidden/>
+          </w:rPr>
+          <w:tab/>
+        </w:r>
+        <w:r>
+          <w:rPr>
+            <w:noProof/>
+            <w:webHidden/>
+          </w:rPr>
+          <w:fldChar w:fldCharType="begin"/>
+        </w:r>
+        <w:r>
+          <w:rPr>
+            <w:noProof/>
+            <w:webHidden/>
+          </w:rPr>
+          <w:instrText xml:space="preserve"> PAGEREF _Toc208756436 \h </w:instrText>
+        </w:r>
+        <w:r>
+          <w:rPr>
+            <w:noProof/>
+            <w:webHidden/>
+          </w:rPr>
+        </w:r>
+        <w:r>
+          <w:rPr>
+            <w:noProof/>
+            <w:webHidden/>
+          </w:rPr>
+          <w:fldChar w:fldCharType="separate"/>
+        </w:r>
+        <w:r>
+          <w:rPr>
+            <w:noProof/>
+            <w:webHidden/>
+          </w:rPr>
+          <w:t>19</w:t>
+        </w:r>
+        <w:r>
+          <w:rPr>
+            <w:noProof/>
+            <w:webHidden/>
+          </w:rPr>
+          <w:fldChar w:fldCharType="end"/>
+        </w:r>
+      </w:hyperlink>
+    </w:p>
+    <w:p>
+      <w:pPr>
+        <w:pStyle w:val="TableofFigures"/>
+        <w:tabs>
+          <w:tab w:val="right" w:leader="dot" w:pos="9061"/>
+        </w:tabs>
+        <w:rPr>
+          <w:rFonts w:asciiTheme="minorHAnsi" w:eastAsiaTheme="minorEastAsia" w:hAnsiTheme="minorHAnsi"/>
+          <w:noProof/>
+          <w:kern w:val="2"/>
+          <w:sz w:val="24"/>
+          <w:szCs w:val="24"/>
+          <w:lang w:val="en-US"/>
+          <w14:ligatures w14:val="standardContextual"/>
+        </w:rPr>
+      </w:pPr>
+      <w:hyperlink w:anchor="_Toc208756437" w:history="1">
+        <w:r>
+          <w:rPr>
+            <w:rStyle w:val="Hyperlink"/>
+            <w:noProof/>
+          </w:rPr>
+          <w:t>Bảng 2.4</w:t>
+        </w:r>
+        <w:r>
+          <w:rPr>
+            <w:rStyle w:val="Hyperlink"/>
+            <w:noProof/>
+            <w:lang w:val="en-US"/>
+          </w:rPr>
+          <w:t xml:space="preserve">: </w:t>
+        </w:r>
+        <w:r>
+          <w:rPr>
+            <w:rStyle w:val="Hyperlink"/>
+            <w:noProof/>
+          </w:rPr>
+          <w:t>Repository truy xuất dữ liệu</w:t>
+        </w:r>
+        <w:r>
+          <w:rPr>
+            <w:noProof/>
+            <w:webHidden/>
+          </w:rPr>
+          <w:tab/>
+        </w:r>
+        <w:r>
+          <w:rPr>
+            <w:noProof/>
+            <w:webHidden/>
+          </w:rPr>
+          <w:fldChar w:fldCharType="begin"/>
+        </w:r>
+        <w:r>
+          <w:rPr>
+            <w:noProof/>
+            <w:webHidden/>
+          </w:rPr>
+          <w:instrText xml:space="preserve"> PAGEREF _Toc208756437 \h </w:instrText>
+        </w:r>
+        <w:r>
+          <w:rPr>
+            <w:noProof/>
+            <w:webHidden/>
+          </w:rPr>
+        </w:r>
+        <w:r>
+          <w:rPr>
+            <w:noProof/>
+            <w:webHidden/>
+          </w:rPr>
+          <w:fldChar w:fldCharType="separate"/>
+        </w:r>
+        <w:r>
+          <w:rPr>
+            <w:noProof/>
+            <w:webHidden/>
+          </w:rPr>
+          <w:t>20</w:t>
+        </w:r>
+        <w:r>
+          <w:rPr>
+            <w:noProof/>
+            <w:webHidden/>
+          </w:rPr>
+          <w:fldChar w:fldCharType="end"/>
+        </w:r>
+      </w:hyperlink>
+    </w:p>
+    <w:p>
+      <w:pPr>
+        <w:pStyle w:val="SECTION"/>
+        <w:rPr>
+          <w:rFonts w:cs="Times New Roman"/>
+          <w:sz w:val="28"/>
+          <w:szCs w:val="26"/>
+        </w:rPr>
+      </w:pPr>
+      <w:r>
+        <w:rPr>
+          <w:rFonts w:cs="Times New Roman"/>
+          <w:sz w:val="28"/>
+          <w:szCs w:val="26"/>
+          <w:lang w:val="vi-VN"/>
+        </w:rPr>
+        <w:fldChar w:fldCharType="end"/>
+      </w:r>
+    </w:p>
+    <w:p>
+      <w:pPr>
+        <w:spacing w:after="200" w:line="276" w:lineRule="auto"/>
         <w:rPr>
           <w:rFonts w:cs="Times New Roman"/>
           <w:b/>
           <w:sz w:val="28"/>
           <w:szCs w:val="26"/>
-        </w:rPr>
-        <w:fldChar w:fldCharType="begin"/>
-      </w:r>
-      <w:r>
-        <w:rPr>
-          <w:rFonts w:cs="Times New Roman"/>
-          <w:b/>
+          <w:lang w:val="en-US"/>
+        </w:rPr>
+      </w:pPr>
+      <w:r>
+        <w:rPr>
+          <w:rFonts w:cs="Times New Roman"/>
           <w:sz w:val="28"/>
           <w:szCs w:val="26"/>
         </w:rPr>
-        <w:instrText xml:space="preserve"> TOC \h \z \c "Bảng" </w:instrText>
-      </w:r>
-      <w:r>
-        <w:rPr>
-          <w:rFonts w:cs="Times New Roman"/>
-          <w:b/>
-          <w:sz w:val="28"/>
-          <w:szCs w:val="26"/>
-        </w:rPr>
-        <w:fldChar w:fldCharType="separate"/>
-      </w:r>
-      <w:hyperlink w:anchor="_Toc367742567" w:history="1">
-        <w:r>
-          <w:rPr>
-            <w:rStyle w:val="Hyperlink"/>
-            <w:rFonts w:cs="Times New Roman"/>
-            <w:noProof/>
-          </w:rPr>
-          <w:t>Bảng 1.1</w:t>
-        </w:r>
-        <w:r>
-          <w:rPr>
-            <w:rStyle w:val="Hyperlink"/>
-            <w:rFonts w:cs="Times New Roman"/>
-            <w:noProof/>
-            <w:lang w:val="en-US"/>
-          </w:rPr>
-          <w:t>: Tên bảng 1</w:t>
-        </w:r>
-        <w:r>
-          <w:rPr>
-            <w:rFonts w:cs="Times New Roman"/>
-            <w:noProof/>
-            <w:webHidden/>
-          </w:rPr>
-          <w:tab/>
-        </w:r>
-        <w:r>
-          <w:rPr>
-            <w:rFonts w:cs="Times New Roman"/>
-            <w:noProof/>
-            <w:webHidden/>
-          </w:rPr>
-          <w:fldChar w:fldCharType="begin"/>
-        </w:r>
-        <w:r>
-          <w:rPr>
-            <w:rFonts w:cs="Times New Roman"/>
-            <w:noProof/>
-            <w:webHidden/>
-          </w:rPr>
-          <w:instrText xml:space="preserve"> PAGEREF _Toc367742567 \h </w:instrText>
-        </w:r>
-        <w:r>
-          <w:rPr>
-            <w:rFonts w:cs="Times New Roman"/>
-            <w:noProof/>
-            <w:webHidden/>
-          </w:rPr>
-        </w:r>
-        <w:r>
-          <w:rPr>
-            <w:rFonts w:cs="Times New Roman"/>
-            <w:noProof/>
-            <w:webHidden/>
-          </w:rPr>
-          <w:fldChar w:fldCharType="separate"/>
-        </w:r>
-        <w:r>
-          <w:rPr>
-            <w:rFonts w:cs="Times New Roman"/>
-            <w:noProof/>
-            <w:webHidden/>
-          </w:rPr>
-          <w:t>10</w:t>
-        </w:r>
-        <w:r>
-          <w:rPr>
-            <w:rFonts w:cs="Times New Roman"/>
-            <w:noProof/>
-            <w:webHidden/>
-          </w:rPr>
-          <w:fldChar w:fldCharType="end"/>
-        </w:r>
-      </w:hyperlink>
-    </w:p>
-    <w:p>
-      <w:pPr>
-        <w:pStyle w:val="TableofFigures"/>
-        <w:tabs>
-          <w:tab w:val="right" w:leader="dot" w:pos="8777"/>
-        </w:tabs>
-        <w:rPr>
-          <w:rFonts w:eastAsiaTheme="minorEastAsia" w:cs="Times New Roman"/>
-          <w:noProof/>
-          <w:sz w:val="22"/>
-          <w:lang w:eastAsia="vi-VN"/>
-        </w:rPr>
-      </w:pPr>
-      <w:hyperlink w:anchor="_Toc367742568" w:history="1">
-        <w:r>
-          <w:rPr>
-            <w:rStyle w:val="Hyperlink"/>
-            <w:rFonts w:cs="Times New Roman"/>
-            <w:noProof/>
-          </w:rPr>
-          <w:t>Bảng 2.1</w:t>
-        </w:r>
-        <w:r>
-          <w:rPr>
-            <w:rStyle w:val="Hyperlink"/>
-            <w:rFonts w:cs="Times New Roman"/>
-            <w:noProof/>
-            <w:lang w:val="en-US"/>
-          </w:rPr>
-          <w:t>: Tên bảng 1</w:t>
-        </w:r>
-        <w:r>
-          <w:rPr>
-            <w:rFonts w:cs="Times New Roman"/>
-            <w:noProof/>
-            <w:webHidden/>
-          </w:rPr>
-          <w:tab/>
-        </w:r>
-        <w:r>
-          <w:rPr>
-            <w:rFonts w:cs="Times New Roman"/>
-            <w:noProof/>
-            <w:webHidden/>
-          </w:rPr>
-          <w:fldChar w:fldCharType="begin"/>
-        </w:r>
-        <w:r>
-          <w:rPr>
-            <w:rFonts w:cs="Times New Roman"/>
-            <w:noProof/>
-            <w:webHidden/>
-          </w:rPr>
-          <w:instrText xml:space="preserve"> PAGEREF _Toc367742568 \h </w:instrText>
-        </w:r>
-        <w:r>
-          <w:rPr>
-            <w:rFonts w:cs="Times New Roman"/>
-            <w:noProof/>
-            <w:webHidden/>
-          </w:rPr>
-        </w:r>
-        <w:r>
-          <w:rPr>
-            <w:rFonts w:cs="Times New Roman"/>
-            <w:noProof/>
-            <w:webHidden/>
-          </w:rPr>
-          <w:fldChar w:fldCharType="separate"/>
-        </w:r>
-        <w:r>
-          <w:rPr>
-            <w:rFonts w:cs="Times New Roman"/>
-            <w:noProof/>
-            <w:webHidden/>
-          </w:rPr>
-          <w:t>11</w:t>
-        </w:r>
-        <w:r>
-          <w:rPr>
-            <w:rFonts w:cs="Times New Roman"/>
-            <w:noProof/>
-            <w:webHidden/>
-          </w:rPr>
-          <w:fldChar w:fldCharType="end"/>
-        </w:r>
-      </w:hyperlink>
-    </w:p>
-    <w:p>
-      <w:pPr>
-        <w:pStyle w:val="SECTION"/>
-        <w:rPr>
-          <w:rFonts w:cs="Times New Roman"/>
-          <w:sz w:val="28"/>
-          <w:szCs w:val="26"/>
-        </w:rPr>
-      </w:pPr>
-      <w:r>
-        <w:rPr>
-          <w:rFonts w:cs="Times New Roman"/>
-          <w:sz w:val="28"/>
-          <w:szCs w:val="26"/>
-        </w:rPr>
-        <w:fldChar w:fldCharType="end"/>
-      </w:r>
-      <w:bookmarkStart w:id="16" w:name="_Toc49105240"/>
-    </w:p>
-    <w:p>
-      <w:pPr>
-        <w:spacing w:after="200" w:line="276" w:lineRule="auto"/>
-        <w:rPr>
-          <w:rFonts w:cs="Times New Roman"/>
-          <w:b/>
-          <w:sz w:val="28"/>
-          <w:szCs w:val="26"/>
-          <w:lang w:val="en-US"/>
-        </w:rPr>
-      </w:pPr>
-      <w:r>
-        <w:rPr>
-          <w:rFonts w:cs="Times New Roman"/>
-          <w:sz w:val="28"/>
-          <w:szCs w:val="26"/>
-        </w:rPr>
         <w:br w:type="page"/>
       </w:r>
     </w:p>
@@ -6590,7 +7456,7 @@
           <w:b w:val="0"/>
           <w:bCs/>
         </w:rPr>
-        <w:t>em</w:t>
+        <w:t>tôi</w:t>
       </w:r>
       <w:r>
         <w:rPr>
@@ -6638,7 +7504,7 @@
           <w:b w:val="0"/>
           <w:bCs/>
         </w:rPr>
-        <w:t xml:space="preserve"> cơ bản và bên cạnh đó có tích hợp thêm AI</w:t>
+        <w:t xml:space="preserve"> </w:t>
       </w:r>
       <w:r>
         <w:rPr>
@@ -6646,7 +7512,104 @@
           <w:b w:val="0"/>
           <w:bCs/>
         </w:rPr>
+        <w:t>cốt lõi</w:t>
+      </w:r>
+      <w:r>
+        <w:rPr>
+          <w:rFonts w:cs="Times New Roman"/>
+          <w:b w:val="0"/>
+          <w:bCs/>
+        </w:rPr>
+        <w:t xml:space="preserve"> </w:t>
+      </w:r>
+      <w:r>
+        <w:rPr>
+          <w:rFonts w:cs="Times New Roman"/>
+          <w:b w:val="0"/>
+          <w:bCs/>
+        </w:rPr>
+        <w:t>nhưng</w:t>
+      </w:r>
+      <w:r>
+        <w:rPr>
+          <w:rFonts w:cs="Times New Roman"/>
+          <w:b w:val="0"/>
+          <w:bCs/>
+        </w:rPr>
+        <w:t xml:space="preserve"> bên cạnh đó có tích hợp thêm </w:t>
+      </w:r>
+      <w:r>
+        <w:rPr>
+          <w:rFonts w:cs="Times New Roman"/>
+          <w:b w:val="0"/>
+          <w:bCs/>
+        </w:rPr>
+        <w:t>trí tuệ nhân tạo (AI) sẽ hỗ trợ phần cải thiện hồ sơ của người dùng hướng tới một hồ sơ tìm việc hiệu quả</w:t>
+      </w:r>
+      <w:r>
+        <w:rPr>
+          <w:rFonts w:cs="Times New Roman"/>
+          <w:b w:val="0"/>
+          <w:bCs/>
+        </w:rPr>
+        <w:t>,</w:t>
+      </w:r>
+      <w:r>
+        <w:rPr>
+          <w:rFonts w:cs="Times New Roman"/>
+          <w:b w:val="0"/>
+          <w:bCs/>
+        </w:rPr>
+        <w:t xml:space="preserve"> </w:t>
+      </w:r>
+      <w:r>
+        <w:rPr>
+          <w:rFonts w:cs="Times New Roman"/>
+          <w:b w:val="0"/>
+          <w:bCs/>
+          <w:lang w:val="vi-VN"/>
+        </w:rPr>
+        <w:t>gây ấn tượng với nhà tuyển dụng</w:t>
+      </w:r>
+      <w:r>
+        <w:rPr>
+          <w:rFonts w:cs="Times New Roman"/>
+          <w:b w:val="0"/>
+          <w:bCs/>
+        </w:rPr>
         <w:t>.</w:t>
+      </w:r>
+      <w:r>
+        <w:rPr>
+          <w:rFonts w:cs="Times New Roman"/>
+          <w:b w:val="0"/>
+          <w:bCs/>
+        </w:rPr>
+        <w:t xml:space="preserve"> </w:t>
+      </w:r>
+      <w:r>
+        <w:rPr>
+          <w:rFonts w:cs="Times New Roman"/>
+          <w:b w:val="0"/>
+          <w:bCs/>
+        </w:rPr>
+        <w:t>Bên cạnh đó, đề tài còn phát triển thêm chức năng</w:t>
+      </w:r>
+      <w:r>
+        <w:rPr>
+          <w:rFonts w:cs="Times New Roman"/>
+          <w:b w:val="0"/>
+          <w:bCs/>
+        </w:rPr>
+        <w:t xml:space="preserve"> phù hợp với xu hướng thị trường hiện nay là phỏng vấn luyện tập (Mock Interview) để người dùng có thể nâng cao trình độ phỏng vấn của mình và </w:t>
+      </w:r>
+      <w:r>
+        <w:rPr>
+          <w:rFonts w:cs="Times New Roman"/>
+          <w:b w:val="0"/>
+          <w:bCs/>
+        </w:rPr>
+        <w:t>tự tin ứng tuyển vào những vị trí mong muốn.</w:t>
       </w:r>
     </w:p>
     <w:p>
@@ -6669,95 +7632,16 @@
           <w:b w:val="0"/>
         </w:rPr>
       </w:pPr>
-      <w:r>
-        <w:rPr>
-          <w:rFonts w:cs="Times New Roman"/>
-          <w:b w:val="0"/>
-        </w:rPr>
-        <w:t xml:space="preserve">Mục tiêu chính của đề tài là phát triển một hệ thống cơ bản nhưng đầy đủ các chức năng cốt lõi, đồng thời có thể mở rộng và tích hợp thêm các tiện ích hiện đại trong tương lai. Trong quá trình phát triển, </w:t>
-      </w:r>
-      <w:r>
-        <w:rPr>
-          <w:rFonts w:cs="Times New Roman"/>
-          <w:b w:val="0"/>
-        </w:rPr>
-        <w:t>em cũng đã</w:t>
-      </w:r>
-      <w:r>
-        <w:rPr>
-          <w:rFonts w:cs="Times New Roman"/>
-          <w:b w:val="0"/>
-        </w:rPr>
-        <w:t xml:space="preserve"> tham khảo các </w:t>
-      </w:r>
-      <w:r>
-        <w:rPr>
-          <w:rFonts w:cs="Times New Roman"/>
-          <w:b w:val="0"/>
-        </w:rPr>
-        <w:t>trang web lớn được hiện hành ngày nay</w:t>
-      </w:r>
-      <w:r>
-        <w:rPr>
-          <w:rFonts w:cs="Times New Roman"/>
-          <w:b w:val="0"/>
-        </w:rPr>
-        <w:t xml:space="preserve">, </w:t>
-      </w:r>
-      <w:r>
-        <w:rPr>
-          <w:rFonts w:cs="Times New Roman"/>
-          <w:b w:val="0"/>
-        </w:rPr>
-        <w:t>có tham khảo thêm nhu cầu người dùng đến từ bạn bè</w:t>
-      </w:r>
-      <w:r>
-        <w:rPr>
-          <w:rFonts w:cs="Times New Roman"/>
-          <w:b w:val="0"/>
-        </w:rPr>
-        <w:t xml:space="preserve"> </w:t>
-      </w:r>
-      <w:r>
-        <w:rPr>
-          <w:rFonts w:cs="Times New Roman"/>
-          <w:b w:val="0"/>
-        </w:rPr>
-        <w:t xml:space="preserve">để có thể </w:t>
-      </w:r>
-      <w:r>
-        <w:rPr>
-          <w:rFonts w:cs="Times New Roman"/>
-          <w:b w:val="0"/>
-        </w:rPr>
-        <w:t xml:space="preserve">áp dụng phát triển </w:t>
-      </w:r>
-      <w:r>
-        <w:rPr>
-          <w:rFonts w:cs="Times New Roman"/>
-          <w:b w:val="0"/>
-        </w:rPr>
-        <w:t>đề tài một cách hoàn chỉnh nhất</w:t>
-      </w:r>
-      <w:r>
-        <w:rPr>
-          <w:rFonts w:cs="Times New Roman"/>
-          <w:b w:val="0"/>
-        </w:rPr>
-        <w:t>.</w:t>
-      </w:r>
-    </w:p>
-    <w:p>
-      <w:pPr>
-        <w:pStyle w:val="SECTION"/>
-        <w:jc w:val="left"/>
-        <w:rPr>
-          <w:rFonts w:cs="Times New Roman"/>
-        </w:rPr>
-      </w:pPr>
-      <w:r>
-        <w:rPr>
-          <w:rFonts w:cs="Times New Roman"/>
+    </w:p>
+    <w:p>
+      <w:pPr>
+        <w:pStyle w:val="Heading1"/>
+        <w:rPr>
+          <w:lang w:val="vi-VN"/>
+        </w:rPr>
+      </w:pPr>
+      <w:r>
+        <w:rPr>
           <w:szCs w:val="26"/>
           <w:lang w:val="vi-VN"/>
         </w:rPr>
@@ -6765,15 +7649,9 @@
       </w:r>
       <w:bookmarkStart w:id="18" w:name="_Toc202683275"/>
       <w:r>
-        <w:rPr>
-          <w:rFonts w:cs="Times New Roman"/>
-          <w:szCs w:val="26"/>
-          <w:lang w:val="vi-VN"/>
-        </w:rPr>
         <w:lastRenderedPageBreak/>
         <w:t>TỔNG QUAN ĐỀ TÀI</w:t>
       </w:r>
-      <w:bookmarkEnd w:id="18"/>
     </w:p>
     <w:p>
       <w:pPr>
@@ -6785,6 +7663,7 @@
       <w:bookmarkStart w:id="19" w:name="_Toc202683276"/>
       <w:bookmarkStart w:id="20" w:name="_Toc140297269"/>
       <w:bookmarkStart w:id="21" w:name="_Toc142813558"/>
+      <w:bookmarkEnd w:id="18"/>
       <w:r>
         <w:t>Giới thiệu đề tài</w:t>
       </w:r>
@@ -6816,14 +7695,7 @@
           <w:rFonts w:cs="Times New Roman"/>
           <w:lang w:val="en-US"/>
         </w:rPr>
-        <w:t>cần kiếm thêm thu nhập</w:t>
-      </w:r>
-      <w:r>
-        <w:rPr>
-          <w:rFonts w:cs="Times New Roman"/>
-          <w:lang w:val="en-US"/>
-        </w:rPr>
-        <w:t xml:space="preserve">, có thể cập nhật hồ sơ cá nhân, tìm kiếm việc làm theo từ khóa, theo kỹ năng mình mong muốn, xem chi tiết công việc để có thể ứng tuyển và bên cạnh đó nhà tuyển dụng cũng có thể tiếp cận ứng viên một cách nhanh chóng. </w:t>
+        <w:t xml:space="preserve">cần kiếm thêm thu nhập, có thể cập nhật hồ sơ cá nhân, tìm kiếm việc làm theo từ khóa, theo kỹ năng mình mong muốn, xem chi tiết công việc để có thể ứng tuyển và bên cạnh đó nhà tuyển dụng cũng có thể tiếp cận ứng viên một cách nhanh chóng. </w:t>
       </w:r>
     </w:p>
     <w:p>
@@ -6851,7 +7723,76 @@
           <w:rFonts w:cs="Times New Roman"/>
           <w:lang w:val="en-US"/>
         </w:rPr>
-        <w:t xml:space="preserve">Với sự phát triển của Internet và ứng dụng di động đã làm cho quá trình tìm việc được trở nên nhanh chóng và hiệu quả. Tuy nhiên, nhiều trang web hiện nay vẫn còn hạn chế về mặt giao diện hay chưa được tối ưu về mặt hệ thống dẫn đến trải nghiệm người dùng giảm sút. Bên cạnh đó trong vài năm gần đây thì thị trường lao động cũng đang có xu hướng giảm do sự xuất hiện đột ngột và phát triển vượt bậc của trí tuệ nhân tạo </w:t>
+        <w:t xml:space="preserve">Bản thân là một sinh viên, </w:t>
+      </w:r>
+      <w:r>
+        <w:rPr>
+          <w:rFonts w:cs="Times New Roman"/>
+          <w:lang w:val="en-US"/>
+        </w:rPr>
+        <w:t>tôi</w:t>
+      </w:r>
+      <w:r>
+        <w:rPr>
+          <w:rFonts w:cs="Times New Roman"/>
+          <w:lang w:val="en-US"/>
+        </w:rPr>
+        <w:t xml:space="preserve"> cũng </w:t>
+      </w:r>
+      <w:r>
+        <w:rPr>
+          <w:rFonts w:cs="Times New Roman"/>
+        </w:rPr>
+        <w:t>trăn trở về việc tìm kiếm một công việc phù hợp để có thêm thu nhập và tích lũy kinh nghiệm</w:t>
+      </w:r>
+      <w:r>
+        <w:rPr>
+          <w:rFonts w:cs="Times New Roman"/>
+          <w:lang w:val="en-US"/>
+        </w:rPr>
+        <w:t xml:space="preserve"> và tìm kiếm nguồn thu nhập với các việc làm phù hợp với bản thân. Từ quá trình đó,</w:t>
+      </w:r>
+      <w:r>
+        <w:rPr>
+          <w:rFonts w:cs="Times New Roman"/>
+          <w:lang w:val="en-US"/>
+        </w:rPr>
+        <w:t xml:space="preserve"> </w:t>
+      </w:r>
+      <w:r>
+        <w:rPr>
+          <w:rFonts w:cs="Times New Roman"/>
+          <w:lang w:val="en-US"/>
+        </w:rPr>
+        <w:t>tôi</w:t>
+      </w:r>
+      <w:r>
+        <w:rPr>
+          <w:rFonts w:cs="Times New Roman"/>
+          <w:lang w:val="en-US"/>
+        </w:rPr>
+        <w:t xml:space="preserve"> phần nào nhận ra các không phải trang web nào cũng dễ dàng sử dụng và bởi giao diện khá rối râm dẫn đến trải nghiệm cần mất nhiều thời gian hơn.</w:t>
+      </w:r>
+      <w:r>
+        <w:rPr>
+          <w:rFonts w:cs="Times New Roman"/>
+          <w:lang w:val="en-US"/>
+        </w:rPr>
+        <w:t xml:space="preserve"> </w:t>
+      </w:r>
+      <w:r>
+        <w:rPr>
+          <w:rFonts w:cs="Times New Roman"/>
+          <w:lang w:val="en-US"/>
+        </w:rPr>
+        <w:t>Trong khi đó,</w:t>
+      </w:r>
+      <w:r>
+        <w:rPr>
+          <w:rFonts w:cs="Times New Roman"/>
+          <w:lang w:val="en-US"/>
+        </w:rPr>
+        <w:t xml:space="preserve"> vài năm gần đây thì thị trường lao động cũng đang có xu hướng giảm do sự xuất hiện đột ngột và phát triển vượt bậc của trí tuệ nhân tạo </w:t>
       </w:r>
       <w:r>
         <w:rPr>
@@ -6908,7 +7849,77 @@
           <w:rFonts w:cs="Times New Roman"/>
           <w:lang w:val="en-US"/>
         </w:rPr>
-        <w:t xml:space="preserve">Nên từ những kiến thức đã học từ nhà trường, em chọn xây dựng một hệ thống tìm việc làm để vừa áp dụng thực tế, vừa mang lại trải nghiệm người dùng dễ sử dụng và phù hợp với nhu cầu hiện nay. Đề tài cũng giúp em được trau dồi thêm nhiều kỹ năng lập trình full-stack </w:t>
+        <w:t>T</w:t>
+      </w:r>
+      <w:r>
+        <w:rPr>
+          <w:rFonts w:cs="Times New Roman"/>
+          <w:lang w:val="en-US"/>
+        </w:rPr>
+        <w:t>ừ những kiến thức</w:t>
+      </w:r>
+      <w:r>
+        <w:rPr>
+          <w:rFonts w:cs="Times New Roman"/>
+          <w:lang w:val="en-US"/>
+        </w:rPr>
+        <w:t xml:space="preserve"> </w:t>
+      </w:r>
+      <w:r>
+        <w:rPr>
+          <w:rFonts w:cs="Times New Roman"/>
+          <w:lang w:val="en-US"/>
+        </w:rPr>
+        <w:t>tôi</w:t>
+      </w:r>
+      <w:r>
+        <w:rPr>
+          <w:rFonts w:cs="Times New Roman"/>
+          <w:lang w:val="en-US"/>
+        </w:rPr>
+        <w:t xml:space="preserve"> đã học </w:t>
+      </w:r>
+      <w:r>
+        <w:rPr>
+          <w:rFonts w:cs="Times New Roman"/>
+          <w:lang w:val="en-US"/>
+        </w:rPr>
+        <w:t>ở</w:t>
+      </w:r>
+      <w:r>
+        <w:rPr>
+          <w:rFonts w:cs="Times New Roman"/>
+          <w:lang w:val="en-US"/>
+        </w:rPr>
+        <w:t xml:space="preserve"> nhà trường, </w:t>
+      </w:r>
+      <w:r>
+        <w:rPr>
+          <w:rFonts w:cs="Times New Roman"/>
+          <w:lang w:val="en-US"/>
+        </w:rPr>
+        <w:t>tôi</w:t>
+      </w:r>
+      <w:r>
+        <w:rPr>
+          <w:rFonts w:cs="Times New Roman"/>
+          <w:lang w:val="en-US"/>
+        </w:rPr>
+        <w:t xml:space="preserve"> chọn xây dựng một hệ thống tìm việc làm để vừa áp dụng thực tế, vừa mang lại trải nghiệm người dùng dễ sử dụng và phù hợp với nhu cầu hiện nay. Đề tài cũng giúp </w:t>
+      </w:r>
+      <w:r>
+        <w:rPr>
+          <w:rFonts w:cs="Times New Roman"/>
+          <w:lang w:val="en-US"/>
+        </w:rPr>
+        <w:t>tôi</w:t>
+      </w:r>
+      <w:r>
+        <w:rPr>
+          <w:rFonts w:cs="Times New Roman"/>
+          <w:lang w:val="en-US"/>
+        </w:rPr>
+        <w:t xml:space="preserve"> được trau dồi thêm nhiều kỹ năng lập trình full-stack </w:t>
       </w:r>
       <w:r>
         <w:rPr>
@@ -6956,13 +7967,404 @@
       <w:pPr>
         <w:rPr>
           <w:rFonts w:cs="Times New Roman"/>
-        </w:rPr>
-      </w:pPr>
-      <w:r>
-        <w:rPr>
-          <w:rFonts w:cs="Times New Roman"/>
-        </w:rPr>
-        <w:t>=&gt; ... RESULTS</w:t>
+          <w:lang w:val="en-US"/>
+        </w:rPr>
+      </w:pPr>
+      <w:r>
+        <w:rPr>
+          <w:rFonts w:cs="Times New Roman"/>
+          <w:lang w:val="en-US"/>
+        </w:rPr>
+        <w:t xml:space="preserve">Hệ thống trang web tìm việc làm sẽ cung cấp cho người dùng một trải nghiệm </w:t>
+      </w:r>
+      <w:r>
+        <w:rPr>
+          <w:rFonts w:cs="Times New Roman"/>
+          <w:lang w:val="en-US"/>
+        </w:rPr>
+        <w:t xml:space="preserve">liền mạch </w:t>
+      </w:r>
+      <w:r>
+        <w:rPr>
+          <w:rFonts w:cs="Times New Roman"/>
+          <w:lang w:val="en-US"/>
+        </w:rPr>
+        <w:t>thông qua các chức năng tuy đơn giản nhưng</w:t>
+      </w:r>
+      <w:r>
+        <w:rPr>
+          <w:rFonts w:cs="Times New Roman"/>
+          <w:lang w:val="en-US"/>
+        </w:rPr>
+        <w:t xml:space="preserve"> mang</w:t>
+      </w:r>
+      <w:r>
+        <w:rPr>
+          <w:rFonts w:cs="Times New Roman"/>
+          <w:lang w:val="en-US"/>
+        </w:rPr>
+        <w:t xml:space="preserve"> lại hiệu quả cao, nhắm đến mong muốn trọng tâm của người dùng.</w:t>
+      </w:r>
+      <w:r>
+        <w:rPr>
+          <w:rFonts w:cs="Times New Roman"/>
+          <w:lang w:val="en-US"/>
+        </w:rPr>
+        <w:t xml:space="preserve"> Với các chức năng cơ bản của người dùng như </w:t>
+      </w:r>
+      <w:r>
+        <w:rPr>
+          <w:rFonts w:cs="Times New Roman"/>
+          <w:lang w:val="en-US"/>
+        </w:rPr>
+        <w:t xml:space="preserve">đăng ký tài khoản, đăng nhập, cập nhật hồ sơ </w:t>
+      </w:r>
+      <w:r>
+        <w:rPr>
+          <w:rFonts w:cs="Times New Roman"/>
+          <w:lang w:val="en-US"/>
+        </w:rPr>
+        <w:t>cá nhân. Đối với</w:t>
+      </w:r>
+      <w:r>
+        <w:rPr>
+          <w:rFonts w:cs="Times New Roman"/>
+          <w:lang w:val="en-US"/>
+        </w:rPr>
+        <w:t xml:space="preserve"> các </w:t>
+      </w:r>
+      <w:r>
+        <w:rPr>
+          <w:rFonts w:cs="Times New Roman"/>
+          <w:lang w:val="en-US"/>
+        </w:rPr>
+        <w:t>Ứ</w:t>
+      </w:r>
+      <w:r>
+        <w:rPr>
+          <w:rFonts w:cs="Times New Roman"/>
+          <w:lang w:val="en-US"/>
+        </w:rPr>
+        <w:t>ng viên</w:t>
+      </w:r>
+      <w:r>
+        <w:rPr>
+          <w:rFonts w:cs="Times New Roman"/>
+          <w:lang w:val="en-US"/>
+        </w:rPr>
+        <w:t xml:space="preserve"> </w:t>
+      </w:r>
+      <w:r>
+        <w:rPr>
+          <w:rFonts w:cs="Times New Roman"/>
+          <w:b/>
+          <w:bCs/>
+          <w:lang w:val="en-US"/>
+        </w:rPr>
+        <w:t>(Candidate)</w:t>
+      </w:r>
+      <w:r>
+        <w:rPr>
+          <w:rFonts w:cs="Times New Roman"/>
+          <w:b/>
+          <w:bCs/>
+          <w:lang w:val="en-US"/>
+        </w:rPr>
+        <w:t xml:space="preserve"> </w:t>
+      </w:r>
+      <w:r>
+        <w:rPr>
+          <w:rFonts w:cs="Times New Roman"/>
+          <w:lang w:val="en-US"/>
+        </w:rPr>
+        <w:t>hệ thống</w:t>
+      </w:r>
+      <w:r>
+        <w:rPr>
+          <w:rFonts w:cs="Times New Roman"/>
+          <w:lang w:val="en-US"/>
+        </w:rPr>
+        <w:t xml:space="preserve"> trang bị các công cụ</w:t>
+      </w:r>
+      <w:r>
+        <w:rPr>
+          <w:rFonts w:cs="Times New Roman"/>
+          <w:lang w:val="en-US"/>
+        </w:rPr>
+        <w:t xml:space="preserve"> tìm kiếm việc làm dễ dàng</w:t>
+      </w:r>
+      <w:r>
+        <w:rPr>
+          <w:rFonts w:cs="Times New Roman"/>
+          <w:lang w:val="en-US"/>
+        </w:rPr>
+        <w:t xml:space="preserve"> với các bộ lọc chi tiết </w:t>
+      </w:r>
+      <w:r>
+        <w:rPr>
+          <w:rFonts w:cs="Times New Roman"/>
+          <w:lang w:val="en-US"/>
+        </w:rPr>
+        <w:t>phù hợp</w:t>
+      </w:r>
+      <w:r>
+        <w:rPr>
+          <w:rFonts w:cs="Times New Roman"/>
+          <w:lang w:val="en-US"/>
+        </w:rPr>
+        <w:t xml:space="preserve"> với bản thân</w:t>
+      </w:r>
+      <w:r>
+        <w:rPr>
+          <w:rFonts w:cs="Times New Roman"/>
+          <w:lang w:val="en-US"/>
+        </w:rPr>
+        <w:t xml:space="preserve">, </w:t>
+      </w:r>
+      <w:r>
+        <w:rPr>
+          <w:rFonts w:cs="Times New Roman"/>
+          <w:lang w:val="en-US"/>
+        </w:rPr>
+        <w:t>cho phép theo dõi các nhà tuyển dụng</w:t>
+      </w:r>
+      <w:r>
+        <w:rPr>
+          <w:rFonts w:cs="Times New Roman"/>
+          <w:lang w:val="en-US"/>
+        </w:rPr>
+        <w:t xml:space="preserve">, lưu </w:t>
+      </w:r>
+      <w:r>
+        <w:rPr>
+          <w:rFonts w:cs="Times New Roman"/>
+          <w:lang w:val="en-US"/>
+        </w:rPr>
+        <w:t>lại các tin tuyển dụng mình quan tâm</w:t>
+      </w:r>
+      <w:r>
+        <w:rPr>
+          <w:rFonts w:cs="Times New Roman"/>
+          <w:lang w:val="en-US"/>
+        </w:rPr>
+        <w:t xml:space="preserve">. </w:t>
+      </w:r>
+      <w:r>
+        <w:rPr>
+          <w:rFonts w:cs="Times New Roman"/>
+          <w:lang w:val="en-US"/>
+        </w:rPr>
+        <w:t>Tích hợp</w:t>
+      </w:r>
+      <w:r>
+        <w:rPr>
+          <w:rFonts w:cs="Times New Roman"/>
+          <w:lang w:val="en-US"/>
+        </w:rPr>
+        <w:t xml:space="preserve"> thanh toán trực tiếp với ví điện tử Momo để </w:t>
+      </w:r>
+      <w:r>
+        <w:rPr>
+          <w:rFonts w:cs="Times New Roman"/>
+          <w:lang w:val="en-US"/>
+        </w:rPr>
+        <w:t xml:space="preserve">trải </w:t>
+      </w:r>
+      <w:r>
+        <w:rPr>
+          <w:rFonts w:cs="Times New Roman"/>
+          <w:lang w:val="en-US"/>
+        </w:rPr>
+        <w:lastRenderedPageBreak/>
+        <w:t>nghiệm</w:t>
+      </w:r>
+      <w:r>
+        <w:rPr>
+          <w:rFonts w:cs="Times New Roman"/>
+          <w:lang w:val="en-US"/>
+        </w:rPr>
+        <w:t xml:space="preserve"> gói tài khoản</w:t>
+      </w:r>
+      <w:r>
+        <w:rPr>
+          <w:rFonts w:cs="Times New Roman"/>
+          <w:lang w:val="en-US"/>
+        </w:rPr>
+        <w:t xml:space="preserve"> cao cấp</w:t>
+      </w:r>
+      <w:r>
+        <w:rPr>
+          <w:rFonts w:cs="Times New Roman"/>
+          <w:lang w:val="en-US"/>
+        </w:rPr>
+        <w:t xml:space="preserve"> </w:t>
+      </w:r>
+      <w:r>
+        <w:rPr>
+          <w:rFonts w:cs="Times New Roman"/>
+          <w:lang w:val="en-US"/>
+        </w:rPr>
+        <w:t xml:space="preserve">mở khóa </w:t>
+      </w:r>
+      <w:r>
+        <w:rPr>
+          <w:rFonts w:cs="Times New Roman"/>
+          <w:lang w:val="en-US"/>
+        </w:rPr>
+        <w:t>trí tuệ nhân tạo</w:t>
+      </w:r>
+      <w:r>
+        <w:rPr>
+          <w:rFonts w:cs="Times New Roman"/>
+          <w:lang w:val="en-US"/>
+        </w:rPr>
+        <w:t xml:space="preserve"> nhận gợi ý hồ sơ từ AI</w:t>
+      </w:r>
+      <w:r>
+        <w:rPr>
+          <w:rFonts w:cs="Times New Roman"/>
+          <w:lang w:val="en-US"/>
+        </w:rPr>
+        <w:t>, phỏng vấn luyện tập với AI.</w:t>
+      </w:r>
+      <w:r>
+        <w:rPr>
+          <w:rFonts w:cs="Times New Roman"/>
+          <w:lang w:val="en-US"/>
+        </w:rPr>
+        <w:t xml:space="preserve"> Đối với Nhà tuyển dụng </w:t>
+      </w:r>
+      <w:r>
+        <w:rPr>
+          <w:rFonts w:cs="Times New Roman"/>
+          <w:b/>
+          <w:bCs/>
+          <w:lang w:val="en-US"/>
+        </w:rPr>
+        <w:t>(Employer)</w:t>
+      </w:r>
+      <w:r>
+        <w:rPr>
+          <w:rFonts w:cs="Times New Roman"/>
+          <w:lang w:val="en-US"/>
+        </w:rPr>
+        <w:t xml:space="preserve">, mục tiêu là </w:t>
+      </w:r>
+      <w:r>
+        <w:rPr>
+          <w:rFonts w:cs="Times New Roman"/>
+          <w:lang w:val="en-US"/>
+        </w:rPr>
+        <w:t>xây</w:t>
+      </w:r>
+      <w:r>
+        <w:rPr>
+          <w:rFonts w:cs="Times New Roman"/>
+          <w:lang w:val="en-US"/>
+        </w:rPr>
+        <w:t xml:space="preserve"> </w:t>
+      </w:r>
+      <w:r>
+        <w:rPr>
+          <w:rFonts w:cs="Times New Roman"/>
+          <w:lang w:val="en-US"/>
+        </w:rPr>
+        <w:t>dựng</w:t>
+      </w:r>
+      <w:r>
+        <w:rPr>
+          <w:rFonts w:cs="Times New Roman"/>
+          <w:lang w:val="en-US"/>
+        </w:rPr>
+        <w:t xml:space="preserve"> hệ thống </w:t>
+      </w:r>
+      <w:r>
+        <w:rPr>
+          <w:rFonts w:cs="Times New Roman"/>
+          <w:lang w:val="en-US"/>
+        </w:rPr>
+        <w:t>tối</w:t>
+      </w:r>
+      <w:r>
+        <w:rPr>
+          <w:rFonts w:cs="Times New Roman"/>
+          <w:lang w:val="en-US"/>
+        </w:rPr>
+        <w:t xml:space="preserve"> ưu </w:t>
+      </w:r>
+      <w:r>
+        <w:rPr>
+          <w:rFonts w:cs="Times New Roman"/>
+          <w:lang w:val="en-US"/>
+        </w:rPr>
+        <w:t xml:space="preserve">hóa </w:t>
+      </w:r>
+      <w:r>
+        <w:rPr>
+          <w:rFonts w:cs="Times New Roman"/>
+          <w:lang w:val="en-US"/>
+        </w:rPr>
+        <w:t>và đơn giản quá trình tuyển dụng, giúp học nhanh chóng tìm được ứng viên phù hợp với giao diện đăng tin và quản lý tin trực quan, dễ sử dụng và hiển thị đầy đủ thông tin của ứng viên để dễ dàng sàng lọc, liên hệ</w:t>
+      </w:r>
+      <w:r>
+        <w:rPr>
+          <w:rFonts w:cs="Times New Roman"/>
+          <w:lang w:val="en-US"/>
+        </w:rPr>
+        <w:t>.</w:t>
+      </w:r>
+      <w:r>
+        <w:rPr>
+          <w:rFonts w:cs="Times New Roman"/>
+          <w:lang w:val="en-US"/>
+        </w:rPr>
+        <w:t xml:space="preserve"> Cuối cùng là</w:t>
+      </w:r>
+      <w:r>
+        <w:rPr>
+          <w:rFonts w:cs="Times New Roman"/>
+          <w:lang w:val="en-US"/>
+        </w:rPr>
+        <w:t xml:space="preserve"> </w:t>
+      </w:r>
+      <w:r>
+        <w:rPr>
+          <w:rFonts w:cs="Times New Roman"/>
+          <w:lang w:val="en-US"/>
+        </w:rPr>
+        <w:t xml:space="preserve">bảng điều khiển tổng quát cho Quản trị viên </w:t>
+      </w:r>
+      <w:r>
+        <w:rPr>
+          <w:rFonts w:cs="Times New Roman"/>
+          <w:b/>
+          <w:bCs/>
+          <w:lang w:val="en-US"/>
+        </w:rPr>
+        <w:t>(Admin)</w:t>
+      </w:r>
+      <w:r>
+        <w:rPr>
+          <w:rFonts w:cs="Times New Roman"/>
+          <w:lang w:val="en-US"/>
+        </w:rPr>
+        <w:t>,</w:t>
+      </w:r>
+      <w:r>
+        <w:rPr>
+          <w:rFonts w:cs="Times New Roman"/>
+          <w:b/>
+          <w:bCs/>
+          <w:lang w:val="en-US"/>
+        </w:rPr>
+        <w:t xml:space="preserve"> </w:t>
+      </w:r>
+      <w:r>
+        <w:rPr>
+          <w:rFonts w:cs="Times New Roman"/>
+          <w:lang w:val="en-US"/>
+        </w:rPr>
+        <w:t>cung cấp các báo cáo, thống kê trực quan của hệ thống(số lượng người dùng, bài đăng tuyển, …), các chức năng quản lý tài khoản người dùng và các bài đăng tuyển dụng (khóa, ẩn, hiện, …), quy trình kiểm duyệt nhà tuyển dụng để đảm bảo chất lượng của hệ thống.</w:t>
       </w:r>
     </w:p>
     <w:p>
@@ -6982,39 +8384,681 @@
       <w:pPr>
         <w:rPr>
           <w:rFonts w:cs="Times New Roman"/>
-        </w:rPr>
-      </w:pPr>
-      <w:r>
-        <w:rPr>
-          <w:rFonts w:cs="Times New Roman"/>
-        </w:rPr>
-        <w:t>Khảo sát, đánh giá thực trạng.</w:t>
-      </w:r>
-    </w:p>
-    <w:p>
-      <w:pPr>
-        <w:rPr>
-          <w:rFonts w:cs="Times New Roman"/>
-        </w:rPr>
-      </w:pPr>
-      <w:r>
-        <w:rPr>
-          <w:rFonts w:cs="Times New Roman"/>
-        </w:rPr>
-        <w:t xml:space="preserve">=&gt; Chọn giải pháp công nghệ, kiến trúc phần mềm =&gt; </w:t>
-      </w:r>
-    </w:p>
-    <w:p>
-      <w:pPr>
-        <w:rPr>
-          <w:rFonts w:cs="Times New Roman"/>
-        </w:rPr>
-      </w:pPr>
-      <w:r>
-        <w:rPr>
-          <w:rFonts w:cs="Times New Roman"/>
-        </w:rPr>
-        <w:t xml:space="preserve">=&gt; Mô hình, phương pháp =&gt; </w:t>
+          <w:lang w:val="en-US"/>
+        </w:rPr>
+      </w:pPr>
+      <w:r>
+        <w:rPr>
+          <w:rFonts w:cs="Times New Roman"/>
+          <w:lang w:val="en-US"/>
+        </w:rPr>
+        <w:t xml:space="preserve">Để đạt được các mục tiêu đã đề ra, </w:t>
+      </w:r>
+      <w:r>
+        <w:rPr>
+          <w:rFonts w:cs="Times New Roman"/>
+          <w:lang w:val="en-US"/>
+        </w:rPr>
+        <w:t>tôi</w:t>
+      </w:r>
+      <w:r>
+        <w:rPr>
+          <w:rFonts w:cs="Times New Roman"/>
+          <w:lang w:val="en-US"/>
+        </w:rPr>
+        <w:t xml:space="preserve"> đã áp dụng một quy trình phát triển có hệ thống, từ khâu tìm hiểu thực trạng đến triển khai sản phẩm, dựa trên các phương pháp và công nghệ hiện đại.</w:t>
+      </w:r>
+    </w:p>
+    <w:p>
+      <w:pPr>
+        <w:rPr>
+          <w:rFonts w:cs="Times New Roman"/>
+          <w:lang w:val="en-US"/>
+        </w:rPr>
+      </w:pPr>
+      <w:r>
+        <w:rPr>
+          <w:rFonts w:cs="Times New Roman"/>
+          <w:lang w:val="en-US"/>
+        </w:rPr>
+        <w:t xml:space="preserve">Đầu tiên, bắt đầu bằng việc nghiên cứu và phân tích các nền tảng tìm việc làm phổ biến hiện </w:t>
+      </w:r>
+      <w:r>
+        <w:rPr>
+          <w:rFonts w:cs="Times New Roman"/>
+          <w:lang w:val="en-US"/>
+        </w:rPr>
+        <w:t>nay</w:t>
+      </w:r>
+      <w:r>
+        <w:rPr>
+          <w:rFonts w:cs="Times New Roman"/>
+          <w:lang w:val="en-US"/>
+        </w:rPr>
+        <w:t xml:space="preserve"> như TopCV, VietnamWorks, Indeed để hiểu rõ thực trạng</w:t>
+      </w:r>
+      <w:r>
+        <w:rPr>
+          <w:rFonts w:cs="Times New Roman"/>
+          <w:lang w:val="en-US"/>
+        </w:rPr>
+        <w:t xml:space="preserve"> của</w:t>
+      </w:r>
+      <w:r>
+        <w:rPr>
+          <w:rFonts w:cs="Times New Roman"/>
+          <w:lang w:val="en-US"/>
+        </w:rPr>
+        <w:t xml:space="preserve"> thị trường. Qua quá trình khảo sát này, </w:t>
+      </w:r>
+      <w:r>
+        <w:rPr>
+          <w:rFonts w:cs="Times New Roman"/>
+          <w:lang w:val="en-US"/>
+        </w:rPr>
+        <w:t>tôi</w:t>
+      </w:r>
+      <w:r>
+        <w:rPr>
+          <w:rFonts w:cs="Times New Roman"/>
+          <w:lang w:val="en-US"/>
+        </w:rPr>
+        <w:t xml:space="preserve"> nhận thấy mặc dù các website có nhiều ưu điểm như cung cấp nguồn thông tin việc làm rất đa dạng và tích hợp được</w:t>
+      </w:r>
+      <w:r>
+        <w:rPr>
+          <w:rFonts w:cs="Times New Roman"/>
+          <w:lang w:val="en-US"/>
+        </w:rPr>
+        <w:t xml:space="preserve"> rất</w:t>
+      </w:r>
+      <w:r>
+        <w:rPr>
+          <w:rFonts w:cs="Times New Roman"/>
+          <w:lang w:val="en-US"/>
+        </w:rPr>
+        <w:t xml:space="preserve"> nhiều chức năng hữu ích, nhưng cũng tồn tại </w:t>
+      </w:r>
+      <w:r>
+        <w:rPr>
+          <w:rFonts w:cs="Times New Roman"/>
+          <w:lang w:val="en-US"/>
+        </w:rPr>
+        <w:t>một vài vấn đề có thể ảnh hưởng đến trải nghiểm của người dùng</w:t>
+      </w:r>
+      <w:r>
+        <w:rPr>
+          <w:rFonts w:cs="Times New Roman"/>
+          <w:lang w:val="en-US"/>
+        </w:rPr>
+        <w:t xml:space="preserve">. Điều </w:t>
+      </w:r>
+      <w:r>
+        <w:rPr>
+          <w:rFonts w:cs="Times New Roman"/>
+          <w:lang w:val="en-US"/>
+        </w:rPr>
+        <w:t>tôi</w:t>
+      </w:r>
+      <w:r>
+        <w:rPr>
+          <w:rFonts w:cs="Times New Roman"/>
+          <w:lang w:val="en-US"/>
+        </w:rPr>
+        <w:t xml:space="preserve"> cảm thấy khó chịu nhất là trải nghiệm sử dụng</w:t>
+      </w:r>
+      <w:r>
+        <w:rPr>
+          <w:rFonts w:cs="Times New Roman"/>
+          <w:lang w:val="en-US"/>
+        </w:rPr>
+        <w:t xml:space="preserve"> gặp</w:t>
+      </w:r>
+      <w:r>
+        <w:rPr>
+          <w:rFonts w:cs="Times New Roman"/>
+          <w:lang w:val="en-US"/>
+        </w:rPr>
+        <w:t xml:space="preserve"> phiền</w:t>
+      </w:r>
+      <w:r>
+        <w:rPr>
+          <w:rFonts w:cs="Times New Roman"/>
+          <w:lang w:val="en-US"/>
+        </w:rPr>
+        <w:t xml:space="preserve"> phức</w:t>
+      </w:r>
+      <w:r>
+        <w:rPr>
+          <w:rFonts w:cs="Times New Roman"/>
+          <w:lang w:val="en-US"/>
+        </w:rPr>
+        <w:t xml:space="preserve"> bởi quảng cáo</w:t>
+      </w:r>
+      <w:r>
+        <w:rPr>
+          <w:rFonts w:cs="Times New Roman"/>
+          <w:lang w:val="en-US"/>
+        </w:rPr>
+        <w:t xml:space="preserve"> xung quanh trang web</w:t>
+      </w:r>
+      <w:r>
+        <w:rPr>
+          <w:rFonts w:cs="Times New Roman"/>
+          <w:lang w:val="en-US"/>
+        </w:rPr>
+        <w:t xml:space="preserve">, giao diện nhìn rối mắt vì quá nhiều thông tin được nhồi nhét vào một màn hình. </w:t>
+      </w:r>
+      <w:r>
+        <w:rPr>
+          <w:rFonts w:cs="Times New Roman"/>
+          <w:lang w:val="en-US"/>
+        </w:rPr>
+        <w:t>Và</w:t>
+      </w:r>
+      <w:r>
+        <w:rPr>
+          <w:rFonts w:cs="Times New Roman"/>
+          <w:lang w:val="en-US"/>
+        </w:rPr>
+        <w:t xml:space="preserve"> với tư cách là sinh viên sắp ra trường, </w:t>
+      </w:r>
+      <w:r>
+        <w:rPr>
+          <w:rFonts w:cs="Times New Roman"/>
+          <w:lang w:val="en-US"/>
+        </w:rPr>
+        <w:t>tôi</w:t>
+      </w:r>
+      <w:r>
+        <w:rPr>
+          <w:rFonts w:cs="Times New Roman"/>
+          <w:lang w:val="en-US"/>
+        </w:rPr>
+        <w:t xml:space="preserve"> thấy việc tạo CV chuyên nghiệp và tìm được công việc phù hợp với bản thân là một thử thách không nhỏ. Từ những trải nghiệm và quan sát </w:t>
+      </w:r>
+      <w:r>
+        <w:rPr>
+          <w:rFonts w:cs="Times New Roman"/>
+          <w:lang w:val="en-US"/>
+        </w:rPr>
+        <w:t>và với cơ hội làm đồ án ngành</w:t>
+      </w:r>
+      <w:r>
+        <w:rPr>
+          <w:rFonts w:cs="Times New Roman"/>
+          <w:lang w:val="en-US"/>
+        </w:rPr>
+        <w:t xml:space="preserve"> </w:t>
+      </w:r>
+      <w:r>
+        <w:rPr>
+          <w:rFonts w:cs="Times New Roman"/>
+          <w:lang w:val="en-US"/>
+        </w:rPr>
+        <w:t>tôi</w:t>
+      </w:r>
+      <w:r>
+        <w:rPr>
+          <w:rFonts w:cs="Times New Roman"/>
+          <w:lang w:val="en-US"/>
+        </w:rPr>
+        <w:t xml:space="preserve"> quyết định xây dựng một hệ thống có giao diện thân thiện hơn và tích hợp AI để</w:t>
+      </w:r>
+      <w:r>
+        <w:rPr>
+          <w:rFonts w:cs="Times New Roman"/>
+          <w:lang w:val="en-US"/>
+        </w:rPr>
+        <w:t xml:space="preserve"> phần nào cải thiện trải nghiệm người dùng</w:t>
+      </w:r>
+      <w:r>
+        <w:rPr>
+          <w:rFonts w:cs="Times New Roman"/>
+          <w:lang w:val="en-US"/>
+        </w:rPr>
+        <w:t>.</w:t>
+      </w:r>
+    </w:p>
+    <w:p>
+      <w:pPr>
+        <w:rPr>
+          <w:rFonts w:cs="Times New Roman"/>
+          <w:lang w:val="en-US"/>
+        </w:rPr>
+      </w:pPr>
+      <w:r>
+        <w:rPr>
+          <w:rFonts w:cs="Times New Roman"/>
+        </w:rPr>
+        <w:t xml:space="preserve">Trong quá trình làm, </w:t>
+      </w:r>
+      <w:r>
+        <w:rPr>
+          <w:rFonts w:cs="Times New Roman"/>
+        </w:rPr>
+        <w:t>tôi</w:t>
+      </w:r>
+      <w:r>
+        <w:rPr>
+          <w:rFonts w:cs="Times New Roman"/>
+        </w:rPr>
+        <w:t xml:space="preserve"> chọn cách làm theo hướng </w:t>
+      </w:r>
+      <w:r>
+        <w:rPr>
+          <w:rFonts w:cs="Times New Roman"/>
+          <w:b/>
+          <w:bCs/>
+        </w:rPr>
+        <w:t>Agile</w:t>
+      </w:r>
+      <w:r>
+        <w:rPr>
+          <w:rFonts w:cs="Times New Roman"/>
+        </w:rPr>
+        <w:t xml:space="preserve">, cụ thể là </w:t>
+      </w:r>
+      <w:r>
+        <w:rPr>
+          <w:rFonts w:cs="Times New Roman"/>
+          <w:b/>
+          <w:bCs/>
+        </w:rPr>
+        <w:t>Scrum/Kanban</w:t>
+      </w:r>
+      <w:r>
+        <w:rPr>
+          <w:rFonts w:cs="Times New Roman"/>
+        </w:rPr>
+        <w:t xml:space="preserve">. Vì đây là đồ án cá nhân nên </w:t>
+      </w:r>
+      <w:r>
+        <w:rPr>
+          <w:rFonts w:cs="Times New Roman"/>
+        </w:rPr>
+        <w:t>tôi</w:t>
+      </w:r>
+      <w:r>
+        <w:rPr>
+          <w:rFonts w:cs="Times New Roman"/>
+        </w:rPr>
+        <w:t xml:space="preserve"> thấy mô hình này khá hợp: </w:t>
+      </w:r>
+      <w:r>
+        <w:rPr>
+          <w:rFonts w:cs="Times New Roman"/>
+        </w:rPr>
+        <w:t>tôi</w:t>
+      </w:r>
+      <w:r>
+        <w:rPr>
+          <w:rFonts w:cs="Times New Roman"/>
+        </w:rPr>
+        <w:t xml:space="preserve"> có thể tự chia nhỏ công việc thành từng phần, làm dần dần, dễ kiểm soát tiến độ. Khi gặp vấn đề thì </w:t>
+      </w:r>
+      <w:r>
+        <w:rPr>
+          <w:rFonts w:cs="Times New Roman"/>
+        </w:rPr>
+        <w:t>tôi</w:t>
+      </w:r>
+      <w:r>
+        <w:rPr>
+          <w:rFonts w:cs="Times New Roman"/>
+        </w:rPr>
+        <w:t xml:space="preserve"> có thể linh hoạt đổi cách tiếp cận. Ngoài ra, </w:t>
+      </w:r>
+      <w:r>
+        <w:rPr>
+          <w:rFonts w:cs="Times New Roman"/>
+        </w:rPr>
+        <w:t>tôi</w:t>
+      </w:r>
+      <w:r>
+        <w:rPr>
+          <w:rFonts w:cs="Times New Roman"/>
+        </w:rPr>
+        <w:t xml:space="preserve"> cũng thường xuyên nhờ bạn bè</w:t>
+      </w:r>
+      <w:r>
+        <w:rPr>
+          <w:rFonts w:cs="Times New Roman"/>
+          <w:lang w:val="en-US"/>
+        </w:rPr>
+        <w:t xml:space="preserve"> sử dụng thử và</w:t>
+      </w:r>
+      <w:r>
+        <w:rPr>
+          <w:rFonts w:cs="Times New Roman"/>
+        </w:rPr>
+        <w:t xml:space="preserve"> thầy</w:t>
+      </w:r>
+      <w:r>
+        <w:rPr>
+          <w:rFonts w:cs="Times New Roman"/>
+          <w:lang w:val="en-US"/>
+        </w:rPr>
+        <w:t xml:space="preserve"> hướng dẫn</w:t>
+      </w:r>
+      <w:r>
+        <w:rPr>
+          <w:rFonts w:cs="Times New Roman"/>
+        </w:rPr>
+        <w:t xml:space="preserve"> góp ý để chỉnh sửa và cải thiện sản phẩm, đảm bảo nó thực sự hữu ích và phù hợp với nhu cầu thực tế.</w:t>
+      </w:r>
+    </w:p>
+    <w:p>
+      <w:pPr>
+        <w:rPr>
+          <w:rFonts w:cs="Times New Roman"/>
+          <w:lang w:val="en-US"/>
+        </w:rPr>
+      </w:pPr>
+      <w:r>
+        <w:rPr>
+          <w:rFonts w:cs="Times New Roman"/>
+        </w:rPr>
+        <w:lastRenderedPageBreak/>
+        <w:t xml:space="preserve">Trong đồ án này, </w:t>
+      </w:r>
+      <w:r>
+        <w:rPr>
+          <w:rFonts w:cs="Times New Roman"/>
+        </w:rPr>
+        <w:t>tôi</w:t>
+      </w:r>
+      <w:r>
+        <w:rPr>
+          <w:rFonts w:cs="Times New Roman"/>
+        </w:rPr>
+        <w:t xml:space="preserve"> xây dựng hệ thống theo kiến trúc </w:t>
+      </w:r>
+      <w:r>
+        <w:rPr>
+          <w:rFonts w:cs="Times New Roman"/>
+          <w:b/>
+          <w:bCs/>
+        </w:rPr>
+        <w:t>monolithic</w:t>
+      </w:r>
+      <w:r>
+        <w:rPr>
+          <w:rFonts w:cs="Times New Roman"/>
+        </w:rPr>
+        <w:t xml:space="preserve">, toàn bộ các chức năng chính như quản lý người dùng, đăng tin tuyển dụng, thanh toán qua MoMo, và tích hợp </w:t>
+      </w:r>
+      <w:r>
+        <w:rPr>
+          <w:rFonts w:cs="Times New Roman"/>
+          <w:b/>
+          <w:bCs/>
+        </w:rPr>
+        <w:t>AI</w:t>
+      </w:r>
+      <w:r>
+        <w:rPr>
+          <w:rFonts w:cs="Times New Roman"/>
+        </w:rPr>
+        <w:t xml:space="preserve"> đều được phát triển</w:t>
+      </w:r>
+      <w:r>
+        <w:rPr>
+          <w:rFonts w:cs="Times New Roman"/>
+          <w:lang w:val="en-US"/>
+        </w:rPr>
+        <w:t xml:space="preserve"> và gọi </w:t>
+      </w:r>
+      <w:r>
+        <w:rPr>
+          <w:rFonts w:cs="Times New Roman"/>
+          <w:b/>
+          <w:bCs/>
+          <w:lang w:val="en-US"/>
+        </w:rPr>
+        <w:t>API</w:t>
+      </w:r>
+      <w:r>
+        <w:rPr>
+          <w:rFonts w:cs="Times New Roman"/>
+        </w:rPr>
+        <w:t xml:space="preserve"> trong một ứng dụng Spring Boot duy nhất, sử dụng chung cơ sở dữ liệu </w:t>
+      </w:r>
+      <w:r>
+        <w:rPr>
+          <w:rFonts w:cs="Times New Roman"/>
+          <w:b/>
+          <w:bCs/>
+        </w:rPr>
+        <w:t>MySQL</w:t>
+      </w:r>
+      <w:r>
+        <w:rPr>
+          <w:rFonts w:cs="Times New Roman"/>
+        </w:rPr>
+        <w:t xml:space="preserve">. Cách làm này giúp </w:t>
+      </w:r>
+      <w:r>
+        <w:rPr>
+          <w:rFonts w:cs="Times New Roman"/>
+        </w:rPr>
+        <w:t>tôi</w:t>
+      </w:r>
+      <w:r>
+        <w:rPr>
+          <w:rFonts w:cs="Times New Roman"/>
+        </w:rPr>
+        <w:t xml:space="preserve"> dễ triển khai, quản lý và phù hợp với quy mô đồ án cá nhân. Tuy nhiên, </w:t>
+      </w:r>
+      <w:r>
+        <w:rPr>
+          <w:rFonts w:cs="Times New Roman"/>
+        </w:rPr>
+        <w:t>tôi</w:t>
+      </w:r>
+      <w:r>
+        <w:rPr>
+          <w:rFonts w:cs="Times New Roman"/>
+        </w:rPr>
+        <w:t xml:space="preserve"> cũng chia nhỏ logic thành các module riêng để dễ bảo trì và có thể mở rộng thành kiến trúc microservices trong tương lai </w:t>
+      </w:r>
+      <w:r>
+        <w:rPr>
+          <w:rFonts w:cs="Times New Roman"/>
+          <w:lang w:val="en-US"/>
+        </w:rPr>
+        <w:t>sắp tới.</w:t>
+      </w:r>
+    </w:p>
+    <w:p>
+      <w:pPr>
+        <w:rPr>
+          <w:rFonts w:cs="Times New Roman"/>
+          <w:lang w:val="en-US"/>
+        </w:rPr>
+      </w:pPr>
+      <w:r>
+        <w:rPr>
+          <w:rFonts w:cs="Times New Roman"/>
+          <w:lang w:val="en-US"/>
+        </w:rPr>
+        <w:t xml:space="preserve">Về công nghệ, </w:t>
+      </w:r>
+      <w:r>
+        <w:rPr>
+          <w:rFonts w:cs="Times New Roman"/>
+          <w:b/>
+          <w:bCs/>
+          <w:lang w:val="en-US"/>
+        </w:rPr>
+        <w:t>ReactJS</w:t>
+      </w:r>
+      <w:r>
+        <w:rPr>
+          <w:rFonts w:cs="Times New Roman"/>
+          <w:lang w:val="en-US"/>
+        </w:rPr>
+        <w:t xml:space="preserve"> kết hợp với Vite và Tailwind CSS cho phần frontend để tạo giao diện nhanh, nhẹ và dễ tùy chỉnh.</w:t>
+      </w:r>
+      <w:r>
+        <w:rPr>
+          <w:rFonts w:cs="Times New Roman"/>
+          <w:lang w:val="en-US"/>
+        </w:rPr>
+        <w:t xml:space="preserve"> Với backend, </w:t>
+      </w:r>
+      <w:r>
+        <w:rPr>
+          <w:rFonts w:cs="Times New Roman"/>
+          <w:b/>
+          <w:bCs/>
+          <w:lang w:val="en-US"/>
+        </w:rPr>
+        <w:t>Spring Boot</w:t>
+      </w:r>
+      <w:r>
+        <w:rPr>
+          <w:rFonts w:cs="Times New Roman"/>
+        </w:rPr>
+        <w:t xml:space="preserve"> là một framework mạnh mẽ của Java, hỗ trợ xử lý tốt các logic nghiệp vụ trong hệ thống.</w:t>
+      </w:r>
+      <w:r>
+        <w:rPr>
+          <w:rFonts w:cs="Times New Roman"/>
+          <w:lang w:val="en-US"/>
+        </w:rPr>
+        <w:t xml:space="preserve"> </w:t>
+      </w:r>
+      <w:r>
+        <w:rPr>
+          <w:rFonts w:cs="Times New Roman"/>
+          <w:b/>
+          <w:bCs/>
+          <w:lang w:val="en-US"/>
+        </w:rPr>
+        <w:t>MySQL</w:t>
+      </w:r>
+      <w:r>
+        <w:rPr>
+          <w:rFonts w:cs="Times New Roman"/>
+          <w:lang w:val="en-US"/>
+        </w:rPr>
+        <w:t xml:space="preserve"> được dùng để lưu trữ thông tin người dùng, tin tuyển dụng và các dữ liệu liên quan. Ngoài ra, </w:t>
+      </w:r>
+      <w:r>
+        <w:rPr>
+          <w:rFonts w:cs="Times New Roman"/>
+          <w:lang w:val="en-US"/>
+        </w:rPr>
+        <w:t>tôi</w:t>
+      </w:r>
+      <w:r>
+        <w:rPr>
+          <w:rFonts w:cs="Times New Roman"/>
+          <w:lang w:val="en-US"/>
+        </w:rPr>
+        <w:t xml:space="preserve"> tích hợp </w:t>
+      </w:r>
+      <w:r>
+        <w:rPr>
+          <w:rFonts w:cs="Times New Roman"/>
+          <w:b/>
+          <w:bCs/>
+          <w:lang w:val="en-US"/>
+        </w:rPr>
+        <w:t>n8n.io</w:t>
+      </w:r>
+      <w:r>
+        <w:rPr>
+          <w:rFonts w:cs="Times New Roman"/>
+          <w:lang w:val="en-US"/>
+        </w:rPr>
+        <w:t xml:space="preserve"> để xây dựng workflow AI tự động, giúp việc kết nối và thử nghiệm các API AI đơn giản hơn. Trong quá trình làm, </w:t>
+      </w:r>
+      <w:r>
+        <w:rPr>
+          <w:rFonts w:cs="Times New Roman"/>
+          <w:b/>
+          <w:bCs/>
+          <w:lang w:val="en-US"/>
+        </w:rPr>
+        <w:t>Git</w:t>
+      </w:r>
+      <w:r>
+        <w:rPr>
+          <w:rFonts w:cs="Times New Roman"/>
+          <w:b/>
+          <w:bCs/>
+          <w:lang w:val="en-US"/>
+        </w:rPr>
+        <w:t xml:space="preserve"> </w:t>
+      </w:r>
+      <w:r>
+        <w:rPr>
+          <w:rFonts w:cs="Times New Roman"/>
+          <w:lang w:val="en-US"/>
+        </w:rPr>
+        <w:t>là một công cụ hiệu quả</w:t>
+      </w:r>
+      <w:r>
+        <w:rPr>
+          <w:rFonts w:cs="Times New Roman"/>
+          <w:lang w:val="en-US"/>
+        </w:rPr>
+        <w:t xml:space="preserve"> để quản lý code, </w:t>
+      </w:r>
+      <w:r>
+        <w:rPr>
+          <w:rFonts w:cs="Times New Roman"/>
+          <w:b/>
+          <w:bCs/>
+          <w:lang w:val="en-US"/>
+        </w:rPr>
+        <w:t>Figma</w:t>
+      </w:r>
+      <w:r>
+        <w:rPr>
+          <w:rFonts w:cs="Times New Roman"/>
+          <w:lang w:val="en-US"/>
+        </w:rPr>
+        <w:t xml:space="preserve"> thiết kế UI/UX và </w:t>
+      </w:r>
+      <w:r>
+        <w:rPr>
+          <w:rFonts w:cs="Times New Roman"/>
+          <w:b/>
+          <w:bCs/>
+          <w:lang w:val="en-US"/>
+        </w:rPr>
+        <w:t>Google Sheets</w:t>
+      </w:r>
+      <w:r>
+        <w:rPr>
+          <w:rFonts w:cs="Times New Roman"/>
+          <w:lang w:val="en-US"/>
+        </w:rPr>
+        <w:t xml:space="preserve"> để theo dõi tiến độ, </w:t>
+      </w:r>
+      <w:r>
+        <w:rPr>
+          <w:rFonts w:cs="Times New Roman"/>
+          <w:lang w:val="en-US"/>
+        </w:rPr>
+        <w:t>tránh mất liên kết nội dung và làm việc có tổ chức</w:t>
+      </w:r>
+      <w:r>
+        <w:rPr>
+          <w:rFonts w:cs="Times New Roman"/>
+          <w:lang w:val="en-US"/>
+        </w:rPr>
+        <w:t>.</w:t>
+      </w:r>
+      <w:r>
+        <w:rPr>
+          <w:rFonts w:cs="Times New Roman"/>
+          <w:lang w:val="en-US"/>
+        </w:rPr>
+        <w:t xml:space="preserve"> </w:t>
       </w:r>
     </w:p>
     <w:p>
@@ -7026,7 +9070,6 @@
       </w:pPr>
       <w:bookmarkStart w:id="25" w:name="_Toc202683280"/>
       <w:r>
-        <w:lastRenderedPageBreak/>
         <w:t>Bố cục đề tài</w:t>
       </w:r>
       <w:bookmarkEnd w:id="25"/>
@@ -7035,6 +9078,7 @@
       <w:pPr>
         <w:rPr>
           <w:rFonts w:cs="Times New Roman"/>
+          <w:lang w:val="en-US"/>
         </w:rPr>
       </w:pPr>
       <w:r>
@@ -7043,57 +9087,60 @@
         </w:rPr>
         <w:t>Báo cáo có 4 chương</w:t>
       </w:r>
-    </w:p>
-    <w:p>
-      <w:pPr>
-        <w:rPr>
-          <w:rFonts w:cs="Times New Roman"/>
-        </w:rPr>
-      </w:pPr>
-      <w:r>
-        <w:rPr>
-          <w:rFonts w:cs="Times New Roman"/>
-        </w:rPr>
-        <w:t>Chương 1. Tổng quan đề tài: -&gt; mục tiêu chương</w:t>
-      </w:r>
-    </w:p>
-    <w:p>
-      <w:pPr>
-        <w:rPr>
-          <w:rFonts w:cs="Times New Roman"/>
-        </w:rPr>
-      </w:pPr>
-      <w:r>
-        <w:rPr>
-          <w:rFonts w:cs="Times New Roman"/>
-        </w:rPr>
-        <w:t>Chương 2. Cơ sở lý thuyết: -&gt; mục tiêu chương</w:t>
-      </w:r>
-    </w:p>
-    <w:p>
-      <w:pPr>
-        <w:rPr>
-          <w:rFonts w:cs="Times New Roman"/>
-        </w:rPr>
-      </w:pPr>
-      <w:r>
-        <w:rPr>
-          <w:rFonts w:cs="Times New Roman"/>
-        </w:rPr>
-        <w:t>...</w:t>
-      </w:r>
-    </w:p>
-    <w:p>
-      <w:pPr>
-        <w:rPr>
-          <w:rFonts w:cs="Times New Roman"/>
-        </w:rPr>
-      </w:pPr>
-      <w:r>
-        <w:rPr>
-          <w:rFonts w:cs="Times New Roman"/>
-        </w:rPr>
-        <w:t>...</w:t>
+      <w:r>
+        <w:rPr>
+          <w:rFonts w:cs="Times New Roman"/>
+          <w:lang w:val="en-US"/>
+        </w:rPr>
+        <w:t>, với nội dung như sau</w:t>
+      </w:r>
+    </w:p>
+    <w:p>
+      <w:pPr>
+        <w:rPr>
+          <w:rFonts w:cs="Times New Roman"/>
+          <w:lang w:val="en-US"/>
+        </w:rPr>
+      </w:pPr>
+      <w:r>
+        <w:rPr>
+          <w:rFonts w:cs="Times New Roman"/>
+          <w:lang w:val="en-US"/>
+        </w:rPr>
+        <w:tab/>
+        <w:t xml:space="preserve">Chương 1: Tổng quan đề tài: </w:t>
+      </w:r>
+      <w:r>
+        <w:rPr>
+          <w:rFonts w:cs="Times New Roman"/>
+        </w:rPr>
+        <w:t>giới thiệu tổng quan về đề tài "Hệ thống web tìm việc làm"</w:t>
+      </w:r>
+      <w:r>
+        <w:rPr>
+          <w:rFonts w:cs="Times New Roman"/>
+          <w:lang w:val="en-US"/>
+        </w:rPr>
+        <w:t>. B</w:t>
+      </w:r>
+      <w:r>
+        <w:rPr>
+          <w:rFonts w:cs="Times New Roman"/>
+        </w:rPr>
+        <w:t xml:space="preserve">ắt đầu bằng việc phân tích bối cảnh và các vấn đề của những nền tảng hiện có để làm rõ lý do chọn đề tài. Nội dung chương xác định các mục tiêu cụ thể cho ứng viên, nhà tuyển dụng và quản trị viên, đồng thời khoanh vùng phạm vi chức năng chính của hệ thống. Các phương pháp </w:t>
+      </w:r>
+      <w:r>
+        <w:rPr>
+          <w:rFonts w:cs="Times New Roman"/>
+          <w:lang w:val="en-US"/>
+        </w:rPr>
+        <w:t xml:space="preserve">thực hiện, </w:t>
+      </w:r>
+      <w:r>
+        <w:rPr>
+          <w:rFonts w:cs="Times New Roman"/>
+        </w:rPr>
+        <w:t>kiến trúc hệ thống và công nghệ sử dụng cũng được trình bày chi tiết. Cuối cùng, chương sẽ khẳng định ý nghĩa khoa học và giá trị thực tiễn mà dự án hướng tới, đồng thời phác thảo cấu trúc của toàn bộ báo cáo đồ án để người đọc có cái nhìn bao quát.</w:t>
       </w:r>
     </w:p>
     <w:p>
@@ -7155,96 +9202,3362 @@
     <w:p>
       <w:pPr>
         <w:pStyle w:val="Heading2"/>
-      </w:pPr>
-      <w:bookmarkStart w:id="27" w:name="_Toc202683282"/>
-      <w:r>
-        <w:t>Chatbot</w:t>
+        <w:rPr>
+          <w:lang w:val="vi-VN"/>
+        </w:rPr>
+      </w:pPr>
+      <w:r>
+        <w:t>Backend Framework - Spring Boot</w:t>
+      </w:r>
+    </w:p>
+    <w:p>
+      <w:pPr>
+        <w:pStyle w:val="Heading3"/>
+      </w:pPr>
+      <w:bookmarkStart w:id="27" w:name="_Toc202683284"/>
+      <w:r>
+        <w:t>Giới thiệu Spring Boot</w:t>
       </w:r>
       <w:bookmarkEnd w:id="27"/>
     </w:p>
     <w:p>
       <w:pPr>
-        <w:pStyle w:val="Heading2"/>
-        <w:rPr>
-          <w:lang w:val="vi-VN"/>
-        </w:rPr>
-      </w:pPr>
-      <w:bookmarkStart w:id="28" w:name="_Toc202683283"/>
-      <w:r>
-        <w:t>Spring Boot</w:t>
-      </w:r>
-      <w:bookmarkEnd w:id="28"/>
-    </w:p>
-    <w:p>
-      <w:pPr>
-        <w:pStyle w:val="Heading3"/>
-        <w:rPr>
-          <w:lang w:val="vi-VN"/>
-        </w:rPr>
-      </w:pPr>
-      <w:bookmarkStart w:id="29" w:name="_Toc202683284"/>
-      <w:r>
-        <w:t>Giới thiệu Spring Boot</w:t>
-      </w:r>
-      <w:bookmarkEnd w:id="29"/>
-    </w:p>
-    <w:p>
-      <w:pPr>
-        <w:pStyle w:val="Heading3"/>
-        <w:rPr>
-          <w:lang w:val="vi-VN"/>
-        </w:rPr>
-      </w:pPr>
-      <w:bookmarkStart w:id="30" w:name="_Toc202683285"/>
-      <w:r>
-        <w:t>Kiến trúc Spring Boot</w:t>
-      </w:r>
-      <w:bookmarkEnd w:id="30"/>
-    </w:p>
-    <w:p>
-      <w:pPr>
-        <w:pStyle w:val="Heading3"/>
-      </w:pPr>
-      <w:bookmarkStart w:id="31" w:name="_Toc202683286"/>
-      <w:r>
-        <w:t>...</w:t>
-      </w:r>
-      <w:bookmarkEnd w:id="31"/>
-    </w:p>
-    <w:p>
-      <w:pPr>
-        <w:rPr>
-          <w:rFonts w:cs="Times New Roman"/>
-        </w:rPr>
-      </w:pPr>
-      <w:r>
-        <w:rPr>
-          <w:rFonts w:cs="Times New Roman"/>
-        </w:rPr>
-        <w:t>WHAT =&gt; WHY</w:t>
-      </w:r>
-      <w:r>
-        <w:rPr>
-          <w:rFonts w:cs="Times New Roman"/>
-        </w:rPr>
-        <w:t xml:space="preserve"> =&gt; HOW</w:t>
-      </w:r>
+        <w:rPr>
+          <w:lang w:val="en-US"/>
+        </w:rPr>
+      </w:pPr>
+      <w:r>
+        <w:rPr>
+          <w:lang w:val="en-US"/>
+        </w:rPr>
+        <w:t>Spring Boot được phát hành vào tháng 4 năm 2014 để giảm bớt một số gánh nặng của việc phát triển một ứng dụng web Java. Nó cho phép các nhà phát triển tập trung nhiều hơn vào logic nghiệp vụ thay vì mã kỹ thuật mẫu và các cấu hình liên quan. Spring Boot hướng đến việc tạo ra các ứng dụng dựa trên Spring, sẵn sàng cho môi trường production, độc lập với ít thay đổi về cấu hình từ phía nhà phát triển ứng dụng. Nó có một quan điểm định sẵn (opinionated view) về Spring Framework, vì vậy các nhà phát triển ứng dụng có thể nhanh chóng bắt đầu với những gì họ cần. Nó cung cấp một lớp bổ sung giữa Spring Framework cho người dùng để đơn giản hóa các khía cạnh cấu hình nhất định</w:t>
+      </w:r>
+      <w:r>
+        <w:rPr>
+          <w:lang w:val="en-US"/>
+        </w:rPr>
+        <w:t>.</w:t>
+      </w:r>
+      <w:sdt>
+        <w:sdtPr>
+          <w:rPr>
+            <w:lang w:val="en-US"/>
+          </w:rPr>
+          <w:id w:val="-439690047"/>
+          <w:citation/>
+        </w:sdtPr>
+        <w:sdtContent>
+          <w:r>
+            <w:rPr>
+              <w:lang w:val="en-US"/>
+            </w:rPr>
+            <w:fldChar w:fldCharType="begin"/>
+          </w:r>
+          <w:r>
+            <w:rPr>
+              <w:lang w:val="en-US"/>
+            </w:rPr>
+            <w:instrText xml:space="preserve"> CITATION Som64 \l 1033 </w:instrText>
+          </w:r>
+          <w:r>
+            <w:rPr>
+              <w:lang w:val="en-US"/>
+            </w:rPr>
+            <w:fldChar w:fldCharType="separate"/>
+          </w:r>
+          <w:r>
+            <w:rPr>
+              <w:noProof/>
+              <w:lang w:val="en-US"/>
+            </w:rPr>
+            <w:t xml:space="preserve"> </w:t>
+          </w:r>
+          <w:r>
+            <w:rPr>
+              <w:noProof/>
+              <w:lang w:val="en-US"/>
+            </w:rPr>
+            <w:t>[1]</w:t>
+          </w:r>
+          <w:r>
+            <w:rPr>
+              <w:lang w:val="en-US"/>
+            </w:rPr>
+            <w:fldChar w:fldCharType="end"/>
+          </w:r>
+        </w:sdtContent>
+      </w:sdt>
     </w:p>
     <w:p>
       <w:pPr>
         <w:keepNext/>
         <w:jc w:val="center"/>
-        <w:rPr>
-          <w:rFonts w:cs="Times New Roman"/>
-        </w:rPr>
-      </w:pPr>
-      <w:r>
-        <w:rPr>
-          <w:rFonts w:cs="Times New Roman"/>
+      </w:pPr>
+      <w:r>
+        <w:rPr>
           <w:noProof/>
+          <w:lang w:val="en-US"/>
         </w:rPr>
         <w:drawing>
-          <wp:inline distT="0" distB="0" distL="0" distR="0" wp14:anchorId="3AF3413F" wp14:editId="54DF2D88">
+          <wp:inline distT="0" distB="0" distL="0" distR="0" wp14:anchorId="734758AF" wp14:editId="145B7B55">
+            <wp:extent cx="3819262" cy="1828800"/>
+            <wp:effectExtent l="0" t="0" r="0" b="0"/>
+            <wp:docPr id="993321775" name="Picture 3"/>
+            <wp:cNvGraphicFramePr>
+              <a:graphicFrameLocks xmlns:a="http://schemas.openxmlformats.org/drawingml/2006/main" noChangeAspect="1"/>
+            </wp:cNvGraphicFramePr>
+            <a:graphic xmlns:a="http://schemas.openxmlformats.org/drawingml/2006/main">
+              <a:graphicData uri="http://schemas.openxmlformats.org/drawingml/2006/picture">
+                <pic:pic xmlns:pic="http://schemas.openxmlformats.org/drawingml/2006/picture">
+                  <pic:nvPicPr>
+                    <pic:cNvPr id="0" name="Picture 3"/>
+                    <pic:cNvPicPr>
+                      <a:picLocks noChangeAspect="1" noChangeArrowheads="1"/>
+                    </pic:cNvPicPr>
+                  </pic:nvPicPr>
+                  <pic:blipFill>
+                    <a:blip r:embed="rId11">
+                      <a:extLst>
+                        <a:ext uri="{28A0092B-C50C-407E-A947-70E740481C1C}">
+                          <a14:useLocalDpi xmlns:a14="http://schemas.microsoft.com/office/drawing/2010/main" val="0"/>
+                        </a:ext>
+                      </a:extLst>
+                    </a:blip>
+                    <a:srcRect/>
+                    <a:stretch>
+                      <a:fillRect/>
+                    </a:stretch>
+                  </pic:blipFill>
+                  <pic:spPr bwMode="auto">
+                    <a:xfrm>
+                      <a:off x="0" y="0"/>
+                      <a:ext cx="3819262" cy="1828800"/>
+                    </a:xfrm>
+                    <a:prstGeom prst="rect">
+                      <a:avLst/>
+                    </a:prstGeom>
+                    <a:noFill/>
+                    <a:ln>
+                      <a:noFill/>
+                    </a:ln>
+                  </pic:spPr>
+                </pic:pic>
+              </a:graphicData>
+            </a:graphic>
+          </wp:inline>
+        </w:drawing>
+      </w:r>
+    </w:p>
+    <w:p>
+      <w:pPr>
+        <w:pStyle w:val="Caption"/>
+        <w:rPr>
+          <w:i/>
+          <w:iCs/>
+          <w:lang w:val="en-US"/>
+        </w:rPr>
+      </w:pPr>
+      <w:bookmarkStart w:id="28" w:name="_Toc208756133"/>
+      <w:r>
+        <w:rPr>
+          <w:i/>
+          <w:iCs/>
+        </w:rPr>
+        <w:t xml:space="preserve">Hình </w:t>
+      </w:r>
+      <w:r>
+        <w:rPr>
+          <w:i/>
+          <w:iCs/>
+        </w:rPr>
+        <w:fldChar w:fldCharType="begin"/>
+      </w:r>
+      <w:r>
+        <w:rPr>
+          <w:i/>
+          <w:iCs/>
+        </w:rPr>
+        <w:instrText xml:space="preserve"> STYLEREF 1 \s </w:instrText>
+      </w:r>
+      <w:r>
+        <w:rPr>
+          <w:i/>
+          <w:iCs/>
+        </w:rPr>
+        <w:fldChar w:fldCharType="separate"/>
+      </w:r>
+      <w:r>
+        <w:rPr>
+          <w:i/>
+          <w:iCs/>
+          <w:noProof/>
+        </w:rPr>
+        <w:t>2</w:t>
+      </w:r>
+      <w:r>
+        <w:rPr>
+          <w:i/>
+          <w:iCs/>
+        </w:rPr>
+        <w:fldChar w:fldCharType="end"/>
+      </w:r>
+      <w:r>
+        <w:rPr>
+          <w:i/>
+          <w:iCs/>
+        </w:rPr>
+        <w:t>.</w:t>
+      </w:r>
+      <w:r>
+        <w:rPr>
+          <w:i/>
+          <w:iCs/>
+        </w:rPr>
+        <w:fldChar w:fldCharType="begin"/>
+      </w:r>
+      <w:r>
+        <w:rPr>
+          <w:i/>
+          <w:iCs/>
+        </w:rPr>
+        <w:instrText xml:space="preserve"> SEQ Hình \* ARABIC \s 1 </w:instrText>
+      </w:r>
+      <w:r>
+        <w:rPr>
+          <w:i/>
+          <w:iCs/>
+        </w:rPr>
+        <w:fldChar w:fldCharType="separate"/>
+      </w:r>
+      <w:r>
+        <w:rPr>
+          <w:i/>
+          <w:iCs/>
+          <w:noProof/>
+        </w:rPr>
+        <w:t>1</w:t>
+      </w:r>
+      <w:r>
+        <w:rPr>
+          <w:i/>
+          <w:iCs/>
+        </w:rPr>
+        <w:fldChar w:fldCharType="end"/>
+      </w:r>
+      <w:r>
+        <w:rPr>
+          <w:i/>
+          <w:iCs/>
+          <w:lang w:val="en-US"/>
+        </w:rPr>
+        <w:t xml:space="preserve">: </w:t>
+      </w:r>
+      <w:r>
+        <w:rPr>
+          <w:i/>
+          <w:iCs/>
+          <w:lang w:val="en-US"/>
+        </w:rPr>
+        <w:t>Spring Boot</w:t>
+      </w:r>
+      <w:bookmarkEnd w:id="28"/>
+    </w:p>
+    <w:p>
+      <w:pPr>
+        <w:pStyle w:val="Caption"/>
+        <w:jc w:val="left"/>
+        <w:rPr>
+          <w:lang w:val="en-US"/>
+        </w:rPr>
+      </w:pPr>
+    </w:p>
+    <w:p>
+      <w:pPr>
+        <w:pStyle w:val="Heading3"/>
+      </w:pPr>
+      <w:r>
+        <w:t>Tại sao lại chọn Spring Boot</w:t>
+      </w:r>
+    </w:p>
+    <w:p>
+      <w:pPr>
+        <w:pStyle w:val="Heading4"/>
+        <w:rPr>
+          <w:lang w:val="en-US"/>
+        </w:rPr>
+      </w:pPr>
+      <w:r>
+        <w:rPr>
+          <w:lang w:val="en-US"/>
+        </w:rPr>
+        <w:t>Spring Boot đơn giản hóa</w:t>
+      </w:r>
+    </w:p>
+    <w:p>
+      <w:pPr>
+        <w:jc w:val="both"/>
+        <w:rPr>
+          <w:lang w:val="en-US"/>
+        </w:rPr>
+      </w:pPr>
+      <w:r>
+        <w:rPr>
+          <w:lang w:val="en-US"/>
+        </w:rPr>
+        <w:t>Spring Boot được lựa chọn vì nó khắc phục được nhược điểm cấu hình phức tạp của Spring truyền thống. Với Spring, lập trình viên phải tự cấu hình nhiều thành phần như</w:t>
+      </w:r>
+      <w:r>
+        <w:rPr>
+          <w:lang w:val="en-US"/>
+        </w:rPr>
+        <w:t xml:space="preserve"> DispatcherServlet, ViewResolver, DataSource </w:t>
+      </w:r>
+      <w:r>
+        <w:rPr>
+          <w:lang w:val="en-US"/>
+        </w:rPr>
+        <w:t>hay sử dụng nhiều file</w:t>
+      </w:r>
+      <w:r>
+        <w:rPr>
+          <w:lang w:val="en-US"/>
+        </w:rPr>
+        <w:t xml:space="preserve"> XML </w:t>
+      </w:r>
+      <w:r>
+        <w:rPr>
+          <w:lang w:val="en-US"/>
+        </w:rPr>
+        <w:t xml:space="preserve">và annotation, khiến cho việc phát triển trở nên chậm và tốn công sức. Spring Boot mang đến giải pháp Auto Configuration, tự động nhận diện các thư viện có trong classpath và thiết lập cấu hình phù hợp. Bên cạnh đó, hệ thống Starter Projects giúp dễ dàng quản lý dependency, trong khi máy chủ nhúng (Tomcat, Jetty) cho phép triển khai ứng </w:t>
+      </w:r>
+      <w:r>
+        <w:rPr>
+          <w:lang w:val="en-US"/>
+        </w:rPr>
+        <w:lastRenderedPageBreak/>
+        <w:t>dụng nhanh chóng mà không cần server bên ngoài. Những ưu điểm này giúp rút ngắn thời gian phát triển, đặc biệt phù hợp với xu hướng xây dựng microservices – nơi cần tạo ra nhiều dịch vụ nhỏ, độc lập, triển khai nhanh và dễ mở rộng.</w:t>
+      </w:r>
+    </w:p>
+    <w:p>
+      <w:pPr>
+        <w:keepNext/>
+        <w:jc w:val="center"/>
+      </w:pPr>
+      <w:r>
+        <w:rPr>
+          <w:noProof/>
+          <w:lang w:val="en-US"/>
+        </w:rPr>
+        <w:drawing>
+          <wp:inline distT="0" distB="0" distL="0" distR="0" wp14:anchorId="1EEAC46A" wp14:editId="2F7DD9CB">
+            <wp:extent cx="4467225" cy="3000375"/>
+            <wp:effectExtent l="0" t="0" r="9525" b="9525"/>
+            <wp:docPr id="493936019" name="Graphic 1"/>
+            <wp:cNvGraphicFramePr>
+              <a:graphicFrameLocks xmlns:a="http://schemas.openxmlformats.org/drawingml/2006/main" noChangeAspect="1"/>
+            </wp:cNvGraphicFramePr>
+            <a:graphic xmlns:a="http://schemas.openxmlformats.org/drawingml/2006/main">
+              <a:graphicData uri="http://schemas.openxmlformats.org/drawingml/2006/picture">
+                <pic:pic xmlns:pic="http://schemas.openxmlformats.org/drawingml/2006/picture">
+                  <pic:nvPicPr>
+                    <pic:cNvPr id="493936019" name=""/>
+                    <pic:cNvPicPr/>
+                  </pic:nvPicPr>
+                  <pic:blipFill>
+                    <a:blip r:embed="rId12">
+                      <a:extLst>
+                        <a:ext uri="{96DAC541-7B7A-43D3-8B79-37D633B846F1}">
+                          <asvg:svgBlip xmlns:asvg="http://schemas.microsoft.com/office/drawing/2016/SVG/main" r:embed="rId13"/>
+                        </a:ext>
+                      </a:extLst>
+                    </a:blip>
+                    <a:stretch>
+                      <a:fillRect/>
+                    </a:stretch>
+                  </pic:blipFill>
+                  <pic:spPr>
+                    <a:xfrm>
+                      <a:off x="0" y="0"/>
+                      <a:ext cx="4467225" cy="3000375"/>
+                    </a:xfrm>
+                    <a:prstGeom prst="rect">
+                      <a:avLst/>
+                    </a:prstGeom>
+                  </pic:spPr>
+                </pic:pic>
+              </a:graphicData>
+            </a:graphic>
+          </wp:inline>
+        </w:drawing>
+      </w:r>
+    </w:p>
+    <w:p>
+      <w:pPr>
+        <w:pStyle w:val="Caption"/>
+        <w:rPr>
+          <w:i/>
+          <w:iCs/>
+          <w:lang w:val="en-US"/>
+        </w:rPr>
+      </w:pPr>
+      <w:bookmarkStart w:id="29" w:name="_Toc208756134"/>
+      <w:r>
+        <w:rPr>
+          <w:i/>
+          <w:iCs/>
+        </w:rPr>
+        <w:t xml:space="preserve">Hình </w:t>
+      </w:r>
+      <w:r>
+        <w:rPr>
+          <w:i/>
+          <w:iCs/>
+        </w:rPr>
+        <w:fldChar w:fldCharType="begin"/>
+      </w:r>
+      <w:r>
+        <w:rPr>
+          <w:i/>
+          <w:iCs/>
+        </w:rPr>
+        <w:instrText xml:space="preserve"> STYLEREF 1 \s </w:instrText>
+      </w:r>
+      <w:r>
+        <w:rPr>
+          <w:i/>
+          <w:iCs/>
+        </w:rPr>
+        <w:fldChar w:fldCharType="separate"/>
+      </w:r>
+      <w:r>
+        <w:rPr>
+          <w:i/>
+          <w:iCs/>
+          <w:noProof/>
+        </w:rPr>
+        <w:t>2</w:t>
+      </w:r>
+      <w:r>
+        <w:rPr>
+          <w:i/>
+          <w:iCs/>
+        </w:rPr>
+        <w:fldChar w:fldCharType="end"/>
+      </w:r>
+      <w:r>
+        <w:rPr>
+          <w:i/>
+          <w:iCs/>
+        </w:rPr>
+        <w:t>.</w:t>
+      </w:r>
+      <w:r>
+        <w:rPr>
+          <w:i/>
+          <w:iCs/>
+        </w:rPr>
+        <w:fldChar w:fldCharType="begin"/>
+      </w:r>
+      <w:r>
+        <w:rPr>
+          <w:i/>
+          <w:iCs/>
+        </w:rPr>
+        <w:instrText xml:space="preserve"> SEQ Hình \* ARABIC \s 1 </w:instrText>
+      </w:r>
+      <w:r>
+        <w:rPr>
+          <w:i/>
+          <w:iCs/>
+        </w:rPr>
+        <w:fldChar w:fldCharType="separate"/>
+      </w:r>
+      <w:r>
+        <w:rPr>
+          <w:i/>
+          <w:iCs/>
+          <w:noProof/>
+        </w:rPr>
+        <w:t>2</w:t>
+      </w:r>
+      <w:r>
+        <w:rPr>
+          <w:i/>
+          <w:iCs/>
+        </w:rPr>
+        <w:fldChar w:fldCharType="end"/>
+      </w:r>
+      <w:r>
+        <w:rPr>
+          <w:i/>
+          <w:iCs/>
+          <w:lang w:val="en-US"/>
+        </w:rPr>
+        <w:t>: So sánh Spring Boot</w:t>
+      </w:r>
+      <w:r>
+        <w:rPr>
+          <w:i/>
+          <w:iCs/>
+          <w:lang w:val="en-US"/>
+        </w:rPr>
+        <w:t xml:space="preserve"> và </w:t>
+      </w:r>
+      <w:r>
+        <w:rPr>
+          <w:i/>
+          <w:iCs/>
+          <w:lang w:val="en-US"/>
+        </w:rPr>
+        <w:t>Spring truyền thống</w:t>
+      </w:r>
+      <w:bookmarkEnd w:id="29"/>
+    </w:p>
+    <w:p>
+      <w:pPr>
+        <w:pStyle w:val="Heading4"/>
+        <w:rPr>
+          <w:lang w:val="en-US"/>
+        </w:rPr>
+      </w:pPr>
+      <w:r>
+        <w:rPr>
+          <w:lang w:val="en-US"/>
+        </w:rPr>
+        <w:t>Những tính năng nổi bật của Spring Boot</w:t>
+      </w:r>
+    </w:p>
+    <w:p>
+      <w:pPr>
+        <w:jc w:val="both"/>
+        <w:rPr>
+          <w:lang w:val="en-US"/>
+        </w:rPr>
+      </w:pPr>
+      <w:r>
+        <w:rPr>
+          <w:lang w:val="en-US"/>
+        </w:rPr>
+        <w:t>Spring Boot là một phần mở rộng của Spring Framework, được phát triển với mục tiêu chính là đơn giản hóa quá trình khởi tạo và phát triển ứng dụng. Các tính năng cốt lõi của nó giúp các nhà phát triển tập trung vào logic nghiệp vụ thay vì các công việc cấu hình lặp đi lặp lại.</w:t>
+      </w:r>
+    </w:p>
+    <w:p>
+      <w:pPr>
+        <w:rPr>
+          <w:b/>
+          <w:bCs/>
+          <w:lang w:val="en-US"/>
+        </w:rPr>
+      </w:pPr>
+      <w:r>
+        <w:rPr>
+          <w:b/>
+          <w:bCs/>
+          <w:lang w:val="en-US"/>
+        </w:rPr>
+        <w:t>Khả năng phát triển ứng dụng web độc lập</w:t>
+      </w:r>
+    </w:p>
+    <w:p>
+      <w:pPr>
+        <w:rPr>
+          <w:lang w:val="en-US"/>
+        </w:rPr>
+      </w:pPr>
+      <w:r>
+        <w:rPr>
+          <w:lang w:val="en-US"/>
+        </w:rPr>
+        <w:t>Điểm nổi bật đầu tiên và dễ thấy nhất của Spring Boot là khả năng tạo ra các ứng dụng web có thể chạy độc lập.</w:t>
+      </w:r>
+    </w:p>
+    <w:p>
+      <w:pPr>
+        <w:rPr>
+          <w:lang w:val="en-US"/>
+        </w:rPr>
+      </w:pPr>
+      <w:r>
+        <w:rPr>
+          <w:lang w:val="en-US"/>
+        </w:rPr>
+        <w:t>Trước đây với Spring MVC, bạn phải viết code, đóng gói thành file .war rồi triển khai (deploy) lên một máy chủ web cài sẵn như Tomcat. Quá trình này khá nhiều bước và rườm rà. Spring Boot đã thay đổi điều đó bằng cách tích hợp sẵn một máy chủ (như Tomcat hoặc Jetty) ngay bên trong ứng dụng của bạn.</w:t>
+      </w:r>
+    </w:p>
+    <w:p>
+      <w:pPr>
+        <w:rPr>
+          <w:lang w:val="en-US"/>
+        </w:rPr>
+      </w:pPr>
+      <w:r>
+        <w:rPr>
+          <w:lang w:val="en-US"/>
+        </w:rPr>
+        <w:t xml:space="preserve">Khi bạn nhấn nút "Run", ứng dụng Java của bạn khởi động và máy chủ web cũng tự khởi động theo. Kết quả là bạn chỉ cần một file .jar duy nhất là có thể chạy ở bất cứ </w:t>
+      </w:r>
+      <w:r>
+        <w:rPr>
+          <w:lang w:val="en-US"/>
+        </w:rPr>
+        <w:lastRenderedPageBreak/>
+        <w:t>đâu. Cách làm này cực kỳ hữu ích trong thời đại Microservices và Docker, nơi mỗi dịch vụ cần được đóng gói gọn nhẹ và độc lập.</w:t>
+      </w:r>
+    </w:p>
+    <w:p>
+      <w:pPr>
+        <w:rPr>
+          <w:b/>
+          <w:bCs/>
+          <w:lang w:val="en-US"/>
+        </w:rPr>
+      </w:pPr>
+      <w:r>
+        <w:rPr>
+          <w:b/>
+          <w:bCs/>
+        </w:rPr>
+        <w:t xml:space="preserve">Đơn giản hóa Quá trình </w:t>
+      </w:r>
+      <w:r>
+        <w:rPr>
+          <w:b/>
+          <w:bCs/>
+          <w:lang w:val="en-US"/>
+        </w:rPr>
+        <w:t>k</w:t>
+      </w:r>
+      <w:r>
+        <w:rPr>
+          <w:b/>
+          <w:bCs/>
+        </w:rPr>
+        <w:t>hởi tạo và Cấu hình</w:t>
+      </w:r>
+    </w:p>
+    <w:p>
+      <w:pPr>
+        <w:rPr>
+          <w:lang w:val="en-US"/>
+        </w:rPr>
+      </w:pPr>
+      <w:r>
+        <w:rPr>
+          <w:lang w:val="en-US"/>
+        </w:rPr>
+        <w:t>Spring Boot cung cấp cơ chế Autoconfiguration (tự động cấu hình), giúp loại bỏ hầu hết thao tác cấu hình thủ công. Chỉ cần khai báo các thư viện cần thiết, framework sẽ tự động thiết lập các bean liên quan. Ví dụ: khi thêm</w:t>
+      </w:r>
+      <w:r>
+        <w:rPr>
+          <w:lang w:val="en-US"/>
+        </w:rPr>
+        <w:t xml:space="preserve"> </w:t>
+      </w:r>
+      <w:r>
+        <w:rPr>
+          <w:b/>
+          <w:bCs/>
+          <w:lang w:val="en-US"/>
+        </w:rPr>
+        <w:t>spring-boot-starter-data-jpa</w:t>
+      </w:r>
+      <w:r>
+        <w:rPr>
+          <w:lang w:val="en-US"/>
+        </w:rPr>
+        <w:t xml:space="preserve"> </w:t>
+      </w:r>
+      <w:r>
+        <w:rPr>
+          <w:lang w:val="en-US"/>
+        </w:rPr>
+        <w:t>và driver database, hệ thống sẽ tự động cấu hình</w:t>
+      </w:r>
+      <w:r>
+        <w:rPr>
+          <w:lang w:val="en-US"/>
+        </w:rPr>
+        <w:t xml:space="preserve"> </w:t>
+      </w:r>
+      <w:r>
+        <w:rPr>
+          <w:b/>
+          <w:bCs/>
+          <w:lang w:val="en-US"/>
+        </w:rPr>
+        <w:t>DataSource</w:t>
+      </w:r>
+    </w:p>
+    <w:p>
+      <w:pPr>
+        <w:rPr>
+          <w:lang w:val="en-US"/>
+        </w:rPr>
+      </w:pPr>
+      <w:r>
+        <w:rPr>
+          <w:lang w:val="en-US"/>
+        </w:rPr>
+        <w:t xml:space="preserve">Điểm khởi đầu cho tất cả </w:t>
+      </w:r>
+      <w:r>
+        <w:rPr>
+          <w:lang w:val="en-US"/>
+        </w:rPr>
+        <w:t xml:space="preserve">sự kiện </w:t>
+      </w:r>
+      <w:r>
+        <w:rPr>
+          <w:lang w:val="en-US"/>
+        </w:rPr>
+        <w:t>này chỉ gói gọn trong một lớp với hàm main() quen thuộc và một dòng lệnh duy nhất:</w:t>
+      </w:r>
+    </w:p>
+    <w:tbl>
+      <w:tblPr>
+        <w:tblStyle w:val="TableGrid"/>
+        <w:tblW w:w="9382" w:type="dxa"/>
+        <w:tblLook w:val="04A0" w:firstRow="1" w:lastRow="0" w:firstColumn="1" w:lastColumn="0" w:noHBand="0" w:noVBand="1"/>
+      </w:tblPr>
+      <w:tblGrid>
+        <w:gridCol w:w="9382"/>
+      </w:tblGrid>
+      <w:tr>
+        <w:trPr>
+          <w:trHeight w:val="506"/>
+        </w:trPr>
+        <w:tc>
+          <w:tcPr>
+            <w:tcW w:w="9382" w:type="dxa"/>
+          </w:tcPr>
+          <w:p>
+            <w:pPr>
+              <w:rPr>
+                <w:lang w:val="en-US"/>
+              </w:rPr>
+            </w:pPr>
+            <w:r>
+              <w:rPr>
+                <w:lang w:val="en-US"/>
+              </w:rPr>
+              <w:t>Java</w:t>
+            </w:r>
+          </w:p>
+        </w:tc>
+      </w:tr>
+      <w:tr>
+        <w:trPr>
+          <w:trHeight w:val="2420"/>
+        </w:trPr>
+        <w:tc>
+          <w:tcPr>
+            <w:tcW w:w="9382" w:type="dxa"/>
+          </w:tcPr>
+          <w:p>
+            <w:pPr>
+              <w:spacing w:line="240" w:lineRule="auto"/>
+              <w:rPr>
+                <w:lang w:val="en-US"/>
+              </w:rPr>
+            </w:pPr>
+            <w:r>
+              <w:rPr>
+                <w:lang w:val="en-US"/>
+              </w:rPr>
+              <w:t>@SpringBootApplication</w:t>
+            </w:r>
+          </w:p>
+          <w:p>
+            <w:pPr>
+              <w:spacing w:line="240" w:lineRule="auto"/>
+              <w:rPr>
+                <w:lang w:val="en-US"/>
+              </w:rPr>
+            </w:pPr>
+            <w:r>
+              <w:rPr>
+                <w:color w:val="7030A0"/>
+                <w:lang w:val="en-US"/>
+              </w:rPr>
+              <w:t>public class</w:t>
+            </w:r>
+            <w:r>
+              <w:rPr>
+                <w:lang w:val="en-US"/>
+              </w:rPr>
+              <w:t xml:space="preserve"> </w:t>
+            </w:r>
+            <w:r>
+              <w:rPr>
+                <w:lang w:val="en-US"/>
+              </w:rPr>
+              <w:t>FlexiConnect</w:t>
+            </w:r>
+            <w:r>
+              <w:rPr>
+                <w:lang w:val="en-US"/>
+              </w:rPr>
+              <w:t>Application</w:t>
+            </w:r>
+            <w:r>
+              <w:rPr>
+                <w:color w:val="CC9900"/>
+                <w:lang w:val="en-US"/>
+              </w:rPr>
+              <w:t xml:space="preserve"> </w:t>
+            </w:r>
+            <w:r>
+              <w:rPr>
+                <w:lang w:val="en-US"/>
+              </w:rPr>
+              <w:t>{</w:t>
+            </w:r>
+          </w:p>
+          <w:p>
+            <w:pPr>
+              <w:spacing w:line="240" w:lineRule="auto"/>
+              <w:rPr>
+                <w:lang w:val="en-US"/>
+              </w:rPr>
+            </w:pPr>
+            <w:r>
+              <w:rPr>
+                <w:color w:val="7030A0"/>
+                <w:lang w:val="en-US"/>
+              </w:rPr>
+              <w:t>public static void</w:t>
+            </w:r>
+            <w:r>
+              <w:rPr>
+                <w:lang w:val="en-US"/>
+              </w:rPr>
+              <w:t xml:space="preserve"> </w:t>
+            </w:r>
+            <w:r>
+              <w:rPr>
+                <w:color w:val="CC9900"/>
+                <w:lang w:val="en-US"/>
+              </w:rPr>
+              <w:t>main</w:t>
+            </w:r>
+            <w:r>
+              <w:rPr>
+                <w:lang w:val="en-US"/>
+              </w:rPr>
+              <w:t>(String[] args) {</w:t>
+            </w:r>
+          </w:p>
+          <w:p>
+            <w:pPr>
+              <w:spacing w:line="240" w:lineRule="auto"/>
+              <w:rPr>
+                <w:lang w:val="en-US"/>
+              </w:rPr>
+            </w:pPr>
+            <w:r>
+              <w:rPr>
+                <w:lang w:val="en-US"/>
+              </w:rPr>
+              <w:t>SpringApplication.run(FlexiConnectBE.class, args);</w:t>
+            </w:r>
+          </w:p>
+          <w:p>
+            <w:pPr>
+              <w:spacing w:line="240" w:lineRule="auto"/>
+              <w:rPr>
+                <w:lang w:val="en-US"/>
+              </w:rPr>
+            </w:pPr>
+            <w:r>
+              <w:rPr>
+                <w:lang w:val="en-US"/>
+              </w:rPr>
+              <w:t>}</w:t>
+            </w:r>
+          </w:p>
+          <w:p>
+            <w:pPr>
+              <w:spacing w:line="240" w:lineRule="auto"/>
+              <w:rPr>
+                <w:lang w:val="en-US"/>
+              </w:rPr>
+            </w:pPr>
+            <w:r>
+              <w:rPr>
+                <w:lang w:val="en-US"/>
+              </w:rPr>
+              <w:t>}</w:t>
+            </w:r>
+          </w:p>
+        </w:tc>
+      </w:tr>
+    </w:tbl>
+    <w:p>
+      <w:pPr>
+        <w:pStyle w:val="Caption"/>
+        <w:rPr>
+          <w:i/>
+          <w:iCs/>
+          <w:lang w:val="en-US"/>
+        </w:rPr>
+      </w:pPr>
+      <w:bookmarkStart w:id="30" w:name="_Toc208756434"/>
+      <w:r>
+        <w:rPr>
+          <w:i/>
+          <w:iCs/>
+        </w:rPr>
+        <w:t xml:space="preserve">Bảng </w:t>
+      </w:r>
+      <w:r>
+        <w:rPr>
+          <w:i/>
+          <w:iCs/>
+        </w:rPr>
+        <w:fldChar w:fldCharType="begin"/>
+      </w:r>
+      <w:r>
+        <w:rPr>
+          <w:i/>
+          <w:iCs/>
+        </w:rPr>
+        <w:instrText xml:space="preserve"> STYLEREF 1 \s </w:instrText>
+      </w:r>
+      <w:r>
+        <w:rPr>
+          <w:i/>
+          <w:iCs/>
+        </w:rPr>
+        <w:fldChar w:fldCharType="separate"/>
+      </w:r>
+      <w:r>
+        <w:rPr>
+          <w:i/>
+          <w:iCs/>
+          <w:noProof/>
+        </w:rPr>
+        <w:t>2</w:t>
+      </w:r>
+      <w:r>
+        <w:rPr>
+          <w:i/>
+          <w:iCs/>
+        </w:rPr>
+        <w:fldChar w:fldCharType="end"/>
+      </w:r>
+      <w:r>
+        <w:rPr>
+          <w:i/>
+          <w:iCs/>
+        </w:rPr>
+        <w:t>.</w:t>
+      </w:r>
+      <w:r>
+        <w:rPr>
+          <w:i/>
+          <w:iCs/>
+        </w:rPr>
+        <w:fldChar w:fldCharType="begin"/>
+      </w:r>
+      <w:r>
+        <w:rPr>
+          <w:i/>
+          <w:iCs/>
+        </w:rPr>
+        <w:instrText xml:space="preserve"> SEQ Bảng \* ARABIC \s 1 </w:instrText>
+      </w:r>
+      <w:r>
+        <w:rPr>
+          <w:i/>
+          <w:iCs/>
+        </w:rPr>
+        <w:fldChar w:fldCharType="separate"/>
+      </w:r>
+      <w:r>
+        <w:rPr>
+          <w:i/>
+          <w:iCs/>
+          <w:noProof/>
+        </w:rPr>
+        <w:t>1</w:t>
+      </w:r>
+      <w:r>
+        <w:rPr>
+          <w:i/>
+          <w:iCs/>
+        </w:rPr>
+        <w:fldChar w:fldCharType="end"/>
+      </w:r>
+      <w:r>
+        <w:rPr>
+          <w:i/>
+          <w:iCs/>
+          <w:lang w:val="en-US"/>
+        </w:rPr>
+        <w:t>: Lớp chạy ứng dụng</w:t>
+      </w:r>
+      <w:bookmarkEnd w:id="30"/>
+    </w:p>
+    <w:p>
+      <w:pPr>
+        <w:rPr>
+          <w:lang w:val="en-US"/>
+        </w:rPr>
+      </w:pPr>
+      <w:r>
+        <w:t>Nhờ vậy, việc khởi tạo dự án trở nên nhanh chóng, giúp lập trình viên tập trung vào xây dựng tính năng thay vì cấu hình lặp lại.</w:t>
+      </w:r>
+    </w:p>
+    <w:p>
+      <w:pPr>
+        <w:rPr>
+          <w:b/>
+          <w:bCs/>
+          <w:lang w:val="en-US"/>
+        </w:rPr>
+      </w:pPr>
+      <w:r>
+        <w:rPr>
+          <w:b/>
+          <w:bCs/>
+        </w:rPr>
+        <w:t>Quản lý Sự kiện và Listener</w:t>
+      </w:r>
+    </w:p>
+    <w:p>
+      <w:pPr>
+        <w:rPr>
+          <w:lang w:val="en-US"/>
+        </w:rPr>
+      </w:pPr>
+      <w:r>
+        <w:rPr>
+          <w:lang w:val="en-US"/>
+        </w:rPr>
+        <w:t xml:space="preserve">Spring Boot mở rộng hệ thống </w:t>
+      </w:r>
+      <w:r>
+        <w:rPr>
+          <w:b/>
+          <w:bCs/>
+          <w:lang w:val="en-US"/>
+        </w:rPr>
+        <w:t>ApplicationEvent</w:t>
+      </w:r>
+      <w:r>
+        <w:rPr>
+          <w:lang w:val="en-US"/>
+        </w:rPr>
+        <w:t xml:space="preserve"> của Spring Framework, giúp các thành phần trong ứng dụng giao tiếp với nhau mà không cần phụ thuộc trực tiếp. Khi một sự việc xảy ra (ví dụ user đăng ký thành công), hệ thống sẽ phát ra một event, và các listener đã đăng ký sẽ tự động xử lý các tác vụ liên quan.</w:t>
+      </w:r>
+    </w:p>
+    <w:p>
+      <w:pPr>
+        <w:rPr>
+          <w:lang w:val="en-US"/>
+        </w:rPr>
+      </w:pPr>
+      <w:r>
+        <w:rPr>
+          <w:lang w:val="en-US"/>
+        </w:rPr>
+        <w:t xml:space="preserve">Điều này giúp tách biệt logic nghiệp vụ rất hiệu quả. Thay vì module đăng ký phải gọi trực tiếp đến module gửi email, bạn chỉ cần phát ra </w:t>
+      </w:r>
+      <w:r>
+        <w:rPr>
+          <w:b/>
+          <w:bCs/>
+          <w:lang w:val="en-US"/>
+        </w:rPr>
+        <w:t>UserRegisteredEvent</w:t>
+      </w:r>
+      <w:r>
+        <w:rPr>
+          <w:lang w:val="en-US"/>
+        </w:rPr>
+        <w:t xml:space="preserve"> và để các listener riêng biệt lo việc gửi email, ghi log, hay các xử lý khác.</w:t>
+      </w:r>
+    </w:p>
+    <w:p>
+      <w:pPr>
+        <w:rPr>
+          <w:b/>
+          <w:bCs/>
+          <w:lang w:val="en-US"/>
+        </w:rPr>
+      </w:pPr>
+      <w:r>
+        <w:rPr>
+          <w:b/>
+          <w:bCs/>
+          <w:lang w:val="en-US"/>
+        </w:rPr>
+        <w:t>Cấu hình linh hoạt theo môi trường</w:t>
+      </w:r>
+    </w:p>
+    <w:p>
+      <w:pPr>
+        <w:rPr>
+          <w:lang w:val="en-US"/>
+        </w:rPr>
+      </w:pPr>
+      <w:r>
+        <w:rPr>
+          <w:lang w:val="en-US"/>
+        </w:rPr>
+        <w:t>Spring Boot cho phép tách riêng cấu hình khỏi mã nguồn, giúp cùng một ứng dụng có thể chạy trên nhiều môi trường khác nhau mà không cần build lại.</w:t>
+      </w:r>
+    </w:p>
+    <w:p>
+      <w:pPr>
+        <w:rPr>
+          <w:lang w:val="en-US"/>
+        </w:rPr>
+      </w:pPr>
+      <w:r>
+        <w:rPr>
+          <w:lang w:val="en-US"/>
+        </w:rPr>
+        <w:lastRenderedPageBreak/>
+        <w:t>Hệ thống sẽ đọc cấu hình từ nhiều nguồn theo thứ tự ưu tiên: command-line arguments &gt; environment variables &gt; file properties/YAML. Cấu hình từ nguồn có độ ưu tiên cao sẽ override những cái ở mức thấp hơn.</w:t>
+      </w:r>
+    </w:p>
+    <w:p>
+      <w:pPr>
+        <w:rPr>
+          <w:b/>
+          <w:bCs/>
+          <w:lang w:val="en-US"/>
+        </w:rPr>
+      </w:pPr>
+      <w:r>
+        <w:rPr>
+          <w:b/>
+          <w:bCs/>
+          <w:lang w:val="en-US"/>
+        </w:rPr>
+        <w:t>Tích hợp Spring Security</w:t>
+      </w:r>
+    </w:p>
+    <w:p>
+      <w:pPr>
+        <w:rPr>
+          <w:lang w:val="en-US"/>
+        </w:rPr>
+      </w:pPr>
+      <w:r>
+        <w:rPr>
+          <w:lang w:val="en-US"/>
+        </w:rPr>
+        <w:t xml:space="preserve">Khi thêm </w:t>
+      </w:r>
+      <w:r>
+        <w:rPr>
+          <w:b/>
+          <w:bCs/>
+          <w:lang w:val="en-US"/>
+        </w:rPr>
+        <w:t>spring-boot-starter-security</w:t>
+      </w:r>
+      <w:r>
+        <w:rPr>
+          <w:lang w:val="en-US"/>
+        </w:rPr>
+        <w:t xml:space="preserve"> vào project, Spring Boot tự động bảo vệ tất cả endpoint, yêu cầu </w:t>
+      </w:r>
+      <w:r>
+        <w:rPr>
+          <w:lang w:val="en-US"/>
+        </w:rPr>
+        <w:t>xác thực</w:t>
+      </w:r>
+      <w:r>
+        <w:rPr>
+          <w:lang w:val="en-US"/>
+        </w:rPr>
+        <w:t xml:space="preserve"> mặc định. Mặc định Spring Boot sẽ khóa các endpoint</w:t>
+      </w:r>
+      <w:r>
+        <w:rPr>
+          <w:lang w:val="en-US"/>
+        </w:rPr>
+        <w:t xml:space="preserve"> nên lập trình viên</w:t>
+      </w:r>
+      <w:r>
+        <w:rPr>
+          <w:lang w:val="en-US"/>
+        </w:rPr>
+        <w:t xml:space="preserve"> phải tự </w:t>
+      </w:r>
+      <w:r>
+        <w:rPr>
+          <w:lang w:val="en-US"/>
+        </w:rPr>
+        <w:t xml:space="preserve">cấu hình </w:t>
+      </w:r>
+      <w:r>
+        <w:rPr>
+          <w:lang w:val="en-US"/>
+        </w:rPr>
+        <w:t xml:space="preserve">để mở những gì cần </w:t>
+      </w:r>
+      <w:r>
+        <w:rPr>
+          <w:lang w:val="en-US"/>
+        </w:rPr>
+        <w:t>công khai</w:t>
+      </w:r>
+      <w:r>
+        <w:rPr>
+          <w:lang w:val="en-US"/>
+        </w:rPr>
+        <w:t>.</w:t>
+      </w:r>
+    </w:p>
+    <w:p>
+      <w:pPr>
+        <w:rPr>
+          <w:lang w:val="en-US"/>
+        </w:rPr>
+      </w:pPr>
+      <w:r>
+        <w:rPr>
+          <w:lang w:val="en-US"/>
+        </w:rPr>
+        <w:t>Nhờ vậy mà hạn chế được rủi ro bảo mật khi lập trình viên quên bảo mật endpoint</w:t>
+      </w:r>
+      <w:r>
+        <w:rPr>
+          <w:lang w:val="en-US"/>
+        </w:rPr>
+        <w:t>. Spring Boot cũng đơn giản hóa việc setup Basic Auth, Form Login, OAuth2 và các cơ chế bảo mật khác.</w:t>
+      </w:r>
+    </w:p>
+    <w:p>
+      <w:pPr>
+        <w:rPr>
+          <w:b/>
+          <w:bCs/>
+          <w:lang w:val="en-US"/>
+        </w:rPr>
+      </w:pPr>
+      <w:r>
+        <w:rPr>
+          <w:b/>
+          <w:bCs/>
+          <w:lang w:val="en-US"/>
+        </w:rPr>
+        <w:t>Quản lý thư viện thông minh</w:t>
+      </w:r>
+      <w:r>
+        <w:rPr>
+          <w:b/>
+          <w:bCs/>
+          <w:lang w:val="en-US"/>
+        </w:rPr>
+        <w:t xml:space="preserve"> </w:t>
+      </w:r>
+      <w:r>
+        <w:rPr>
+          <w:b/>
+          <w:bCs/>
+          <w:lang w:val="en-US"/>
+        </w:rPr>
+        <w:t>(</w:t>
+      </w:r>
+      <w:r>
+        <w:rPr>
+          <w:b/>
+          <w:bCs/>
+          <w:lang w:val="en-US"/>
+        </w:rPr>
+        <w:t>Starter Dependencies</w:t>
+      </w:r>
+      <w:r>
+        <w:rPr>
+          <w:b/>
+          <w:bCs/>
+          <w:lang w:val="en-US"/>
+        </w:rPr>
+        <w:t>)</w:t>
+      </w:r>
+    </w:p>
+    <w:p>
+      <w:pPr>
+        <w:rPr>
+          <w:lang w:val="en-US"/>
+        </w:rPr>
+      </w:pPr>
+      <w:r>
+        <w:t xml:space="preserve">Spring Boot hỗ trợ các </w:t>
+      </w:r>
+      <w:r>
+        <w:rPr>
+          <w:lang w:val="en-US"/>
+        </w:rPr>
+        <w:t>gói</w:t>
+      </w:r>
+      <w:r>
+        <w:rPr>
+          <w:b/>
+          <w:bCs/>
+          <w:lang w:val="en-US"/>
+        </w:rPr>
+        <w:t xml:space="preserve"> starter</w:t>
+      </w:r>
+      <w:r>
+        <w:rPr>
+          <w:lang w:val="en-US"/>
+        </w:rPr>
+        <w:t>,</w:t>
+      </w:r>
+      <w:r>
+        <w:t>tức là tập hợp sẵn các dependency cần cho một tính năng, giúp bạn không phải tự khai báo từng thư viện thủ công.</w:t>
+      </w:r>
+    </w:p>
+    <w:p>
+      <w:pPr>
+        <w:rPr>
+          <w:lang w:val="en-US"/>
+        </w:rPr>
+      </w:pPr>
+      <w:r>
+        <w:rPr>
+          <w:lang w:val="en-US"/>
+        </w:rPr>
+        <w:t xml:space="preserve">Chỉ cần thêm </w:t>
+      </w:r>
+      <w:r>
+        <w:rPr>
+          <w:b/>
+          <w:bCs/>
+          <w:lang w:val="en-US"/>
+        </w:rPr>
+        <w:t>spring-boot-starter-web</w:t>
+      </w:r>
+      <w:r>
+        <w:rPr>
+          <w:lang w:val="en-US"/>
+        </w:rPr>
+        <w:t xml:space="preserve"> là bạn đã có đủ Spring MVC, Jackson, Tomcat và các thư viện liên quan với phiên bản đã được test tương thích. Không còn phải lo </w:t>
+      </w:r>
+      <w:r>
+        <w:rPr>
+          <w:lang w:val="en-US"/>
+        </w:rPr>
+        <w:t>xung đột giữa các phiên bản hay thiếu thư viện</w:t>
+      </w:r>
+      <w:r>
+        <w:rPr>
+          <w:lang w:val="en-US"/>
+        </w:rPr>
+        <w:t xml:space="preserve"> nữa.</w:t>
+      </w:r>
+    </w:p>
+    <w:p>
+      <w:pPr>
+        <w:pStyle w:val="Heading3"/>
+      </w:pPr>
+      <w:r>
+        <w:t>Kiến trúc Spring Boot</w:t>
+      </w:r>
+    </w:p>
+    <w:p>
+      <w:pPr>
+        <w:pStyle w:val="Heading4"/>
+        <w:rPr>
+          <w:lang w:val="en-US"/>
+        </w:rPr>
+      </w:pPr>
+      <w:r>
+        <w:rPr>
+          <w:lang w:val="en-US"/>
+        </w:rPr>
+        <w:t>Tổng quan kiến trúc</w:t>
+      </w:r>
+    </w:p>
+    <w:p>
+      <w:pPr>
+        <w:rPr>
+          <w:lang w:val="en-US"/>
+        </w:rPr>
+      </w:pPr>
+      <w:r>
+        <w:rPr>
+          <w:lang w:val="en-US"/>
+        </w:rPr>
+        <w:t xml:space="preserve">Về cơ bản, Spring Boot không áp đặt một kiến trúc cứng nhắc nào lên người phát triển. Tuy nhiên, nó khuyến khích và hỗ trợ mạnh mẽ cho việc xây dựng ứng dụng theo kiến trúc phân tầng </w:t>
+      </w:r>
+      <w:r>
+        <w:rPr>
+          <w:b/>
+          <w:bCs/>
+          <w:lang w:val="en-US"/>
+        </w:rPr>
+        <w:t>(Layered Architecture)</w:t>
+      </w:r>
+      <w:r>
+        <w:rPr>
+          <w:lang w:val="en-US"/>
+        </w:rPr>
+        <w:t>. Đây là một mô hình kiến trúc phổ biến và đã được chứng minh hiệu quả trong việc xây dựng các hệ thống lớn, giúp mã nguồn trở nên rõ ràng, dễ bảo trì và dễ phát triển.</w:t>
+      </w:r>
+    </w:p>
+    <w:p>
+      <w:pPr>
+        <w:rPr>
+          <w:lang w:val="en-US"/>
+        </w:rPr>
+      </w:pPr>
+      <w:r>
+        <w:rPr>
+          <w:lang w:val="en-US"/>
+        </w:rPr>
+        <w:t>Với</w:t>
+      </w:r>
+      <w:r>
+        <w:rPr>
+          <w:lang w:val="en-US"/>
+        </w:rPr>
+        <w:t xml:space="preserve"> đồ án này, hệ thống được xây dựng tuân thủ theo kiến trúc phân tầng mặc định của Spring Boot. Kiến trúc này chia ứng dụng thành các tầng (layer) riêng biệt, mỗi tầng có một trách nhiệm và vai trò cụ thể. Các tầng giao tiếp với nhau theo một luồng xác định, giúp tách biệt các mối quan tâm </w:t>
+      </w:r>
+      <w:r>
+        <w:rPr>
+          <w:b/>
+          <w:bCs/>
+          <w:lang w:val="en-US"/>
+        </w:rPr>
+        <w:t>(separation of concerns)</w:t>
+      </w:r>
+      <w:r>
+        <w:rPr>
+          <w:lang w:val="en-US"/>
+        </w:rPr>
+        <w:t xml:space="preserve"> và giảm sự phụ thuộc lẫn nhau giữa các thành phần.</w:t>
+      </w:r>
+    </w:p>
+    <w:p>
+      <w:pPr>
+        <w:keepNext/>
+        <w:jc w:val="center"/>
+      </w:pPr>
+      <w:r>
+        <w:rPr>
+          <w:lang w:val="en-US"/>
+        </w:rPr>
+        <w:lastRenderedPageBreak/>
+        <w:drawing>
+          <wp:inline distT="0" distB="0" distL="0" distR="0" wp14:anchorId="51427FA7" wp14:editId="0A2EAA84">
+            <wp:extent cx="3595372" cy="2743200"/>
+            <wp:effectExtent l="0" t="0" r="0" b="0"/>
+            <wp:docPr id="2006073503" name="Picture 1" descr="A diagram of a process&#10;&#10;AI-generated content may be incorrect."/>
+            <wp:cNvGraphicFramePr>
+              <a:graphicFrameLocks xmlns:a="http://schemas.openxmlformats.org/drawingml/2006/main" noChangeAspect="1"/>
+            </wp:cNvGraphicFramePr>
+            <a:graphic xmlns:a="http://schemas.openxmlformats.org/drawingml/2006/main">
+              <a:graphicData uri="http://schemas.openxmlformats.org/drawingml/2006/picture">
+                <pic:pic xmlns:pic="http://schemas.openxmlformats.org/drawingml/2006/picture">
+                  <pic:nvPicPr>
+                    <pic:cNvPr id="2006073503" name="Picture 1" descr="A diagram of a process&#10;&#10;AI-generated content may be incorrect."/>
+                    <pic:cNvPicPr/>
+                  </pic:nvPicPr>
+                  <pic:blipFill>
+                    <a:blip r:embed="rId14"/>
+                    <a:stretch>
+                      <a:fillRect/>
+                    </a:stretch>
+                  </pic:blipFill>
+                  <pic:spPr>
+                    <a:xfrm>
+                      <a:off x="0" y="0"/>
+                      <a:ext cx="3595372" cy="2743200"/>
+                    </a:xfrm>
+                    <a:prstGeom prst="rect">
+                      <a:avLst/>
+                    </a:prstGeom>
+                  </pic:spPr>
+                </pic:pic>
+              </a:graphicData>
+            </a:graphic>
+          </wp:inline>
+        </w:drawing>
+      </w:r>
+    </w:p>
+    <w:p>
+      <w:pPr>
+        <w:pStyle w:val="Caption"/>
+        <w:rPr>
+          <w:i/>
+          <w:iCs/>
+          <w:lang w:val="en-US"/>
+        </w:rPr>
+      </w:pPr>
+      <w:bookmarkStart w:id="31" w:name="_Toc208756135"/>
+      <w:r>
+        <w:rPr>
+          <w:i/>
+          <w:iCs/>
+        </w:rPr>
+        <w:t xml:space="preserve">Hình </w:t>
+      </w:r>
+      <w:r>
+        <w:rPr>
+          <w:i/>
+          <w:iCs/>
+        </w:rPr>
+        <w:fldChar w:fldCharType="begin"/>
+      </w:r>
+      <w:r>
+        <w:rPr>
+          <w:i/>
+          <w:iCs/>
+        </w:rPr>
+        <w:instrText xml:space="preserve"> STYLEREF 1 \s </w:instrText>
+      </w:r>
+      <w:r>
+        <w:rPr>
+          <w:i/>
+          <w:iCs/>
+        </w:rPr>
+        <w:fldChar w:fldCharType="separate"/>
+      </w:r>
+      <w:r>
+        <w:rPr>
+          <w:i/>
+          <w:iCs/>
+          <w:noProof/>
+        </w:rPr>
+        <w:t>2</w:t>
+      </w:r>
+      <w:r>
+        <w:rPr>
+          <w:i/>
+          <w:iCs/>
+        </w:rPr>
+        <w:fldChar w:fldCharType="end"/>
+      </w:r>
+      <w:r>
+        <w:rPr>
+          <w:i/>
+          <w:iCs/>
+        </w:rPr>
+        <w:t>.</w:t>
+      </w:r>
+      <w:r>
+        <w:rPr>
+          <w:i/>
+          <w:iCs/>
+        </w:rPr>
+        <w:fldChar w:fldCharType="begin"/>
+      </w:r>
+      <w:r>
+        <w:rPr>
+          <w:i/>
+          <w:iCs/>
+        </w:rPr>
+        <w:instrText xml:space="preserve"> SEQ Hình \* ARABIC \s 1 </w:instrText>
+      </w:r>
+      <w:r>
+        <w:rPr>
+          <w:i/>
+          <w:iCs/>
+        </w:rPr>
+        <w:fldChar w:fldCharType="separate"/>
+      </w:r>
+      <w:r>
+        <w:rPr>
+          <w:i/>
+          <w:iCs/>
+          <w:noProof/>
+        </w:rPr>
+        <w:t>3</w:t>
+      </w:r>
+      <w:r>
+        <w:rPr>
+          <w:i/>
+          <w:iCs/>
+        </w:rPr>
+        <w:fldChar w:fldCharType="end"/>
+      </w:r>
+      <w:r>
+        <w:rPr>
+          <w:i/>
+          <w:iCs/>
+          <w:lang w:val="en-US"/>
+        </w:rPr>
+        <w:t>: Kiến trúc Spring Boot</w:t>
+      </w:r>
+      <w:bookmarkEnd w:id="31"/>
+    </w:p>
+    <w:p>
+      <w:pPr>
+        <w:pStyle w:val="Heading4"/>
+        <w:rPr>
+          <w:lang w:val="en-US"/>
+        </w:rPr>
+      </w:pPr>
+      <w:r>
+        <w:rPr>
+          <w:lang w:val="en-US"/>
+        </w:rPr>
+        <w:t xml:space="preserve">Chi tiết các tầng kiến trúc </w:t>
+      </w:r>
+    </w:p>
+    <w:p>
+      <w:pPr>
+        <w:rPr>
+          <w:b/>
+          <w:bCs/>
+          <w:lang w:val="en-US"/>
+        </w:rPr>
+      </w:pPr>
+      <w:r>
+        <w:rPr>
+          <w:b/>
+          <w:bCs/>
+          <w:lang w:val="en-US"/>
+        </w:rPr>
+        <w:t>1. Tầng trình bày (</w:t>
+      </w:r>
+      <w:r>
+        <w:rPr>
+          <w:b/>
+          <w:bCs/>
+        </w:rPr>
+        <w:t>Presentation Layer</w:t>
+      </w:r>
+      <w:r>
+        <w:rPr>
+          <w:b/>
+          <w:bCs/>
+          <w:lang w:val="en-US"/>
+        </w:rPr>
+        <w:t>)</w:t>
+      </w:r>
+    </w:p>
+    <w:p>
+      <w:pPr>
+        <w:rPr>
+          <w:lang w:val="en-US"/>
+        </w:rPr>
+      </w:pPr>
+      <w:r>
+        <w:rPr>
+          <w:lang w:val="en-US"/>
+        </w:rPr>
+        <w:t xml:space="preserve">Đây là tầng trên cùng của kiến trúc, đóng vai trò là </w:t>
+      </w:r>
+      <w:r>
+        <w:rPr>
+          <w:lang w:val="en-US"/>
+        </w:rPr>
+        <w:t xml:space="preserve">giao diện tương tác </w:t>
+      </w:r>
+      <w:r>
+        <w:rPr>
+          <w:lang w:val="en-US"/>
+        </w:rPr>
+        <w:t>của hệ thống với thế giới bên ngoài. Trách nhiệm chính của tầng này là tiếp nhận các yêu cầu HTTP từ phía client, xử lý chúng và trả về các phản hồi HTTP tương ứng (thường ở định dạng JSON).</w:t>
+      </w:r>
+    </w:p>
+    <w:p>
+      <w:pPr>
+        <w:rPr>
+          <w:lang w:val="en-US"/>
+        </w:rPr>
+      </w:pPr>
+      <w:r>
+        <w:rPr>
+          <w:lang w:val="en-US"/>
+        </w:rPr>
+        <w:t xml:space="preserve">Trong Spring Boot, tầng này thường được triển khai bằng các lớp Controller, được đánh dấu bằng các annotation như </w:t>
+      </w:r>
+      <w:r>
+        <w:rPr>
+          <w:b/>
+          <w:bCs/>
+          <w:lang w:val="en-US"/>
+        </w:rPr>
+        <w:t>@RestController</w:t>
+      </w:r>
+      <w:r>
+        <w:rPr>
+          <w:lang w:val="en-US"/>
+        </w:rPr>
+        <w:t xml:space="preserve">. Các phương thức trong Controller sẽ được ánh xạ tới các URL (endpoint) cụ thể. </w:t>
+      </w:r>
+      <w:r>
+        <w:rPr>
+          <w:lang w:val="en-US"/>
+        </w:rPr>
+        <w:t>T</w:t>
+      </w:r>
+      <w:r>
+        <w:t>ầng này chủ yếu xác thực đầu vào và chuyển tiếp yêu cầu đến tầng nghiệp vụ</w:t>
+      </w:r>
+      <w:r>
+        <w:rPr>
+          <w:lang w:val="en-US"/>
+        </w:rPr>
+        <w:t xml:space="preserve"> và điều phối yêu cầu đến tầng nghiệp vụ.</w:t>
+      </w:r>
+    </w:p>
+    <w:p>
+      <w:pPr>
+        <w:rPr>
+          <w:lang w:val="en-US"/>
+        </w:rPr>
+      </w:pPr>
+      <w:r>
+        <w:rPr>
+          <w:b/>
+          <w:bCs/>
+        </w:rPr>
+        <w:t>Ví dụ:</w:t>
+      </w:r>
+      <w:r>
+        <w:t xml:space="preserve"> Một UserController tiếp nhận yêu cầu lấy thông tin người dùng theo ID</w:t>
+      </w:r>
+    </w:p>
+    <w:tbl>
+      <w:tblPr>
+        <w:tblStyle w:val="TableGrid"/>
+        <w:tblW w:w="0" w:type="auto"/>
+        <w:tblLook w:val="04A0" w:firstRow="1" w:lastRow="0" w:firstColumn="1" w:lastColumn="0" w:noHBand="0" w:noVBand="1"/>
+      </w:tblPr>
+      <w:tblGrid>
+        <w:gridCol w:w="9287"/>
+      </w:tblGrid>
+      <w:tr>
+        <w:tc>
+          <w:tcPr>
+            <w:tcW w:w="9287" w:type="dxa"/>
+          </w:tcPr>
+          <w:p>
+            <w:pPr>
+              <w:rPr>
+                <w:lang w:val="en-US"/>
+              </w:rPr>
+            </w:pPr>
+            <w:r>
+              <w:rPr>
+                <w:lang w:val="en-US"/>
+              </w:rPr>
+              <w:t>Java</w:t>
+            </w:r>
+          </w:p>
+        </w:tc>
+      </w:tr>
+      <w:tr>
+        <w:tc>
+          <w:tcPr>
+            <w:tcW w:w="9287" w:type="dxa"/>
+          </w:tcPr>
+          <w:p>
+            <w:pPr>
+              <w:spacing w:line="240" w:lineRule="auto"/>
+              <w:rPr>
+                <w:lang w:val="en-US"/>
+              </w:rPr>
+            </w:pPr>
+            <w:r>
+              <w:rPr>
+                <w:lang w:val="en-US"/>
+              </w:rPr>
+              <w:t>@RestController</w:t>
+            </w:r>
+          </w:p>
+          <w:p>
+            <w:pPr>
+              <w:spacing w:line="240" w:lineRule="auto"/>
+              <w:rPr>
+                <w:lang w:val="en-US"/>
+              </w:rPr>
+            </w:pPr>
+            <w:r>
+              <w:rPr>
+                <w:lang w:val="en-US"/>
+              </w:rPr>
+              <w:t>@RequestMapping("/api/users")</w:t>
+            </w:r>
+          </w:p>
+          <w:p>
+            <w:pPr>
+              <w:spacing w:line="240" w:lineRule="auto"/>
+              <w:rPr>
+                <w:lang w:val="en-US"/>
+              </w:rPr>
+            </w:pPr>
+            <w:r>
+              <w:rPr>
+                <w:color w:val="7030A0"/>
+                <w:lang w:val="en-US"/>
+              </w:rPr>
+              <w:t>public</w:t>
+            </w:r>
+            <w:r>
+              <w:rPr>
+                <w:lang w:val="en-US"/>
+              </w:rPr>
+              <w:t xml:space="preserve"> </w:t>
+            </w:r>
+            <w:r>
+              <w:rPr>
+                <w:color w:val="7030A0"/>
+                <w:lang w:val="en-US"/>
+              </w:rPr>
+              <w:t>class</w:t>
+            </w:r>
+            <w:r>
+              <w:rPr>
+                <w:lang w:val="en-US"/>
+              </w:rPr>
+              <w:t xml:space="preserve"> UserController {</w:t>
+            </w:r>
+          </w:p>
+          <w:p>
+            <w:pPr>
+              <w:spacing w:line="240" w:lineRule="auto"/>
+              <w:rPr>
+                <w:lang w:val="en-US"/>
+              </w:rPr>
+            </w:pPr>
+            <w:r>
+              <w:rPr>
+                <w:lang w:val="en-US"/>
+              </w:rPr>
+              <w:t xml:space="preserve">    @Autowired</w:t>
+            </w:r>
+          </w:p>
+          <w:p>
+            <w:pPr>
+              <w:spacing w:line="240" w:lineRule="auto"/>
+              <w:rPr>
+                <w:lang w:val="en-US"/>
+              </w:rPr>
+            </w:pPr>
+            <w:r>
+              <w:rPr>
+                <w:lang w:val="en-US"/>
+              </w:rPr>
+              <w:t xml:space="preserve">    </w:t>
+            </w:r>
+            <w:r>
+              <w:rPr>
+                <w:color w:val="7030A0"/>
+                <w:lang w:val="en-US"/>
+              </w:rPr>
+              <w:t>private</w:t>
+            </w:r>
+            <w:r>
+              <w:rPr>
+                <w:lang w:val="en-US"/>
+              </w:rPr>
+              <w:t xml:space="preserve"> UserService userService;</w:t>
+            </w:r>
+          </w:p>
+          <w:p>
+            <w:pPr>
+              <w:spacing w:line="240" w:lineRule="auto"/>
+              <w:rPr>
+                <w:lang w:val="en-US"/>
+              </w:rPr>
+            </w:pPr>
+            <w:r>
+              <w:rPr>
+                <w:lang w:val="en-US"/>
+              </w:rPr>
+              <w:t xml:space="preserve">    @GetMapping("/{id}")</w:t>
+            </w:r>
+          </w:p>
+          <w:p>
+            <w:pPr>
+              <w:spacing w:line="240" w:lineRule="auto"/>
+              <w:rPr>
+                <w:lang w:val="en-US"/>
+              </w:rPr>
+            </w:pPr>
+            <w:r>
+              <w:rPr>
+                <w:lang w:val="en-US"/>
+              </w:rPr>
+              <w:lastRenderedPageBreak/>
+              <w:t xml:space="preserve">    </w:t>
+            </w:r>
+            <w:r>
+              <w:rPr>
+                <w:color w:val="7030A0"/>
+                <w:lang w:val="en-US"/>
+              </w:rPr>
+              <w:t>public</w:t>
+            </w:r>
+            <w:r>
+              <w:rPr>
+                <w:lang w:val="en-US"/>
+              </w:rPr>
+              <w:t xml:space="preserve"> ResponseEntity&lt;User&gt; </w:t>
+            </w:r>
+            <w:r>
+              <w:rPr>
+                <w:color w:val="FFCC00"/>
+                <w:lang w:val="en-US"/>
+              </w:rPr>
+              <w:t>getUserById</w:t>
+            </w:r>
+            <w:r>
+              <w:rPr>
+                <w:lang w:val="en-US"/>
+              </w:rPr>
+              <w:t>(@PathVariable Long id) {</w:t>
+            </w:r>
+          </w:p>
+          <w:p>
+            <w:pPr>
+              <w:spacing w:line="240" w:lineRule="auto"/>
+              <w:rPr>
+                <w:lang w:val="en-US"/>
+              </w:rPr>
+            </w:pPr>
+            <w:r>
+              <w:rPr>
+                <w:lang w:val="en-US"/>
+              </w:rPr>
+              <w:t xml:space="preserve">        User user = userService.findUserById(id);</w:t>
+            </w:r>
+          </w:p>
+          <w:p>
+            <w:pPr>
+              <w:spacing w:line="240" w:lineRule="auto"/>
+              <w:rPr>
+                <w:lang w:val="en-US"/>
+              </w:rPr>
+            </w:pPr>
+            <w:r>
+              <w:rPr>
+                <w:lang w:val="en-US"/>
+              </w:rPr>
+              <w:t xml:space="preserve">        </w:t>
+            </w:r>
+            <w:r>
+              <w:rPr>
+                <w:color w:val="7030A0"/>
+                <w:lang w:val="en-US"/>
+              </w:rPr>
+              <w:t>return</w:t>
+            </w:r>
+            <w:r>
+              <w:rPr>
+                <w:lang w:val="en-US"/>
+              </w:rPr>
+              <w:t xml:space="preserve"> ResponseEntity.ok(user);</w:t>
+            </w:r>
+          </w:p>
+          <w:p>
+            <w:pPr>
+              <w:spacing w:line="240" w:lineRule="auto"/>
+              <w:rPr>
+                <w:lang w:val="en-US"/>
+              </w:rPr>
+            </w:pPr>
+            <w:r>
+              <w:rPr>
+                <w:lang w:val="en-US"/>
+              </w:rPr>
+              <w:t xml:space="preserve">    }</w:t>
+            </w:r>
+          </w:p>
+          <w:p>
+            <w:pPr>
+              <w:spacing w:line="240" w:lineRule="auto"/>
+              <w:rPr>
+                <w:lang w:val="en-US"/>
+              </w:rPr>
+            </w:pPr>
+            <w:r>
+              <w:rPr>
+                <w:lang w:val="en-US"/>
+              </w:rPr>
+              <w:t>}</w:t>
+            </w:r>
+          </w:p>
+        </w:tc>
+      </w:tr>
+    </w:tbl>
+    <w:p>
+      <w:pPr>
+        <w:pStyle w:val="Caption"/>
+        <w:rPr>
+          <w:b/>
+          <w:bCs w:val="0"/>
+          <w:i/>
+          <w:iCs/>
+          <w:lang w:val="en-US"/>
+        </w:rPr>
+      </w:pPr>
+      <w:bookmarkStart w:id="32" w:name="_Toc208756435"/>
+      <w:r>
+        <w:rPr>
+          <w:i/>
+          <w:iCs/>
+        </w:rPr>
+        <w:lastRenderedPageBreak/>
+        <w:t xml:space="preserve">Bảng </w:t>
+      </w:r>
+      <w:r>
+        <w:rPr>
+          <w:i/>
+          <w:iCs/>
+        </w:rPr>
+        <w:fldChar w:fldCharType="begin"/>
+      </w:r>
+      <w:r>
+        <w:rPr>
+          <w:i/>
+          <w:iCs/>
+        </w:rPr>
+        <w:instrText xml:space="preserve"> STYLEREF 1 \s </w:instrText>
+      </w:r>
+      <w:r>
+        <w:rPr>
+          <w:i/>
+          <w:iCs/>
+        </w:rPr>
+        <w:fldChar w:fldCharType="separate"/>
+      </w:r>
+      <w:r>
+        <w:rPr>
+          <w:i/>
+          <w:iCs/>
+          <w:noProof/>
+        </w:rPr>
+        <w:t>2</w:t>
+      </w:r>
+      <w:r>
+        <w:rPr>
+          <w:i/>
+          <w:iCs/>
+        </w:rPr>
+        <w:fldChar w:fldCharType="end"/>
+      </w:r>
+      <w:r>
+        <w:rPr>
+          <w:i/>
+          <w:iCs/>
+        </w:rPr>
+        <w:t>.</w:t>
+      </w:r>
+      <w:r>
+        <w:rPr>
+          <w:i/>
+          <w:iCs/>
+        </w:rPr>
+        <w:fldChar w:fldCharType="begin"/>
+      </w:r>
+      <w:r>
+        <w:rPr>
+          <w:i/>
+          <w:iCs/>
+        </w:rPr>
+        <w:instrText xml:space="preserve"> SEQ Bảng \* ARABIC \s 1 </w:instrText>
+      </w:r>
+      <w:r>
+        <w:rPr>
+          <w:i/>
+          <w:iCs/>
+        </w:rPr>
+        <w:fldChar w:fldCharType="separate"/>
+      </w:r>
+      <w:r>
+        <w:rPr>
+          <w:i/>
+          <w:iCs/>
+          <w:noProof/>
+        </w:rPr>
+        <w:t>2</w:t>
+      </w:r>
+      <w:r>
+        <w:rPr>
+          <w:i/>
+          <w:iCs/>
+        </w:rPr>
+        <w:fldChar w:fldCharType="end"/>
+      </w:r>
+      <w:r>
+        <w:rPr>
+          <w:i/>
+          <w:iCs/>
+          <w:lang w:val="en-US"/>
+        </w:rPr>
+        <w:t xml:space="preserve">: </w:t>
+      </w:r>
+      <w:r>
+        <w:rPr>
+          <w:i/>
+          <w:iCs/>
+        </w:rPr>
+        <w:t>REST Controller xử lý yêu cầu</w:t>
+      </w:r>
+      <w:bookmarkEnd w:id="32"/>
+      <w:r>
+        <w:rPr>
+          <w:i/>
+          <w:iCs/>
+        </w:rPr>
+        <w:t xml:space="preserve"> </w:t>
+      </w:r>
+    </w:p>
+    <w:p>
+      <w:pPr>
+        <w:rPr>
+          <w:b/>
+          <w:bCs/>
+          <w:lang w:val="en-US"/>
+        </w:rPr>
+      </w:pPr>
+      <w:r>
+        <w:rPr>
+          <w:b/>
+          <w:bCs/>
+          <w:lang w:val="en-US"/>
+        </w:rPr>
+        <w:t>2. Tầng nghiệp vụ (</w:t>
+      </w:r>
+      <w:r>
+        <w:rPr>
+          <w:b/>
+          <w:bCs/>
+        </w:rPr>
+        <w:t>Business</w:t>
+      </w:r>
+      <w:r>
+        <w:rPr>
+          <w:b/>
+          <w:bCs/>
+          <w:lang w:val="en-US"/>
+        </w:rPr>
+        <w:t xml:space="preserve"> Layer)</w:t>
+      </w:r>
+    </w:p>
+    <w:p>
+      <w:pPr>
+        <w:rPr>
+          <w:lang w:val="en-US"/>
+        </w:rPr>
+      </w:pPr>
+      <w:r>
+        <w:rPr>
+          <w:lang w:val="en-US"/>
+        </w:rPr>
+        <w:t xml:space="preserve">Tầng nghiệp vụ được coi là </w:t>
+      </w:r>
+      <w:r>
+        <w:rPr>
+          <w:lang w:val="en-US"/>
+        </w:rPr>
+        <w:t>trung tâm xử lý logic</w:t>
+      </w:r>
+      <w:r>
+        <w:rPr>
+          <w:lang w:val="en-US"/>
+        </w:rPr>
+        <w:t xml:space="preserve"> của ứng dụng, chứa đựng toàn bộ các logic, quy tắc và quy trình xử lý chính của hệ thống. Tầng này nhận yêu cầu từ tầng trình bày, thực hiện các tính toán, và phối hợp với tầng truy cập dữ liệu để lấy hoặc lưu thông tin.</w:t>
+      </w:r>
+    </w:p>
+    <w:p>
+      <w:pPr>
+        <w:rPr>
+          <w:lang w:val="en-US"/>
+        </w:rPr>
+      </w:pPr>
+      <w:r>
+        <w:rPr>
+          <w:lang w:val="en-US"/>
+        </w:rPr>
+        <w:t xml:space="preserve">Các lớp trong tầng này thường được gọi là các lớp Service và được đánh dấu bằng annotation </w:t>
+      </w:r>
+      <w:r>
+        <w:rPr>
+          <w:b/>
+          <w:bCs/>
+          <w:lang w:val="en-US"/>
+        </w:rPr>
+        <w:t>@Service</w:t>
+      </w:r>
+      <w:r>
+        <w:rPr>
+          <w:lang w:val="en-US"/>
+        </w:rPr>
+        <w:t>. Việc tách biệt logic nghiệp vụ ra một tầng riêng giúp mã nguồn dễ đọc, dễ kiểm thử và có thể tái sử dụng.</w:t>
+      </w:r>
+    </w:p>
+    <w:p>
+      <w:pPr>
+        <w:rPr>
+          <w:lang w:val="en-US"/>
+        </w:rPr>
+      </w:pPr>
+      <w:r>
+        <w:rPr>
+          <w:b/>
+          <w:bCs/>
+          <w:lang w:val="en-US"/>
+        </w:rPr>
+        <w:t>Ví dụ:</w:t>
+      </w:r>
+      <w:r>
+        <w:rPr>
+          <w:lang w:val="en-US"/>
+        </w:rPr>
+        <w:t xml:space="preserve"> Một UserService chứa logic tìm kiếm người dùng.</w:t>
+      </w:r>
+    </w:p>
+    <w:tbl>
+      <w:tblPr>
+        <w:tblStyle w:val="TableGrid"/>
+        <w:tblW w:w="0" w:type="auto"/>
+        <w:tblLook w:val="04A0" w:firstRow="1" w:lastRow="0" w:firstColumn="1" w:lastColumn="0" w:noHBand="0" w:noVBand="1"/>
+      </w:tblPr>
+      <w:tblGrid>
+        <w:gridCol w:w="9287"/>
+      </w:tblGrid>
+      <w:tr>
+        <w:tc>
+          <w:tcPr>
+            <w:tcW w:w="9287" w:type="dxa"/>
+          </w:tcPr>
+          <w:p>
+            <w:pPr>
+              <w:rPr>
+                <w:lang w:val="en-US"/>
+              </w:rPr>
+            </w:pPr>
+            <w:r>
+              <w:rPr>
+                <w:lang w:val="en-US"/>
+              </w:rPr>
+              <w:t>Java</w:t>
+            </w:r>
+          </w:p>
+        </w:tc>
+      </w:tr>
+      <w:tr>
+        <w:tc>
+          <w:tcPr>
+            <w:tcW w:w="9287" w:type="dxa"/>
+          </w:tcPr>
+          <w:p>
+            <w:pPr>
+              <w:spacing w:line="240" w:lineRule="auto"/>
+              <w:rPr>
+                <w:lang w:val="en-US"/>
+              </w:rPr>
+            </w:pPr>
+            <w:r>
+              <w:rPr>
+                <w:lang w:val="en-US"/>
+              </w:rPr>
+              <w:t>@Service</w:t>
+            </w:r>
+          </w:p>
+          <w:p>
+            <w:pPr>
+              <w:spacing w:line="240" w:lineRule="auto"/>
+              <w:rPr>
+                <w:lang w:val="en-US"/>
+              </w:rPr>
+            </w:pPr>
+            <w:r>
+              <w:rPr>
+                <w:color w:val="7030A0"/>
+                <w:lang w:val="en-US"/>
+              </w:rPr>
+              <w:t>public class</w:t>
+            </w:r>
+            <w:r>
+              <w:rPr>
+                <w:lang w:val="en-US"/>
+              </w:rPr>
+              <w:t xml:space="preserve"> UserServiceImpl implements UserService {</w:t>
+            </w:r>
+          </w:p>
+          <w:p>
+            <w:pPr>
+              <w:spacing w:line="240" w:lineRule="auto"/>
+              <w:rPr>
+                <w:lang w:val="en-US"/>
+              </w:rPr>
+            </w:pPr>
+            <w:r>
+              <w:rPr>
+                <w:lang w:val="en-US"/>
+              </w:rPr>
+              <w:t xml:space="preserve">    @Autowired</w:t>
+            </w:r>
+          </w:p>
+          <w:p>
+            <w:pPr>
+              <w:spacing w:line="240" w:lineRule="auto"/>
+              <w:rPr>
+                <w:lang w:val="en-US"/>
+              </w:rPr>
+            </w:pPr>
+            <w:r>
+              <w:rPr>
+                <w:lang w:val="en-US"/>
+              </w:rPr>
+              <w:t xml:space="preserve">    </w:t>
+            </w:r>
+            <w:r>
+              <w:rPr>
+                <w:color w:val="7030A0"/>
+                <w:lang w:val="en-US"/>
+              </w:rPr>
+              <w:t>private</w:t>
+            </w:r>
+            <w:r>
+              <w:rPr>
+                <w:lang w:val="en-US"/>
+              </w:rPr>
+              <w:t xml:space="preserve"> UserRepository userRepository;</w:t>
+            </w:r>
+          </w:p>
+          <w:p>
+            <w:pPr>
+              <w:spacing w:line="240" w:lineRule="auto"/>
+              <w:rPr>
+                <w:lang w:val="en-US"/>
+              </w:rPr>
+            </w:pPr>
+            <w:r>
+              <w:rPr>
+                <w:lang w:val="en-US"/>
+              </w:rPr>
+              <w:t xml:space="preserve">    </w:t>
+            </w:r>
+            <w:r>
+              <w:rPr>
+                <w:color w:val="7030A0"/>
+                <w:lang w:val="en-US"/>
+              </w:rPr>
+              <w:t>public</w:t>
+            </w:r>
+            <w:r>
+              <w:rPr>
+                <w:lang w:val="en-US"/>
+              </w:rPr>
+              <w:t xml:space="preserve"> User </w:t>
+            </w:r>
+            <w:r>
+              <w:rPr>
+                <w:color w:val="FFCC00"/>
+                <w:lang w:val="en-US"/>
+              </w:rPr>
+              <w:t>findUserById</w:t>
+            </w:r>
+            <w:r>
+              <w:rPr>
+                <w:lang w:val="en-US"/>
+              </w:rPr>
+              <w:t>(Long id) {</w:t>
+            </w:r>
+          </w:p>
+          <w:p>
+            <w:pPr>
+              <w:spacing w:line="240" w:lineRule="auto"/>
+              <w:rPr>
+                <w:lang w:val="en-US"/>
+              </w:rPr>
+            </w:pPr>
+            <w:r>
+              <w:rPr>
+                <w:lang w:val="en-US"/>
+              </w:rPr>
+              <w:t xml:space="preserve">        </w:t>
+            </w:r>
+            <w:r>
+              <w:rPr>
+                <w:color w:val="7030A0"/>
+                <w:lang w:val="en-US"/>
+              </w:rPr>
+              <w:t>return</w:t>
+            </w:r>
+            <w:r>
+              <w:rPr>
+                <w:lang w:val="en-US"/>
+              </w:rPr>
+              <w:t xml:space="preserve"> userRepository.findById(id)</w:t>
+            </w:r>
+          </w:p>
+          <w:p>
+            <w:pPr>
+              <w:spacing w:line="240" w:lineRule="auto"/>
+              <w:rPr>
+                <w:lang w:val="en-US"/>
+              </w:rPr>
+            </w:pPr>
+            <w:r>
+              <w:rPr>
+                <w:lang w:val="en-US"/>
+              </w:rPr>
+              <w:t xml:space="preserve">            .orElseThrow(() -&gt; new ResourceNotFoundException("User not found"));</w:t>
+            </w:r>
+          </w:p>
+          <w:p>
+            <w:pPr>
+              <w:spacing w:line="240" w:lineRule="auto"/>
+              <w:rPr>
+                <w:lang w:val="en-US"/>
+              </w:rPr>
+            </w:pPr>
+            <w:r>
+              <w:rPr>
+                <w:lang w:val="en-US"/>
+              </w:rPr>
+              <w:t xml:space="preserve">    }</w:t>
+            </w:r>
+          </w:p>
+          <w:p>
+            <w:pPr>
+              <w:spacing w:line="240" w:lineRule="auto"/>
+              <w:rPr>
+                <w:lang w:val="en-US"/>
+              </w:rPr>
+            </w:pPr>
+            <w:r>
+              <w:rPr>
+                <w:lang w:val="en-US"/>
+              </w:rPr>
+              <w:t>}</w:t>
+            </w:r>
+          </w:p>
+        </w:tc>
+      </w:tr>
+    </w:tbl>
+    <w:p>
+      <w:pPr>
+        <w:pStyle w:val="Caption"/>
+        <w:rPr>
+          <w:b/>
+          <w:bCs w:val="0"/>
+          <w:i/>
+          <w:iCs/>
+          <w:lang w:val="en-US"/>
+        </w:rPr>
+      </w:pPr>
+      <w:bookmarkStart w:id="33" w:name="_Toc208756436"/>
+      <w:r>
+        <w:rPr>
+          <w:i/>
+          <w:iCs/>
+        </w:rPr>
+        <w:t xml:space="preserve">Bảng </w:t>
+      </w:r>
+      <w:r>
+        <w:rPr>
+          <w:i/>
+          <w:iCs/>
+        </w:rPr>
+        <w:fldChar w:fldCharType="begin"/>
+      </w:r>
+      <w:r>
+        <w:rPr>
+          <w:i/>
+          <w:iCs/>
+        </w:rPr>
+        <w:instrText xml:space="preserve"> STYLEREF 1 \s </w:instrText>
+      </w:r>
+      <w:r>
+        <w:rPr>
+          <w:i/>
+          <w:iCs/>
+        </w:rPr>
+        <w:fldChar w:fldCharType="separate"/>
+      </w:r>
+      <w:r>
+        <w:rPr>
+          <w:i/>
+          <w:iCs/>
+          <w:noProof/>
+        </w:rPr>
+        <w:t>2</w:t>
+      </w:r>
+      <w:r>
+        <w:rPr>
+          <w:i/>
+          <w:iCs/>
+        </w:rPr>
+        <w:fldChar w:fldCharType="end"/>
+      </w:r>
+      <w:r>
+        <w:rPr>
+          <w:i/>
+          <w:iCs/>
+        </w:rPr>
+        <w:t>.</w:t>
+      </w:r>
+      <w:r>
+        <w:rPr>
+          <w:i/>
+          <w:iCs/>
+        </w:rPr>
+        <w:fldChar w:fldCharType="begin"/>
+      </w:r>
+      <w:r>
+        <w:rPr>
+          <w:i/>
+          <w:iCs/>
+        </w:rPr>
+        <w:instrText xml:space="preserve"> SEQ Bảng \* ARABIC \s 1 </w:instrText>
+      </w:r>
+      <w:r>
+        <w:rPr>
+          <w:i/>
+          <w:iCs/>
+        </w:rPr>
+        <w:fldChar w:fldCharType="separate"/>
+      </w:r>
+      <w:r>
+        <w:rPr>
+          <w:i/>
+          <w:iCs/>
+          <w:noProof/>
+        </w:rPr>
+        <w:t>3</w:t>
+      </w:r>
+      <w:r>
+        <w:rPr>
+          <w:i/>
+          <w:iCs/>
+        </w:rPr>
+        <w:fldChar w:fldCharType="end"/>
+      </w:r>
+      <w:r>
+        <w:rPr>
+          <w:i/>
+          <w:iCs/>
+          <w:lang w:val="en-US"/>
+        </w:rPr>
+        <w:t xml:space="preserve">: </w:t>
+      </w:r>
+      <w:r>
+        <w:rPr>
+          <w:i/>
+          <w:iCs/>
+        </w:rPr>
+        <w:t>Service xử lý logic nghiệp vụ</w:t>
+      </w:r>
+      <w:bookmarkEnd w:id="33"/>
+    </w:p>
+    <w:p>
+      <w:pPr>
+        <w:rPr>
+          <w:b/>
+          <w:bCs/>
+          <w:lang w:val="en-US"/>
+        </w:rPr>
+      </w:pPr>
+      <w:r>
+        <w:rPr>
+          <w:b/>
+          <w:bCs/>
+          <w:lang w:val="en-US"/>
+        </w:rPr>
+        <w:t>3.</w:t>
+      </w:r>
+      <w:r>
+        <w:rPr>
+          <w:b/>
+          <w:bCs/>
+        </w:rPr>
+        <w:t xml:space="preserve"> Tầng Truy cập Dữ liệu (Persistence Layer)</w:t>
+      </w:r>
+    </w:p>
+    <w:p>
+      <w:pPr>
+        <w:rPr>
+          <w:lang w:val="en-US"/>
+        </w:rPr>
+      </w:pPr>
+      <w:r>
+        <w:rPr>
+          <w:lang w:val="en-US"/>
+        </w:rPr>
+        <w:t>Tầng này có nhiệm vụ giao tiếp trực tiếp với cơ sở dữ liệu,</w:t>
+      </w:r>
+      <w:r>
+        <w:rPr>
+          <w:lang w:val="en-US"/>
+        </w:rPr>
+        <w:t xml:space="preserve"> chịu trách nhiệm </w:t>
+      </w:r>
+      <w:r>
+        <w:rPr>
+          <w:b/>
+          <w:bCs/>
+          <w:lang w:val="en-US"/>
+        </w:rPr>
+        <w:t>CRUD</w:t>
+      </w:r>
+      <w:r>
+        <w:rPr>
+          <w:lang w:val="en-US"/>
+        </w:rPr>
+        <w:t xml:space="preserve"> với cơ sở dữ liệu</w:t>
+      </w:r>
+      <w:r>
+        <w:rPr>
+          <w:lang w:val="en-US"/>
+        </w:rPr>
+        <w:t>.</w:t>
+      </w:r>
+      <w:r>
+        <w:rPr>
+          <w:lang w:val="en-US"/>
+        </w:rPr>
+        <w:t xml:space="preserve"> </w:t>
+      </w:r>
+      <w:r>
+        <w:rPr>
+          <w:lang w:val="en-US"/>
+        </w:rPr>
+        <w:t xml:space="preserve">Trong hệ sinh thái Spring, tầng này thường được triển khai bằng </w:t>
+      </w:r>
+      <w:r>
+        <w:rPr>
+          <w:b/>
+          <w:bCs/>
+          <w:lang w:val="en-US"/>
+        </w:rPr>
+        <w:t>Spring Data JPA</w:t>
+      </w:r>
+      <w:r>
+        <w:rPr>
+          <w:lang w:val="en-US"/>
+        </w:rPr>
+        <w:t xml:space="preserve"> với các lớp Repository</w:t>
+      </w:r>
+      <w:r>
+        <w:rPr>
+          <w:b/>
+          <w:bCs/>
+          <w:lang w:val="en-US"/>
+        </w:rPr>
+        <w:t xml:space="preserve"> </w:t>
+      </w:r>
+      <w:r>
+        <w:rPr>
+          <w:lang w:val="en-US"/>
+        </w:rPr>
+        <w:t xml:space="preserve">và được đánh dấu bằng </w:t>
+      </w:r>
+      <w:r>
+        <w:rPr>
+          <w:b/>
+          <w:bCs/>
+          <w:lang w:val="en-US"/>
+        </w:rPr>
+        <w:t>@Repository</w:t>
+      </w:r>
+      <w:r>
+        <w:rPr>
+          <w:lang w:val="en-US"/>
+        </w:rPr>
+        <w:t xml:space="preserve">. Tầng </w:t>
+      </w:r>
+      <w:r>
+        <w:rPr>
+          <w:lang w:val="en-US"/>
+        </w:rPr>
+        <w:lastRenderedPageBreak/>
+        <w:t>này giúp trừu tượng hóa các câu lệnh SQL, cho phép lập trình viên tương tác với cơ sở dữ liệu thông qua các phương thức Java đơn giản.</w:t>
+      </w:r>
+    </w:p>
+    <w:p>
+      <w:pPr>
+        <w:rPr>
+          <w:lang w:val="en-US"/>
+        </w:rPr>
+      </w:pPr>
+      <w:r>
+        <w:rPr>
+          <w:b/>
+          <w:bCs/>
+          <w:lang w:val="en-US"/>
+        </w:rPr>
+        <w:t>Ví dụ:</w:t>
+      </w:r>
+      <w:r>
+        <w:rPr>
+          <w:lang w:val="en-US"/>
+        </w:rPr>
+        <w:t xml:space="preserve"> UserRepository kế thừa từ JpaRepository để có sẵn các phương thức thao tác với bảng User.</w:t>
+      </w:r>
+    </w:p>
+    <w:tbl>
+      <w:tblPr>
+        <w:tblStyle w:val="TableGrid"/>
+        <w:tblW w:w="0" w:type="auto"/>
+        <w:tblLook w:val="04A0" w:firstRow="1" w:lastRow="0" w:firstColumn="1" w:lastColumn="0" w:noHBand="0" w:noVBand="1"/>
+      </w:tblPr>
+      <w:tblGrid>
+        <w:gridCol w:w="9287"/>
+      </w:tblGrid>
+      <w:tr>
+        <w:tc>
+          <w:tcPr>
+            <w:tcW w:w="9287" w:type="dxa"/>
+          </w:tcPr>
+          <w:p>
+            <w:pPr>
+              <w:rPr>
+                <w:lang w:val="en-US"/>
+              </w:rPr>
+            </w:pPr>
+            <w:r>
+              <w:rPr>
+                <w:lang w:val="en-US"/>
+              </w:rPr>
+              <w:t>Java</w:t>
+            </w:r>
+          </w:p>
+        </w:tc>
+      </w:tr>
+      <w:tr>
+        <w:tc>
+          <w:tcPr>
+            <w:tcW w:w="9287" w:type="dxa"/>
+          </w:tcPr>
+          <w:p>
+            <w:pPr>
+              <w:spacing w:line="240" w:lineRule="auto"/>
+              <w:rPr>
+                <w:lang w:val="en-US"/>
+              </w:rPr>
+            </w:pPr>
+            <w:r>
+              <w:rPr>
+                <w:lang w:val="en-US"/>
+              </w:rPr>
+              <w:t>@Repository</w:t>
+            </w:r>
+          </w:p>
+          <w:p>
+            <w:pPr>
+              <w:spacing w:line="240" w:lineRule="auto"/>
+              <w:rPr>
+                <w:lang w:val="en-US"/>
+              </w:rPr>
+            </w:pPr>
+            <w:r>
+              <w:rPr>
+                <w:color w:val="7030A0"/>
+                <w:lang w:val="en-US"/>
+              </w:rPr>
+              <w:t>public interface</w:t>
+            </w:r>
+            <w:r>
+              <w:rPr>
+                <w:lang w:val="en-US"/>
+              </w:rPr>
+              <w:t xml:space="preserve"> UserRepository </w:t>
+            </w:r>
+            <w:r>
+              <w:rPr>
+                <w:color w:val="CC9900"/>
+                <w:lang w:val="en-US"/>
+              </w:rPr>
+              <w:t>extends</w:t>
+            </w:r>
+            <w:r>
+              <w:rPr>
+                <w:lang w:val="en-US"/>
+              </w:rPr>
+              <w:t xml:space="preserve"> JpaRepository&lt;User, Long&gt; {</w:t>
+            </w:r>
+          </w:p>
+          <w:p>
+            <w:pPr>
+              <w:spacing w:line="240" w:lineRule="auto"/>
+              <w:rPr>
+                <w:lang w:val="en-US"/>
+              </w:rPr>
+            </w:pPr>
+            <w:r>
+              <w:rPr>
+                <w:lang w:val="en-US"/>
+              </w:rPr>
+              <w:t xml:space="preserve">    // Spring Data JPA sẽ tự động cung cấp các phương thức như findById(), save(),...</w:t>
+            </w:r>
+          </w:p>
+          <w:p>
+            <w:pPr>
+              <w:spacing w:line="240" w:lineRule="auto"/>
+              <w:rPr>
+                <w:lang w:val="en-US"/>
+              </w:rPr>
+            </w:pPr>
+            <w:r>
+              <w:rPr>
+                <w:lang w:val="en-US"/>
+              </w:rPr>
+              <w:t xml:space="preserve">    // </w:t>
+            </w:r>
+            <w:r>
+              <w:rPr>
+                <w:lang w:val="en-US"/>
+              </w:rPr>
+              <w:t>Hoặc c</w:t>
+            </w:r>
+            <w:r>
+              <w:rPr>
+                <w:lang w:val="en-US"/>
+              </w:rPr>
+              <w:t>ó thể định nghĩa thêm các phương thức truy vấn tùy chỉnh</w:t>
+            </w:r>
+            <w:r>
+              <w:rPr>
+                <w:lang w:val="en-US"/>
+              </w:rPr>
+              <w:t>.</w:t>
+            </w:r>
+          </w:p>
+          <w:p>
+            <w:pPr>
+              <w:spacing w:line="240" w:lineRule="auto"/>
+              <w:rPr>
+                <w:lang w:val="en-US"/>
+              </w:rPr>
+            </w:pPr>
+            <w:r>
+              <w:rPr>
+                <w:lang w:val="en-US"/>
+              </w:rPr>
+              <w:t>}</w:t>
+            </w:r>
+          </w:p>
+        </w:tc>
+      </w:tr>
+    </w:tbl>
+    <w:p>
+      <w:pPr>
+        <w:pStyle w:val="Caption"/>
+        <w:rPr>
+          <w:b/>
+          <w:bCs w:val="0"/>
+          <w:lang w:val="en-US"/>
+        </w:rPr>
+      </w:pPr>
+      <w:bookmarkStart w:id="34" w:name="_Toc208756437"/>
+      <w:r>
+        <w:t xml:space="preserve">Bảng </w:t>
+      </w:r>
+      <w:fldSimple w:instr=" STYLEREF 1 \s ">
+        <w:r>
+          <w:rPr>
+            <w:noProof/>
+          </w:rPr>
+          <w:t>2</w:t>
+        </w:r>
+      </w:fldSimple>
+      <w:r>
+        <w:t>.</w:t>
+      </w:r>
+      <w:fldSimple w:instr=" SEQ Bảng \* ARABIC \s 1 ">
+        <w:r>
+          <w:rPr>
+            <w:noProof/>
+          </w:rPr>
+          <w:t>4</w:t>
+        </w:r>
+      </w:fldSimple>
+      <w:r>
+        <w:rPr>
+          <w:lang w:val="en-US"/>
+        </w:rPr>
+        <w:t xml:space="preserve">: </w:t>
+      </w:r>
+      <w:r>
+        <w:t>Repository truy xuất dữ liệu</w:t>
+      </w:r>
+      <w:bookmarkEnd w:id="34"/>
+    </w:p>
+    <w:p>
+      <w:pPr>
+        <w:rPr>
+          <w:b/>
+          <w:bCs/>
+          <w:lang w:val="en-US"/>
+        </w:rPr>
+      </w:pPr>
+      <w:r>
+        <w:rPr>
+          <w:b/>
+          <w:bCs/>
+        </w:rPr>
+        <w:t>4. Tầng Cơ sở dữ liệu (Database Layer)</w:t>
+      </w:r>
+    </w:p>
+    <w:p>
+      <w:pPr>
+        <w:rPr>
+          <w:lang w:val="en-US"/>
+        </w:rPr>
+      </w:pPr>
+      <w:r>
+        <w:t>Đây là tầng cuối cùng trong kiến trúc, nơi dữ liệu của ứng dụng được lưu trữ và quản lý một cách vật lý. Tầng này có thể là bất kỳ hệ quản trị cơ sở dữ liệu nào như MySQL, PostgreSQL, MongoDB... Ứng dụng sẽ tương tác với tầng này thông qua tầng truy cập dữ liệu</w:t>
+      </w:r>
+      <w:r>
+        <w:rPr>
+          <w:lang w:val="en-US"/>
+        </w:rPr>
+        <w:t>.</w:t>
+      </w:r>
+    </w:p>
+    <w:p>
+      <w:pPr>
+        <w:pStyle w:val="Heading4"/>
+        <w:rPr>
+          <w:lang w:val="en-US"/>
+        </w:rPr>
+      </w:pPr>
+      <w:r>
+        <w:rPr>
+          <w:lang w:val="en-US"/>
+        </w:rPr>
+        <w:t>Luồng</w:t>
+      </w:r>
+      <w:r>
+        <w:rPr>
+          <w:lang w:val="en-US"/>
+        </w:rPr>
+        <w:t xml:space="preserve"> xử lý của Spring Boot</w:t>
+      </w:r>
+    </w:p>
+    <w:p>
+      <w:pPr>
+        <w:rPr>
+          <w:lang w:val="en-US"/>
+        </w:rPr>
+      </w:pPr>
+      <w:r>
+        <w:rPr>
+          <w:b/>
+          <w:bCs/>
+          <w:lang w:val="en-US"/>
+        </w:rPr>
+        <w:t>(1)</w:t>
+      </w:r>
+      <w:r>
+        <w:rPr>
+          <w:b/>
+          <w:bCs/>
+          <w:lang w:val="en-US"/>
+        </w:rPr>
+        <w:t xml:space="preserve"> </w:t>
+      </w:r>
+      <w:r>
+        <w:t>Khi một client gửi yêu cầu HTTP (ví dụ: GET /api/users/1),</w:t>
+      </w:r>
+      <w:r>
+        <w:rPr>
+          <w:lang w:val="en-US"/>
+        </w:rPr>
+        <w:t xml:space="preserve"> </w:t>
+      </w:r>
+      <w:r>
+        <w:t xml:space="preserve">Tomcat sẽ tiếp nhận và chuyển yêu cầu đến </w:t>
+      </w:r>
+      <w:r>
+        <w:rPr>
+          <w:b/>
+          <w:bCs/>
+        </w:rPr>
+        <w:t>DispatcherServlet</w:t>
+      </w:r>
+      <w:r>
+        <w:t xml:space="preserve"> của Spring. </w:t>
+      </w:r>
+      <w:r>
+        <w:rPr>
+          <w:b/>
+          <w:bCs/>
+          <w:lang w:val="en-US"/>
+        </w:rPr>
+        <w:t>(2)</w:t>
+      </w:r>
+      <w:r>
+        <w:rPr>
+          <w:b/>
+          <w:bCs/>
+          <w:lang w:val="en-US"/>
+        </w:rPr>
+        <w:t xml:space="preserve"> </w:t>
+      </w:r>
+      <w:r>
+        <w:t xml:space="preserve">DispatcherServlet sẽ định tuyến yêu cầu đến phương thức tương ứng trong </w:t>
+      </w:r>
+      <w:r>
+        <w:rPr>
+          <w:b/>
+          <w:bCs/>
+        </w:rPr>
+        <w:t>UserController</w:t>
+      </w:r>
+      <w:r>
+        <w:t>, nơi kiểm tra và điều phối dữ liệu.</w:t>
+      </w:r>
+      <w:r>
+        <w:rPr>
+          <w:lang w:val="en-US"/>
+        </w:rPr>
+        <w:t xml:space="preserve"> </w:t>
+      </w:r>
+      <w:r>
+        <w:rPr>
+          <w:b/>
+          <w:bCs/>
+          <w:lang w:val="en-US"/>
+        </w:rPr>
+        <w:t>(3)</w:t>
+      </w:r>
+      <w:r>
+        <w:rPr>
+          <w:b/>
+          <w:bCs/>
+          <w:lang w:val="en-US"/>
+        </w:rPr>
+        <w:t xml:space="preserve"> </w:t>
+      </w:r>
+      <w:r>
+        <w:t xml:space="preserve">Controller sau đó gọi các phương thức trong </w:t>
+      </w:r>
+      <w:r>
+        <w:rPr>
+          <w:b/>
+          <w:bCs/>
+        </w:rPr>
+        <w:t>UserService</w:t>
+      </w:r>
+      <w:r>
+        <w:t xml:space="preserve">, nơi thực thi logic nghiệp vụ và phối hợp với </w:t>
+      </w:r>
+      <w:r>
+        <w:rPr>
+          <w:b/>
+          <w:bCs/>
+        </w:rPr>
+        <w:t>UserRepository</w:t>
+      </w:r>
+      <w:r>
+        <w:t xml:space="preserve"> để truy xuất hoặc cập nhật cơ sở dữ liệu thông qua JPA/Hibernate. </w:t>
+      </w:r>
+      <w:r>
+        <w:rPr>
+          <w:b/>
+          <w:bCs/>
+          <w:lang w:val="en-US"/>
+        </w:rPr>
+        <w:t>(4)</w:t>
+      </w:r>
+      <w:r>
+        <w:rPr>
+          <w:b/>
+          <w:bCs/>
+          <w:lang w:val="en-US"/>
+        </w:rPr>
+        <w:t xml:space="preserve"> </w:t>
+      </w:r>
+      <w:r>
+        <w:t xml:space="preserve">Khi </w:t>
+      </w:r>
+      <w:r>
+        <w:rPr>
+          <w:b/>
+          <w:bCs/>
+        </w:rPr>
+        <w:t>Repository</w:t>
+      </w:r>
+      <w:r>
+        <w:t xml:space="preserve"> nhận dữ liệu từ Database, nó ánh xạ thành đối tượng Java và trả lại cho Service.</w:t>
+      </w:r>
+      <w:r>
+        <w:rPr>
+          <w:lang w:val="en-US"/>
+        </w:rPr>
+        <w:t xml:space="preserve"> </w:t>
+      </w:r>
+      <w:r>
+        <w:rPr>
+          <w:b/>
+          <w:bCs/>
+          <w:lang w:val="en-US"/>
+        </w:rPr>
+        <w:t>(5)</w:t>
+      </w:r>
+      <w:r>
+        <w:rPr>
+          <w:b/>
+          <w:bCs/>
+          <w:lang w:val="en-US"/>
+        </w:rPr>
+        <w:t xml:space="preserve"> </w:t>
+      </w:r>
+      <w:r>
+        <w:t>Service chuyển kết quả về cho Controller, và cuối cùng Controller đóng gói thành HTTP response (JSON) gửi trả lại client.</w:t>
+      </w:r>
+    </w:p>
+    <w:p>
+      <w:pPr>
+        <w:keepNext/>
+      </w:pPr>
+      <w:r>
+        <w:rPr>
+          <w:noProof/>
+          <w:lang w:val="en-US"/>
+        </w:rPr>
+        <w:lastRenderedPageBreak/>
+        <w:drawing>
+          <wp:inline distT="0" distB="0" distL="0" distR="0" wp14:anchorId="15D4182A" wp14:editId="04AFCE6A">
+            <wp:extent cx="5760085" cy="2519680"/>
+            <wp:effectExtent l="0" t="0" r="0" b="0"/>
+            <wp:docPr id="647110610" name="Picture 1" descr="A diagram of a service layer&#10;&#10;AI-generated content may be incorrect."/>
+            <wp:cNvGraphicFramePr>
+              <a:graphicFrameLocks xmlns:a="http://schemas.openxmlformats.org/drawingml/2006/main" noChangeAspect="1"/>
+            </wp:cNvGraphicFramePr>
+            <a:graphic xmlns:a="http://schemas.openxmlformats.org/drawingml/2006/main">
+              <a:graphicData uri="http://schemas.openxmlformats.org/drawingml/2006/picture">
+                <pic:pic xmlns:pic="http://schemas.openxmlformats.org/drawingml/2006/picture">
+                  <pic:nvPicPr>
+                    <pic:cNvPr id="647110610" name="Picture 1" descr="A diagram of a service layer&#10;&#10;AI-generated content may be incorrect."/>
+                    <pic:cNvPicPr/>
+                  </pic:nvPicPr>
+                  <pic:blipFill>
+                    <a:blip r:embed="rId15"/>
+                    <a:stretch>
+                      <a:fillRect/>
+                    </a:stretch>
+                  </pic:blipFill>
+                  <pic:spPr>
+                    <a:xfrm>
+                      <a:off x="0" y="0"/>
+                      <a:ext cx="5760085" cy="2519680"/>
+                    </a:xfrm>
+                    <a:prstGeom prst="rect">
+                      <a:avLst/>
+                    </a:prstGeom>
+                  </pic:spPr>
+                </pic:pic>
+              </a:graphicData>
+            </a:graphic>
+          </wp:inline>
+        </w:drawing>
+      </w:r>
+    </w:p>
+    <w:p>
+      <w:pPr>
+        <w:pStyle w:val="Caption"/>
+        <w:rPr>
+          <w:i/>
+          <w:iCs/>
+          <w:lang w:val="en-US"/>
+        </w:rPr>
+      </w:pPr>
+      <w:r>
+        <w:rPr>
+          <w:i/>
+          <w:iCs/>
+        </w:rPr>
+        <w:t xml:space="preserve">Hình </w:t>
+      </w:r>
+      <w:r>
+        <w:rPr>
+          <w:i/>
+          <w:iCs/>
+        </w:rPr>
+        <w:fldChar w:fldCharType="begin"/>
+      </w:r>
+      <w:r>
+        <w:rPr>
+          <w:i/>
+          <w:iCs/>
+        </w:rPr>
+        <w:instrText xml:space="preserve"> STYLEREF 1 \s </w:instrText>
+      </w:r>
+      <w:r>
+        <w:rPr>
+          <w:i/>
+          <w:iCs/>
+        </w:rPr>
+        <w:fldChar w:fldCharType="separate"/>
+      </w:r>
+      <w:r>
+        <w:rPr>
+          <w:i/>
+          <w:iCs/>
+          <w:noProof/>
+        </w:rPr>
+        <w:t>2</w:t>
+      </w:r>
+      <w:r>
+        <w:rPr>
+          <w:i/>
+          <w:iCs/>
+        </w:rPr>
+        <w:fldChar w:fldCharType="end"/>
+      </w:r>
+      <w:r>
+        <w:rPr>
+          <w:i/>
+          <w:iCs/>
+        </w:rPr>
+        <w:t>.</w:t>
+      </w:r>
+      <w:r>
+        <w:rPr>
+          <w:i/>
+          <w:iCs/>
+          <w:lang w:val="en-US"/>
+        </w:rPr>
+        <w:t>4</w:t>
+      </w:r>
+      <w:r>
+        <w:rPr>
+          <w:i/>
+          <w:iCs/>
+          <w:lang w:val="en-US"/>
+        </w:rPr>
+        <w:t xml:space="preserve">: </w:t>
+      </w:r>
+      <w:r>
+        <w:rPr>
+          <w:i/>
+          <w:iCs/>
+          <w:lang w:val="en-US"/>
+        </w:rPr>
+        <w:t>Luồng xử lý của</w:t>
+      </w:r>
+      <w:r>
+        <w:rPr>
+          <w:i/>
+          <w:iCs/>
+          <w:lang w:val="en-US"/>
+        </w:rPr>
+        <w:t xml:space="preserve"> Spring Boot</w:t>
+      </w:r>
+    </w:p>
+    <w:p>
+      <w:pPr>
+        <w:pStyle w:val="Heading2"/>
+      </w:pPr>
+      <w:r>
+        <w:t>ReactJS</w:t>
+      </w:r>
+    </w:p>
+    <w:p>
+      <w:pPr>
+        <w:pStyle w:val="Heading3"/>
+        <w:rPr>
+          <w:lang w:val="vi-VN"/>
+        </w:rPr>
+      </w:pPr>
+      <w:r>
+        <w:t>Giới thiệu Spring Boot</w:t>
+      </w:r>
+      <w:r>
+        <w:tab/>
+      </w:r>
+    </w:p>
+    <w:p>
+      <w:pPr>
+        <w:pStyle w:val="Heading3"/>
+      </w:pPr>
+      <w:r>
+        <w:t>Kiến trúc Spring Boot</w:t>
+      </w:r>
+    </w:p>
+    <w:p>
+      <w:pPr>
+        <w:pStyle w:val="Heading2"/>
+      </w:pPr>
+      <w:r>
+        <w:t>N8N</w:t>
+      </w:r>
+    </w:p>
+    <w:p>
+      <w:pPr>
+        <w:pStyle w:val="Heading3"/>
+        <w:rPr>
+          <w:lang w:val="vi-VN"/>
+        </w:rPr>
+      </w:pPr>
+      <w:r>
+        <w:t>Giới thiệu Spring Boot</w:t>
+      </w:r>
+    </w:p>
+    <w:p>
+      <w:pPr>
+        <w:pStyle w:val="Heading3"/>
+      </w:pPr>
+      <w:r>
+        <w:t>Kiến trúc Spring Boot</w:t>
+      </w:r>
+    </w:p>
+    <w:p>
+      <w:pPr>
+        <w:rPr>
+          <w:lang w:val="en-US"/>
+        </w:rPr>
+      </w:pPr>
+    </w:p>
+    <w:p>
+      <w:pPr>
+        <w:rPr>
+          <w:lang w:val="en-US"/>
+        </w:rPr>
+      </w:pPr>
+    </w:p>
+    <w:p>
+      <w:pPr>
+        <w:rPr>
+          <w:lang w:val="en-US"/>
+        </w:rPr>
+      </w:pPr>
+    </w:p>
+    <w:p>
+      <w:pPr>
+        <w:rPr>
+          <w:rFonts w:cs="Times New Roman"/>
+        </w:rPr>
+      </w:pPr>
+      <w:r>
+        <w:rPr>
+          <w:rFonts w:cs="Times New Roman"/>
+        </w:rPr>
+        <w:t>WHAT =&gt; WHY</w:t>
+      </w:r>
+      <w:r>
+        <w:rPr>
+          <w:rFonts w:cs="Times New Roman"/>
+        </w:rPr>
+        <w:t xml:space="preserve"> =&gt; HOW</w:t>
+      </w:r>
+    </w:p>
+    <w:p>
+      <w:pPr>
+        <w:keepNext/>
+        <w:jc w:val="center"/>
+        <w:rPr>
+          <w:rFonts w:cs="Times New Roman"/>
+        </w:rPr>
+      </w:pPr>
+      <w:r>
+        <w:rPr>
+          <w:rFonts w:cs="Times New Roman"/>
+          <w:noProof/>
+        </w:rPr>
+        <w:lastRenderedPageBreak/>
+        <w:drawing>
+          <wp:inline distT="0" distB="0" distL="0" distR="0" wp14:anchorId="3AF3413F" wp14:editId="2DE4E98F">
             <wp:extent cx="3101252" cy="2194227"/>
             <wp:effectExtent l="0" t="0" r="0" b="0"/>
             <wp:docPr id="68096068" name="Picture 1" descr="A blue and white logo&#10;&#10;AI-generated content may be incorrect."/>
@@ -7259,7 +12572,7 @@
                     <pic:cNvPicPr/>
                   </pic:nvPicPr>
                   <pic:blipFill>
-                    <a:blip r:embed="rId11" cstate="print">
+                    <a:blip r:embed="rId16" cstate="print">
                       <a:extLst>
                         <a:ext uri="{28A0092B-C50C-407E-A947-70E740481C1C}">
                           <a14:useLocalDpi xmlns:a14="http://schemas.microsoft.com/office/drawing/2010/main" val="0"/>
@@ -7579,12 +12892,11 @@
           <w:lang w:val="vi-VN"/>
         </w:rPr>
       </w:pPr>
-      <w:bookmarkStart w:id="32" w:name="_Toc202683287"/>
-      <w:r>
-        <w:lastRenderedPageBreak/>
+      <w:bookmarkStart w:id="35" w:name="_Toc202683287"/>
+      <w:r>
         <w:t>Fluter</w:t>
       </w:r>
-      <w:bookmarkEnd w:id="32"/>
+      <w:bookmarkEnd w:id="35"/>
     </w:p>
     <w:p>
       <w:pPr>
@@ -7593,11 +12905,11 @@
           <w:lang w:val="vi-VN"/>
         </w:rPr>
       </w:pPr>
-      <w:bookmarkStart w:id="33" w:name="_Toc202683288"/>
+      <w:bookmarkStart w:id="36" w:name="_Toc202683288"/>
       <w:r>
         <w:t>Các công cụ và thư viện bổ trợ</w:t>
       </w:r>
-      <w:bookmarkEnd w:id="33"/>
+      <w:bookmarkEnd w:id="36"/>
     </w:p>
     <w:p>
       <w:pPr>
@@ -7606,11 +12918,11 @@
           <w:lang w:val="vi-VN"/>
         </w:rPr>
       </w:pPr>
-      <w:bookmarkStart w:id="34" w:name="_Toc202683289"/>
+      <w:bookmarkStart w:id="37" w:name="_Toc202683289"/>
       <w:r>
         <w:t>Docker</w:t>
       </w:r>
-      <w:bookmarkEnd w:id="34"/>
+      <w:bookmarkEnd w:id="37"/>
     </w:p>
     <w:p>
       <w:pPr>
@@ -7619,21 +12931,21 @@
           <w:lang w:val="vi-VN"/>
         </w:rPr>
       </w:pPr>
-      <w:bookmarkStart w:id="35" w:name="_Toc202683290"/>
+      <w:bookmarkStart w:id="38" w:name="_Toc202683290"/>
       <w:r>
         <w:t>CD/CI</w:t>
       </w:r>
-      <w:bookmarkEnd w:id="35"/>
+      <w:bookmarkEnd w:id="38"/>
     </w:p>
     <w:p>
       <w:pPr>
         <w:pStyle w:val="Heading3"/>
       </w:pPr>
-      <w:bookmarkStart w:id="36" w:name="_Toc202683291"/>
+      <w:bookmarkStart w:id="39" w:name="_Toc202683291"/>
       <w:r>
         <w:t>Redis</w:t>
       </w:r>
-      <w:bookmarkEnd w:id="36"/>
+      <w:bookmarkEnd w:id="39"/>
     </w:p>
     <w:p>
       <w:pPr>
@@ -7653,7 +12965,7 @@
       <w:pPr>
         <w:pStyle w:val="Heading1"/>
       </w:pPr>
-      <w:bookmarkStart w:id="37" w:name="_Toc202683292"/>
+      <w:bookmarkStart w:id="40" w:name="_Toc202683292"/>
       <w:r>
         <w:lastRenderedPageBreak/>
         <w:t>HỆ</w:t>
@@ -7664,7 +12976,7 @@
         </w:rPr>
         <w:t xml:space="preserve"> THỐNG (MÔ HÌNH) &lt;TÊN&gt;</w:t>
       </w:r>
-      <w:bookmarkEnd w:id="37"/>
+      <w:bookmarkEnd w:id="40"/>
     </w:p>
     <w:p>
       <w:pPr>
@@ -7675,12 +12987,12 @@
           <w:szCs w:val="24"/>
         </w:rPr>
       </w:pPr>
-      <w:bookmarkStart w:id="38" w:name="_Toc202683293"/>
-      <w:bookmarkStart w:id="39" w:name="_Toc49105254"/>
+      <w:bookmarkStart w:id="41" w:name="_Toc202683293"/>
+      <w:bookmarkStart w:id="42" w:name="_Toc49105254"/>
       <w:r>
         <w:t>Giới thiếu hệ thống (mô hình)</w:t>
       </w:r>
-      <w:bookmarkEnd w:id="38"/>
+      <w:bookmarkEnd w:id="41"/>
     </w:p>
     <w:p>
       <w:pPr>
@@ -7689,14 +13001,14 @@
           <w:lang w:val="vi-VN"/>
         </w:rPr>
       </w:pPr>
-      <w:bookmarkStart w:id="40" w:name="_Toc202683294"/>
+      <w:bookmarkStart w:id="43" w:name="_Toc202683294"/>
       <w:r>
         <w:rPr>
           <w:lang w:val="vi-VN"/>
         </w:rPr>
         <w:t>Kiến trúc hệ thống</w:t>
       </w:r>
-      <w:bookmarkEnd w:id="40"/>
+      <w:bookmarkEnd w:id="43"/>
     </w:p>
     <w:p>
       <w:pPr>
@@ -7746,14 +13058,14 @@
           <w:szCs w:val="24"/>
         </w:rPr>
       </w:pPr>
-      <w:bookmarkStart w:id="41" w:name="_Toc202683295"/>
+      <w:bookmarkStart w:id="44" w:name="_Toc202683295"/>
       <w:r>
         <w:rPr>
           <w:lang w:val="vi-VN"/>
         </w:rPr>
         <w:t>Phân tích hệ thống</w:t>
       </w:r>
-      <w:bookmarkEnd w:id="41"/>
+      <w:bookmarkEnd w:id="44"/>
     </w:p>
     <w:p>
       <w:pPr>
@@ -7775,217 +13087,223 @@
           <w:lang w:val="vi-VN"/>
         </w:rPr>
       </w:pPr>
-      <w:bookmarkStart w:id="42" w:name="_Toc202683296"/>
+      <w:bookmarkStart w:id="45" w:name="_Toc202683296"/>
       <w:r>
         <w:t>Thiết kế hệ thống</w:t>
       </w:r>
+      <w:bookmarkEnd w:id="45"/>
+    </w:p>
+    <w:p>
+      <w:pPr>
+        <w:pStyle w:val="Heading3"/>
+        <w:rPr>
+          <w:lang w:val="vi-VN"/>
+        </w:rPr>
+      </w:pPr>
+      <w:bookmarkStart w:id="46" w:name="_Toc202683297"/>
+      <w:r>
+        <w:t>Thiết kế cơ sở dữ liệu</w:t>
+      </w:r>
+      <w:bookmarkEnd w:id="46"/>
+    </w:p>
+    <w:p>
+      <w:pPr>
+        <w:rPr>
+          <w:rFonts w:cs="Times New Roman"/>
+        </w:rPr>
+      </w:pPr>
+      <w:r>
+        <w:rPr>
+          <w:rFonts w:cs="Times New Roman"/>
+        </w:rPr>
+        <w:t>Lược đồ CSDL</w:t>
+      </w:r>
+    </w:p>
+    <w:p>
+      <w:pPr>
+        <w:rPr>
+          <w:rFonts w:cs="Times New Roman"/>
+        </w:rPr>
+      </w:pPr>
+      <w:r>
+        <w:rPr>
+          <w:rFonts w:cs="Times New Roman"/>
+        </w:rPr>
+        <w:t>=&gt; giải thích vai trò từng bảng, và giải thích các mối quan hệ từng bảng.</w:t>
+      </w:r>
+    </w:p>
+    <w:p>
+      <w:pPr>
+        <w:pStyle w:val="Heading3"/>
+        <w:rPr>
+          <w:lang w:val="vi-VN"/>
+        </w:rPr>
+      </w:pPr>
+      <w:bookmarkStart w:id="47" w:name="_Toc202683298"/>
+      <w:r>
+        <w:t>Thiết kế giao diện</w:t>
+      </w:r>
+      <w:bookmarkEnd w:id="47"/>
+    </w:p>
+    <w:p>
+      <w:pPr>
+        <w:pStyle w:val="Heading3"/>
+        <w:rPr>
+          <w:lang w:val="vi-VN"/>
+        </w:rPr>
+      </w:pPr>
+      <w:bookmarkStart w:id="48" w:name="_Toc202683299"/>
+      <w:r>
+        <w:t>...</w:t>
+      </w:r>
+      <w:bookmarkEnd w:id="48"/>
+    </w:p>
+    <w:p>
+      <w:pPr>
+        <w:pStyle w:val="Heading2"/>
+      </w:pPr>
+      <w:bookmarkStart w:id="49" w:name="_Toc202683300"/>
+      <w:r>
+        <w:t>Kết quả đạt được</w:t>
+      </w:r>
+      <w:bookmarkEnd w:id="49"/>
+    </w:p>
+    <w:p>
+      <w:pPr>
+        <w:rPr>
+          <w:rFonts w:cs="Times New Roman"/>
+        </w:rPr>
+      </w:pPr>
+      <w:r>
+        <w:rPr>
+          <w:rFonts w:cs="Times New Roman"/>
+        </w:rPr>
+        <w:t>chức năng quan trọng =&gt; hình kết quả =&gt; diễn giải sử dụng và kết quả...</w:t>
+      </w:r>
+    </w:p>
+    <w:p>
+      <w:pPr>
+        <w:spacing w:after="200" w:line="276" w:lineRule="auto"/>
+        <w:rPr>
+          <w:rFonts w:cs="Times New Roman"/>
+        </w:rPr>
+      </w:pPr>
+      <w:r>
+        <w:rPr>
+          <w:rFonts w:cs="Times New Roman"/>
+        </w:rPr>
+        <w:br w:type="page"/>
+      </w:r>
+    </w:p>
+    <w:p>
+      <w:pPr>
+        <w:pStyle w:val="Heading1"/>
+      </w:pPr>
+      <w:bookmarkStart w:id="50" w:name="_Toc202683301"/>
+      <w:r>
+        <w:lastRenderedPageBreak/>
+        <w:t xml:space="preserve">KẾT LUẬN VÀ </w:t>
+      </w:r>
+      <w:r>
+        <w:t>HƯỚNG</w:t>
+      </w:r>
+      <w:r>
+        <w:t xml:space="preserve"> PHÁT TRIỂN</w:t>
+      </w:r>
+      <w:bookmarkEnd w:id="50"/>
+    </w:p>
+    <w:p>
+      <w:pPr>
+        <w:pStyle w:val="Heading2"/>
+        <w:rPr>
+          <w:lang w:val="vi-VN"/>
+        </w:rPr>
+      </w:pPr>
+      <w:bookmarkStart w:id="51" w:name="_Toc202683302"/>
+      <w:r>
+        <w:t>Kết luận</w:t>
+      </w:r>
+      <w:bookmarkEnd w:id="51"/>
+    </w:p>
+    <w:p>
+      <w:pPr>
+        <w:rPr>
+          <w:rFonts w:cs="Times New Roman"/>
+        </w:rPr>
+      </w:pPr>
+      <w:r>
+        <w:rPr>
+          <w:rFonts w:cs="Times New Roman"/>
+        </w:rPr>
+        <w:t>=&gt; đạt được kết quả</w:t>
+      </w:r>
+    </w:p>
+    <w:p>
+      <w:pPr>
+        <w:rPr>
+          <w:rFonts w:cs="Times New Roman"/>
+        </w:rPr>
+      </w:pPr>
+      <w:r>
+        <w:rPr>
+          <w:rFonts w:cs="Times New Roman"/>
+        </w:rPr>
+        <w:t>=&gt; giải quyết gì</w:t>
+      </w:r>
+    </w:p>
+    <w:p>
+      <w:pPr>
+        <w:rPr>
+          <w:rFonts w:cs="Times New Roman"/>
+        </w:rPr>
+      </w:pPr>
+      <w:r>
+        <w:rPr>
+          <w:rFonts w:cs="Times New Roman"/>
+        </w:rPr>
+        <w:t>=&gt; ưu và khuyêt điểm</w:t>
+      </w:r>
+    </w:p>
+    <w:p>
+      <w:pPr>
+        <w:pStyle w:val="Heading2"/>
+      </w:pPr>
+      <w:bookmarkStart w:id="52" w:name="_Toc202683303"/>
+      <w:r>
+        <w:t>Hướng phát triển</w:t>
+      </w:r>
+      <w:bookmarkEnd w:id="52"/>
+    </w:p>
+    <w:p>
+      <w:pPr>
+        <w:rPr>
+          <w:rFonts w:cs="Times New Roman"/>
+          <w:b/>
+        </w:rPr>
+      </w:pPr>
+      <w:r>
+        <w:rPr>
+          <w:rFonts w:cs="Times New Roman"/>
+        </w:rPr>
+        <w:t>=&gt; vấn đề gì, phương pháp =&gt; business, giải pháp, kiến trúc...</w:t>
+      </w:r>
+      <w:r>
+        <w:rPr>
+          <w:rFonts w:cs="Times New Roman"/>
+        </w:rPr>
+        <w:br w:type="page"/>
+      </w:r>
+    </w:p>
+    <w:p>
+      <w:pPr>
+        <w:pStyle w:val="SECTION"/>
+        <w:rPr>
+          <w:rFonts w:cs="Times New Roman"/>
+        </w:rPr>
+      </w:pPr>
+      <w:bookmarkStart w:id="53" w:name="_Toc49105255"/>
+      <w:bookmarkStart w:id="54" w:name="_Toc202683304"/>
       <w:bookmarkEnd w:id="42"/>
-    </w:p>
-    <w:p>
-      <w:pPr>
-        <w:pStyle w:val="Heading3"/>
-        <w:rPr>
-          <w:lang w:val="vi-VN"/>
-        </w:rPr>
-      </w:pPr>
-      <w:bookmarkStart w:id="43" w:name="_Toc202683297"/>
-      <w:r>
-        <w:t>Thiết kế cơ sở dữ liệu</w:t>
-      </w:r>
-      <w:bookmarkEnd w:id="43"/>
-    </w:p>
-    <w:p>
-      <w:pPr>
-        <w:rPr>
-          <w:rFonts w:cs="Times New Roman"/>
-        </w:rPr>
-      </w:pPr>
-      <w:r>
-        <w:rPr>
-          <w:rFonts w:cs="Times New Roman"/>
-        </w:rPr>
-        <w:t>Lược đồ CSDL</w:t>
-      </w:r>
-    </w:p>
-    <w:p>
-      <w:pPr>
-        <w:rPr>
-          <w:rFonts w:cs="Times New Roman"/>
-        </w:rPr>
-      </w:pPr>
-      <w:r>
-        <w:rPr>
-          <w:rFonts w:cs="Times New Roman"/>
-        </w:rPr>
-        <w:t>=&gt; giải thích vai trò từng bảng, và giải thích các mối quan hệ từng bảng.</w:t>
-      </w:r>
-    </w:p>
-    <w:p>
-      <w:pPr>
-        <w:pStyle w:val="Heading3"/>
-        <w:rPr>
-          <w:lang w:val="vi-VN"/>
-        </w:rPr>
-      </w:pPr>
-      <w:bookmarkStart w:id="44" w:name="_Toc202683298"/>
-      <w:r>
-        <w:t>Thiết kế giao diện</w:t>
-      </w:r>
-      <w:bookmarkEnd w:id="44"/>
-    </w:p>
-    <w:p>
-      <w:pPr>
-        <w:pStyle w:val="Heading3"/>
-        <w:rPr>
-          <w:lang w:val="vi-VN"/>
-        </w:rPr>
-      </w:pPr>
-      <w:bookmarkStart w:id="45" w:name="_Toc202683299"/>
-      <w:r>
-        <w:t>...</w:t>
-      </w:r>
-      <w:bookmarkEnd w:id="45"/>
-    </w:p>
-    <w:p>
-      <w:pPr>
-        <w:pStyle w:val="Heading2"/>
-      </w:pPr>
-      <w:bookmarkStart w:id="46" w:name="_Toc202683300"/>
-      <w:r>
-        <w:t>Kết quả đạt được</w:t>
-      </w:r>
-      <w:bookmarkEnd w:id="46"/>
-    </w:p>
-    <w:p>
-      <w:pPr>
-        <w:rPr>
-          <w:rFonts w:cs="Times New Roman"/>
-        </w:rPr>
-      </w:pPr>
-      <w:r>
-        <w:rPr>
-          <w:rFonts w:cs="Times New Roman"/>
-        </w:rPr>
-        <w:t>chức năng quan trọng =&gt; hình kết quả =&gt; diễn giải sử dụng và kết quả...</w:t>
-      </w:r>
-    </w:p>
-    <w:p>
-      <w:pPr>
-        <w:spacing w:after="200" w:line="276" w:lineRule="auto"/>
-        <w:rPr>
-          <w:rFonts w:cs="Times New Roman"/>
-        </w:rPr>
-      </w:pPr>
-      <w:r>
-        <w:rPr>
-          <w:rFonts w:cs="Times New Roman"/>
-        </w:rPr>
-        <w:br w:type="page"/>
-      </w:r>
-    </w:p>
-    <w:p>
-      <w:pPr>
-        <w:pStyle w:val="Heading1"/>
-      </w:pPr>
-      <w:bookmarkStart w:id="47" w:name="_Toc202683301"/>
-      <w:r>
-        <w:lastRenderedPageBreak/>
-        <w:t>KẾT LUẬN VÀ HƯƠNG PHÁT TRIỂN</w:t>
-      </w:r>
-      <w:bookmarkEnd w:id="47"/>
-    </w:p>
-    <w:p>
-      <w:pPr>
-        <w:pStyle w:val="Heading2"/>
-        <w:rPr>
-          <w:lang w:val="vi-VN"/>
-        </w:rPr>
-      </w:pPr>
-      <w:bookmarkStart w:id="48" w:name="_Toc202683302"/>
-      <w:r>
-        <w:t>Kết luận</w:t>
-      </w:r>
-      <w:bookmarkEnd w:id="48"/>
-    </w:p>
-    <w:p>
-      <w:pPr>
-        <w:rPr>
-          <w:rFonts w:cs="Times New Roman"/>
-        </w:rPr>
-      </w:pPr>
-      <w:r>
-        <w:rPr>
-          <w:rFonts w:cs="Times New Roman"/>
-        </w:rPr>
-        <w:t>=&gt; đạt được kết quả</w:t>
-      </w:r>
-    </w:p>
-    <w:p>
-      <w:pPr>
-        <w:rPr>
-          <w:rFonts w:cs="Times New Roman"/>
-        </w:rPr>
-      </w:pPr>
-      <w:r>
-        <w:rPr>
-          <w:rFonts w:cs="Times New Roman"/>
-        </w:rPr>
-        <w:t>=&gt; giải quyết gì</w:t>
-      </w:r>
-    </w:p>
-    <w:p>
-      <w:pPr>
-        <w:rPr>
-          <w:rFonts w:cs="Times New Roman"/>
-        </w:rPr>
-      </w:pPr>
-      <w:r>
-        <w:rPr>
-          <w:rFonts w:cs="Times New Roman"/>
-        </w:rPr>
-        <w:t>=&gt; ưu và khuyêt điểm</w:t>
-      </w:r>
-    </w:p>
-    <w:p>
-      <w:pPr>
-        <w:pStyle w:val="Heading2"/>
-      </w:pPr>
-      <w:bookmarkStart w:id="49" w:name="_Toc202683303"/>
-      <w:r>
-        <w:t>Hướng phát triển</w:t>
-      </w:r>
-      <w:bookmarkEnd w:id="49"/>
-    </w:p>
-    <w:p>
-      <w:pPr>
-        <w:rPr>
-          <w:rFonts w:cs="Times New Roman"/>
-          <w:b/>
-        </w:rPr>
-      </w:pPr>
-      <w:r>
-        <w:rPr>
-          <w:rFonts w:cs="Times New Roman"/>
-        </w:rPr>
-        <w:t>=&gt; vấn đề gì, phương pháp =&gt; business, giải pháp, kiến trúc...</w:t>
-      </w:r>
-      <w:r>
-        <w:rPr>
-          <w:rFonts w:cs="Times New Roman"/>
-        </w:rPr>
-        <w:br w:type="page"/>
-      </w:r>
-    </w:p>
-    <w:p>
-      <w:pPr>
-        <w:pStyle w:val="SECTION"/>
-        <w:rPr>
-          <w:rFonts w:cs="Times New Roman"/>
-        </w:rPr>
-      </w:pPr>
-      <w:bookmarkStart w:id="50" w:name="_Toc49105255"/>
-      <w:bookmarkStart w:id="51" w:name="_Toc202683304"/>
-      <w:bookmarkEnd w:id="39"/>
       <w:r>
         <w:rPr>
           <w:rFonts w:cs="Times New Roman"/>
@@ -7993,57 +13311,291 @@
         <w:lastRenderedPageBreak/>
         <w:t>TÀI LIỆU THAM KHẢO</w:t>
       </w:r>
-      <w:bookmarkEnd w:id="50"/>
-      <w:bookmarkEnd w:id="51"/>
-    </w:p>
-    <w:p>
-      <w:pPr>
-        <w:jc w:val="center"/>
-        <w:rPr>
-          <w:rFonts w:cs="Times New Roman"/>
-          <w:lang w:val="en-US"/>
-        </w:rPr>
-      </w:pPr>
-      <w:r>
-        <w:rPr>
-          <w:rFonts w:cs="Times New Roman"/>
-          <w:lang w:val="en-US"/>
-        </w:rPr>
-        <w:t>(</w:t>
-      </w:r>
-      <w:r>
-        <w:rPr>
-          <w:rFonts w:cs="Times New Roman"/>
-          <w:color w:val="FF0000"/>
-          <w:lang w:val="en-US"/>
-        </w:rPr>
-        <w:t>Theo chuẩn IEEE</w:t>
-      </w:r>
-      <w:r>
-        <w:rPr>
-          <w:rFonts w:cs="Times New Roman"/>
-          <w:color w:val="FF0000"/>
-          <w:lang w:val="en-US"/>
-        </w:rPr>
-        <w:t xml:space="preserve"> – </w:t>
-      </w:r>
-      <w:r>
-        <w:rPr>
-          <w:rFonts w:cs="Times New Roman"/>
-          <w:i/>
-          <w:iCs/>
-          <w:color w:val="FF0000"/>
-          <w:lang w:val="en-US"/>
-        </w:rPr>
-        <w:t>bỏ dòng này khi viết báo cáo</w:t>
-      </w:r>
-      <w:r>
-        <w:rPr>
-          <w:rFonts w:cs="Times New Roman"/>
-          <w:lang w:val="en-US"/>
-        </w:rPr>
-        <w:t>)</w:t>
-      </w:r>
+      <w:bookmarkEnd w:id="53"/>
+      <w:bookmarkEnd w:id="54"/>
+      <w:r>
+        <w:rPr>
+          <w:rFonts w:cs="Times New Roman"/>
+        </w:rPr>
+        <w:fldChar w:fldCharType="begin"/>
+      </w:r>
+      <w:r>
+        <w:rPr>
+          <w:rFonts w:cs="Times New Roman"/>
+        </w:rPr>
+        <w:instrText xml:space="preserve"> BIBLIOGRAPHY  \l 1033 </w:instrText>
+      </w:r>
+      <w:r>
+        <w:rPr>
+          <w:rFonts w:cs="Times New Roman"/>
+        </w:rPr>
+        <w:fldChar w:fldCharType="separate"/>
+      </w:r>
+    </w:p>
+    <w:tbl>
+      <w:tblPr>
+        <w:tblW w:w="5000" w:type="pct"/>
+        <w:tblCellSpacing w:w="15" w:type="dxa"/>
+        <w:tblCellMar>
+          <w:top w:w="15" w:type="dxa"/>
+          <w:left w:w="15" w:type="dxa"/>
+          <w:bottom w:w="15" w:type="dxa"/>
+          <w:right w:w="15" w:type="dxa"/>
+        </w:tblCellMar>
+        <w:tblLook w:val="04A0" w:firstRow="1" w:lastRow="0" w:firstColumn="1" w:lastColumn="0" w:noHBand="0" w:noVBand="1"/>
+      </w:tblPr>
+      <w:tblGrid>
+        <w:gridCol w:w="379"/>
+        <w:gridCol w:w="8782"/>
+      </w:tblGrid>
+      <w:tr>
+        <w:trPr>
+          <w:divId w:val="431249198"/>
+          <w:tblCellSpacing w:w="15" w:type="dxa"/>
+        </w:trPr>
+        <w:tc>
+          <w:tcPr>
+            <w:tcW w:w="50" w:type="pct"/>
+            <w:hideMark/>
+          </w:tcPr>
+          <w:p>
+            <w:pPr>
+              <w:pStyle w:val="Bibliography"/>
+              <w:rPr>
+                <w:noProof/>
+                <w:sz w:val="24"/>
+                <w:szCs w:val="24"/>
+              </w:rPr>
+            </w:pPr>
+            <w:r>
+              <w:rPr>
+                <w:noProof/>
+              </w:rPr>
+              <w:t xml:space="preserve">[1] </w:t>
+            </w:r>
+          </w:p>
+        </w:tc>
+        <w:tc>
+          <w:tcPr>
+            <w:tcW w:w="0" w:type="auto"/>
+            <w:hideMark/>
+          </w:tcPr>
+          <w:p>
+            <w:pPr>
+              <w:pStyle w:val="Bibliography"/>
+              <w:rPr>
+                <w:noProof/>
+              </w:rPr>
+            </w:pPr>
+            <w:r>
+              <w:rPr>
+                <w:noProof/>
+              </w:rPr>
+              <w:t xml:space="preserve">S. Musib, Spring Boot in Practice, NY: Manning Publications Co., 1964. </w:t>
+            </w:r>
+          </w:p>
+        </w:tc>
+      </w:tr>
+    </w:tbl>
+    <w:p>
+      <w:pPr>
+        <w:divId w:val="431249198"/>
+        <w:rPr>
+          <w:rFonts w:eastAsia="Times New Roman"/>
+          <w:noProof/>
+          <w:lang w:val="en-US"/>
+        </w:rPr>
+      </w:pPr>
+    </w:p>
+    <w:p>
+      <w:pPr>
+        <w:divId w:val="431249198"/>
+        <w:rPr>
+          <w:rFonts w:eastAsia="Times New Roman"/>
+          <w:noProof/>
+          <w:lang w:val="en-US"/>
+        </w:rPr>
+      </w:pPr>
+    </w:p>
+    <w:p>
+      <w:pPr>
+        <w:divId w:val="431249198"/>
+        <w:rPr>
+          <w:rFonts w:eastAsia="Times New Roman"/>
+          <w:noProof/>
+          <w:lang w:val="en-US"/>
+        </w:rPr>
+      </w:pPr>
+    </w:p>
+    <w:p>
+      <w:pPr>
+        <w:divId w:val="431249198"/>
+        <w:rPr>
+          <w:rFonts w:eastAsia="Times New Roman"/>
+          <w:noProof/>
+          <w:lang w:val="en-US"/>
+        </w:rPr>
+      </w:pPr>
+    </w:p>
+    <w:p>
+      <w:pPr>
+        <w:divId w:val="431249198"/>
+        <w:rPr>
+          <w:rFonts w:eastAsia="Times New Roman"/>
+          <w:noProof/>
+          <w:lang w:val="en-US"/>
+        </w:rPr>
+      </w:pPr>
+    </w:p>
+    <w:p>
+      <w:pPr>
+        <w:divId w:val="431249198"/>
+        <w:rPr>
+          <w:rFonts w:eastAsia="Times New Roman"/>
+          <w:noProof/>
+          <w:lang w:val="en-US"/>
+        </w:rPr>
+      </w:pPr>
+    </w:p>
+    <w:p>
+      <w:pPr>
+        <w:divId w:val="431249198"/>
+        <w:rPr>
+          <w:rFonts w:eastAsia="Times New Roman"/>
+          <w:noProof/>
+          <w:lang w:val="en-US"/>
+        </w:rPr>
+      </w:pPr>
+    </w:p>
+    <w:p>
+      <w:pPr>
+        <w:divId w:val="431249198"/>
+        <w:rPr>
+          <w:rFonts w:eastAsia="Times New Roman"/>
+          <w:noProof/>
+          <w:lang w:val="en-US"/>
+        </w:rPr>
+      </w:pPr>
+    </w:p>
+    <w:p>
+      <w:pPr>
+        <w:divId w:val="431249198"/>
+        <w:rPr>
+          <w:rFonts w:eastAsia="Times New Roman"/>
+          <w:noProof/>
+          <w:lang w:val="en-US"/>
+        </w:rPr>
+      </w:pPr>
+    </w:p>
+    <w:p>
+      <w:pPr>
+        <w:divId w:val="431249198"/>
+        <w:rPr>
+          <w:rFonts w:eastAsia="Times New Roman"/>
+          <w:noProof/>
+          <w:lang w:val="en-US"/>
+        </w:rPr>
+      </w:pPr>
+    </w:p>
+    <w:p>
+      <w:pPr>
+        <w:divId w:val="431249198"/>
+        <w:rPr>
+          <w:rFonts w:eastAsia="Times New Roman"/>
+          <w:noProof/>
+          <w:lang w:val="en-US"/>
+        </w:rPr>
+      </w:pPr>
+    </w:p>
+    <w:p>
+      <w:pPr>
+        <w:divId w:val="431249198"/>
+        <w:rPr>
+          <w:rFonts w:eastAsia="Times New Roman"/>
+          <w:noProof/>
+          <w:lang w:val="en-US"/>
+        </w:rPr>
+      </w:pPr>
+    </w:p>
+    <w:p>
+      <w:pPr>
+        <w:divId w:val="431249198"/>
+        <w:rPr>
+          <w:rFonts w:eastAsia="Times New Roman"/>
+          <w:noProof/>
+          <w:lang w:val="en-US"/>
+        </w:rPr>
+      </w:pPr>
+    </w:p>
+    <w:p>
+      <w:pPr>
+        <w:divId w:val="431249198"/>
+        <w:rPr>
+          <w:rFonts w:eastAsia="Times New Roman"/>
+          <w:noProof/>
+          <w:lang w:val="en-US"/>
+        </w:rPr>
+      </w:pPr>
+    </w:p>
+    <w:p>
+      <w:pPr>
+        <w:divId w:val="431249198"/>
+        <w:rPr>
+          <w:rFonts w:eastAsia="Times New Roman"/>
+          <w:noProof/>
+          <w:lang w:val="en-US"/>
+        </w:rPr>
+      </w:pPr>
+    </w:p>
+    <w:p>
+      <w:pPr>
+        <w:divId w:val="431249198"/>
+        <w:rPr>
+          <w:rFonts w:eastAsia="Times New Roman"/>
+          <w:noProof/>
+          <w:lang w:val="en-US"/>
+        </w:rPr>
+      </w:pPr>
+    </w:p>
+    <w:p>
+      <w:pPr>
+        <w:divId w:val="431249198"/>
+        <w:rPr>
+          <w:rFonts w:eastAsia="Times New Roman"/>
+          <w:noProof/>
+          <w:lang w:val="en-US"/>
+        </w:rPr>
+      </w:pPr>
+    </w:p>
+    <w:p>
+      <w:pPr>
+        <w:divId w:val="431249198"/>
+        <w:rPr>
+          <w:rFonts w:eastAsia="Times New Roman"/>
+          <w:noProof/>
+          <w:lang w:val="en-US"/>
+        </w:rPr>
+      </w:pPr>
+    </w:p>
+    <w:p>
+      <w:pPr>
+        <w:divId w:val="431249198"/>
+        <w:rPr>
+          <w:rFonts w:eastAsia="Times New Roman"/>
+          <w:noProof/>
+          <w:lang w:val="en-US"/>
+        </w:rPr>
+      </w:pPr>
+    </w:p>
+    <w:p>
+      <w:pPr>
+        <w:divId w:val="431249198"/>
+        <w:rPr>
+          <w:rFonts w:eastAsia="Times New Roman"/>
+          <w:noProof/>
+          <w:lang w:val="en-US"/>
+        </w:rPr>
+      </w:pPr>
     </w:p>
     <w:p>
       <w:pPr>
@@ -8058,7 +13610,7 @@
           <w:rFonts w:cs="Times New Roman"/>
           <w:lang w:val="en-US"/>
         </w:rPr>
-        <w:br w:type="page"/>
+        <w:fldChar w:fldCharType="end"/>
       </w:r>
     </w:p>
     <w:p>
@@ -8068,18 +13620,17 @@
           <w:rFonts w:cs="Times New Roman"/>
         </w:rPr>
       </w:pPr>
-      <w:bookmarkStart w:id="52" w:name="_Toc202683305"/>
-      <w:r>
-        <w:rPr>
-          <w:rFonts w:cs="Times New Roman"/>
-        </w:rPr>
-        <w:lastRenderedPageBreak/>
+      <w:bookmarkStart w:id="55" w:name="_Toc202683305"/>
+      <w:r>
+        <w:rPr>
+          <w:rFonts w:cs="Times New Roman"/>
+        </w:rPr>
         <w:t>PHỤ LỤC</w:t>
       </w:r>
-      <w:bookmarkEnd w:id="52"/>
+      <w:bookmarkEnd w:id="55"/>
     </w:p>
     <w:sectPr>
-      <w:footerReference w:type="default" r:id="rId12"/>
+      <w:footerReference w:type="default" r:id="rId17"/>
       <w:pgSz w:w="11906" w:h="16838" w:code="9"/>
       <w:pgMar w:top="1134" w:right="1134" w:bottom="1134" w:left="1701" w:header="708" w:footer="708" w:gutter="0"/>
       <w:cols w:space="708"/>
@@ -14484,6 +20035,66 @@
   <w:num w:numId="45" w16cid:durableId="1717970007">
     <w:abstractNumId w:val="39"/>
   </w:num>
+  <w:num w:numId="46" w16cid:durableId="776951923">
+    <w:abstractNumId w:val="33"/>
+    <w:lvlOverride w:ilvl="0">
+      <w:startOverride w:val="1"/>
+    </w:lvlOverride>
+    <w:lvlOverride w:ilvl="1">
+      <w:startOverride w:val="1"/>
+    </w:lvlOverride>
+    <w:lvlOverride w:ilvl="2">
+      <w:startOverride w:val="1"/>
+    </w:lvlOverride>
+    <w:lvlOverride w:ilvl="3">
+      <w:startOverride w:val="1"/>
+    </w:lvlOverride>
+    <w:lvlOverride w:ilvl="4">
+      <w:startOverride w:val="1"/>
+    </w:lvlOverride>
+    <w:lvlOverride w:ilvl="5">
+      <w:startOverride w:val="1"/>
+    </w:lvlOverride>
+    <w:lvlOverride w:ilvl="6">
+      <w:startOverride w:val="1"/>
+    </w:lvlOverride>
+    <w:lvlOverride w:ilvl="7">
+      <w:startOverride w:val="1"/>
+    </w:lvlOverride>
+    <w:lvlOverride w:ilvl="8">
+      <w:startOverride w:val="1"/>
+    </w:lvlOverride>
+  </w:num>
+  <w:num w:numId="47" w16cid:durableId="2094819402">
+    <w:abstractNumId w:val="33"/>
+    <w:lvlOverride w:ilvl="0">
+      <w:startOverride w:val="1"/>
+    </w:lvlOverride>
+    <w:lvlOverride w:ilvl="1">
+      <w:startOverride w:val="1"/>
+    </w:lvlOverride>
+    <w:lvlOverride w:ilvl="2">
+      <w:startOverride w:val="1"/>
+    </w:lvlOverride>
+    <w:lvlOverride w:ilvl="3">
+      <w:startOverride w:val="1"/>
+    </w:lvlOverride>
+    <w:lvlOverride w:ilvl="4">
+      <w:startOverride w:val="1"/>
+    </w:lvlOverride>
+    <w:lvlOverride w:ilvl="5">
+      <w:startOverride w:val="1"/>
+    </w:lvlOverride>
+    <w:lvlOverride w:ilvl="6">
+      <w:startOverride w:val="1"/>
+    </w:lvlOverride>
+    <w:lvlOverride w:ilvl="7">
+      <w:startOverride w:val="1"/>
+    </w:lvlOverride>
+    <w:lvlOverride w:ilvl="8">
+      <w:startOverride w:val="1"/>
+    </w:lvlOverride>
+  </w:num>
 </w:numbering>
 </file>
 
@@ -14506,7 +20117,7 @@
   </w:docDefaults>
   <w:latentStyles w:defLockedState="0" w:defUIPriority="99" w:defSemiHidden="0" w:defUnhideWhenUsed="0" w:defQFormat="0" w:count="376">
     <w:lsdException w:name="Normal" w:uiPriority="0" w:qFormat="1"/>
-    <w:lsdException w:name="heading 1" w:uiPriority="0" w:qFormat="1"/>
+    <w:lsdException w:name="heading 1" w:uiPriority="9" w:qFormat="1"/>
     <w:lsdException w:name="heading 2" w:semiHidden="1" w:uiPriority="9" w:unhideWhenUsed="1" w:qFormat="1"/>
     <w:lsdException w:name="heading 3" w:semiHidden="1" w:uiPriority="9" w:unhideWhenUsed="1" w:qFormat="1"/>
     <w:lsdException w:name="heading 4" w:semiHidden="1" w:uiPriority="9" w:unhideWhenUsed="1" w:qFormat="1"/>
@@ -14900,6 +20511,7 @@
     <w:next w:val="Normal"/>
     <w:link w:val="Heading1Char"/>
     <w:autoRedefine/>
+    <w:uiPriority w:val="9"/>
     <w:qFormat/>
     <w:rsid w:val="00574BE5"/>
     <w:pPr>
@@ -15054,6 +20666,7 @@
     <w:name w:val="Heading 1 Char"/>
     <w:basedOn w:val="DefaultParagraphFont"/>
     <w:link w:val="Heading1"/>
+    <w:uiPriority w:val="9"/>
     <w:rsid w:val="00574BE5"/>
     <w:rPr>
       <w:rFonts w:ascii="Times New Roman" w:eastAsia="Times New Roman" w:hAnsi="Times New Roman" w:cs="Times New Roman"/>
@@ -15422,6 +21035,54 @@
       <w:lang w:val="en-US"/>
     </w:rPr>
   </w:style>
+  <w:style w:type="paragraph" w:styleId="FootnoteText">
+    <w:name w:val="footnote text"/>
+    <w:basedOn w:val="Normal"/>
+    <w:link w:val="FootnoteTextChar"/>
+    <w:uiPriority w:val="99"/>
+    <w:semiHidden/>
+    <w:unhideWhenUsed/>
+    <w:rsid w:val="00E47237"/>
+    <w:pPr>
+      <w:spacing w:after="0" w:line="240" w:lineRule="auto"/>
+    </w:pPr>
+    <w:rPr>
+      <w:sz w:val="20"/>
+      <w:szCs w:val="20"/>
+    </w:rPr>
+  </w:style>
+  <w:style w:type="character" w:customStyle="1" w:styleId="FootnoteTextChar">
+    <w:name w:val="Footnote Text Char"/>
+    <w:basedOn w:val="DefaultParagraphFont"/>
+    <w:link w:val="FootnoteText"/>
+    <w:uiPriority w:val="99"/>
+    <w:semiHidden/>
+    <w:rsid w:val="00E47237"/>
+    <w:rPr>
+      <w:rFonts w:ascii="Times New Roman" w:hAnsi="Times New Roman"/>
+      <w:sz w:val="20"/>
+      <w:szCs w:val="20"/>
+    </w:rPr>
+  </w:style>
+  <w:style w:type="character" w:styleId="FootnoteReference">
+    <w:name w:val="footnote reference"/>
+    <w:basedOn w:val="DefaultParagraphFont"/>
+    <w:uiPriority w:val="99"/>
+    <w:semiHidden/>
+    <w:unhideWhenUsed/>
+    <w:rsid w:val="00E47237"/>
+    <w:rPr>
+      <w:vertAlign w:val="superscript"/>
+    </w:rPr>
+  </w:style>
+  <w:style w:type="paragraph" w:styleId="Bibliography">
+    <w:name w:val="Bibliography"/>
+    <w:basedOn w:val="Normal"/>
+    <w:next w:val="Normal"/>
+    <w:uiPriority w:val="37"/>
+    <w:unhideWhenUsed/>
+    <w:rsid w:val="00E47237"/>
+  </w:style>
 </w:styles>
 </file>
 
@@ -15711,11 +21372,32 @@
 </file>
 
 <file path=customXml/item1.xml><?xml version="1.0" encoding="utf-8"?>
-<b:Sources xmlns:b="http://schemas.openxmlformats.org/officeDocument/2006/bibliography" xmlns="http://schemas.openxmlformats.org/officeDocument/2006/bibliography" SelectedStyle="\APA.XSL" StyleName="APA"/>
+<b:Sources xmlns:b="http://schemas.openxmlformats.org/officeDocument/2006/bibliography" xmlns="http://schemas.openxmlformats.org/officeDocument/2006/bibliography" SelectedStyle="\IEEE2006OfficeOnline.xsl" StyleName="IEEE" Version="2006">
+  <b:Source>
+    <b:Tag>Som64</b:Tag>
+    <b:SourceType>Book</b:SourceType>
+    <b:Guid>{3B4D1570-14E8-4CD1-B883-4A684009976A}</b:Guid>
+    <b:Author>
+      <b:Author>
+        <b:NameList>
+          <b:Person>
+            <b:Last>Musib</b:Last>
+            <b:First>Somnath</b:First>
+          </b:Person>
+        </b:NameList>
+      </b:Author>
+    </b:Author>
+    <b:Title>Spring Boot in Practice</b:Title>
+    <b:Year>1964</b:Year>
+    <b:City>NY</b:City>
+    <b:Publisher>Manning Publications Co.</b:Publisher>
+    <b:RefOrder>1</b:RefOrder>
+  </b:Source>
+</b:Sources>
 </file>
 
 <file path=customXml/itemProps1.xml><?xml version="1.0" encoding="utf-8"?>
-<ds:datastoreItem xmlns:ds="http://schemas.openxmlformats.org/officeDocument/2006/customXml" ds:itemID="{B2FACB2E-F187-4CFC-A5AA-A27B1F7BA5A9}">
+<ds:datastoreItem xmlns:ds="http://schemas.openxmlformats.org/officeDocument/2006/customXml" ds:itemID="{AF4532ED-EF45-4B2A-B237-E6318313E210}">
   <ds:schemaRefs>
     <ds:schemaRef ds:uri="http://schemas.openxmlformats.org/officeDocument/2006/bibliography"/>
   </ds:schemaRefs>
